--- a/files/Powell, Caleb, Resume.docx
+++ b/files/Powell, Caleb, Resume.docx
@@ -72,27 +72,7 @@
           <w:bdr w:val="none" w:sz="0" w:space="0" w:color="auto" w:frame="1"/>
           <w:shd w:val="clear" w:color="auto" w:fill="FFFFFF"/>
         </w:rPr>
-        <w:t>https://www.calebmp</w:t>
-      </w:r>
-      <w:r>
-        <w:rPr>
-          <w:rFonts w:ascii="Garamond" w:hAnsi="Garamond" w:cstheme="minorHAnsi"/>
-          <w:sz w:val="23"/>
-          <w:szCs w:val="23"/>
-          <w:bdr w:val="none" w:sz="0" w:space="0" w:color="auto" w:frame="1"/>
-          <w:shd w:val="clear" w:color="auto" w:fill="FFFFFF"/>
-        </w:rPr>
-        <w:t>o</w:t>
-      </w:r>
-      <w:r>
-        <w:rPr>
-          <w:rFonts w:ascii="Garamond" w:hAnsi="Garamond" w:cstheme="minorHAnsi"/>
-          <w:sz w:val="23"/>
-          <w:szCs w:val="23"/>
-          <w:bdr w:val="none" w:sz="0" w:space="0" w:color="auto" w:frame="1"/>
-          <w:shd w:val="clear" w:color="auto" w:fill="FFFFFF"/>
-        </w:rPr>
-        <w:t>well.com/</w:t>
+        <w:t>https://www.calebmpowell.com/</w:t>
       </w:r>
     </w:p>
     <w:p>
@@ -119,8 +99,6 @@
           <w:rFonts w:ascii="Garamond" w:hAnsi="Garamond"/>
           <w:b/>
           <w:bCs/>
-          <w:sz w:val="22"/>
-          <w:szCs w:val="22"/>
         </w:rPr>
       </w:pPr>
       <w:r>
@@ -128,8 +106,6 @@
           <w:rFonts w:ascii="Garamond" w:hAnsi="Garamond"/>
           <w:b/>
           <w:bCs/>
-          <w:sz w:val="22"/>
-          <w:szCs w:val="22"/>
         </w:rPr>
         <w:t>PROFILE</w:t>
       </w:r>
@@ -156,7 +132,7 @@
           <w:sz w:val="22"/>
           <w:szCs w:val="22"/>
         </w:rPr>
-        <w:t>Currently pursuing opportunities in web application development, and database managemen</w:t>
+        <w:t>Currently pursuing opportunities in web application development and database managemen</w:t>
       </w:r>
       <w:r>
         <w:rPr>
@@ -193,8 +169,6 @@
           <w:rFonts w:ascii="Garamond" w:hAnsi="Garamond"/>
           <w:b/>
           <w:bCs/>
-          <w:sz w:val="22"/>
-          <w:szCs w:val="22"/>
         </w:rPr>
       </w:pPr>
       <w:r>
@@ -202,8 +176,6 @@
           <w:rFonts w:ascii="Garamond" w:hAnsi="Garamond"/>
           <w:b/>
           <w:bCs/>
-          <w:sz w:val="22"/>
-          <w:szCs w:val="22"/>
         </w:rPr>
         <w:t>EDUCATION</w:t>
       </w:r>
@@ -359,6 +331,18 @@
         </w:rPr>
         <w:t xml:space="preserve"> </w:t>
       </w:r>
+    </w:p>
+    <w:p>
+      <w:pPr>
+        <w:tabs>
+          <w:tab w:val="right" w:pos="10800"/>
+        </w:tabs>
+        <w:rPr>
+          <w:rFonts w:ascii="Garamond" w:hAnsi="Garamond"/>
+          <w:sz w:val="22"/>
+          <w:szCs w:val="22"/>
+        </w:rPr>
+      </w:pPr>
     </w:p>
     <w:p>
       <w:pPr>
@@ -651,8 +635,19 @@
           <w:sz w:val="22"/>
           <w:szCs w:val="22"/>
         </w:rPr>
-        <w:t>C, Java, HTML, CSS, Javascript</w:t>
-      </w:r>
+        <w:t xml:space="preserve">C, Java, HTML, CSS, </w:t>
+      </w:r>
+      <w:proofErr w:type="spellStart"/>
+      <w:r>
+        <w:rPr>
+          <w:rFonts w:ascii="Garamond" w:hAnsi="Garamond"/>
+          <w:bCs/>
+          <w:sz w:val="22"/>
+          <w:szCs w:val="22"/>
+        </w:rPr>
+        <w:t>Javascript</w:t>
+      </w:r>
+      <w:proofErr w:type="spellEnd"/>
       <w:r>
         <w:rPr>
           <w:rFonts w:ascii="Garamond" w:hAnsi="Garamond"/>
@@ -863,16 +858,12 @@
         <w:rPr>
           <w:rFonts w:ascii="Garamond" w:hAnsi="Garamond"/>
           <w:b/>
-          <w:sz w:val="22"/>
-          <w:szCs w:val="22"/>
         </w:rPr>
       </w:pPr>
       <w:r>
         <w:rPr>
           <w:rFonts w:ascii="Garamond" w:hAnsi="Garamond"/>
           <w:b/>
-          <w:sz w:val="22"/>
-          <w:szCs w:val="22"/>
         </w:rPr>
         <w:t>PROFESSIONAL EXPERIENCE</w:t>
       </w:r>
@@ -963,16 +954,7 @@
           <w:sz w:val="22"/>
           <w:szCs w:val="22"/>
         </w:rPr>
-        <w:t>August 2022</w:t>
-      </w:r>
-      <w:r>
-        <w:rPr>
-          <w:rFonts w:ascii="Garamond" w:hAnsi="Garamond"/>
-          <w:bCs/>
-          <w:sz w:val="22"/>
-          <w:szCs w:val="22"/>
-        </w:rPr>
-        <w:t xml:space="preserve"> </w:t>
+        <w:t xml:space="preserve">August 2022 </w:t>
       </w:r>
       <w:r>
         <w:rPr>
@@ -1022,6 +1004,12 @@
         </w:rPr>
         <w:t xml:space="preserve"> in Java</w:t>
       </w:r>
+      <w:r>
+        <w:rPr>
+          <w:rFonts w:ascii="Garamond" w:hAnsi="Garamond"/>
+        </w:rPr>
+        <w:t>.</w:t>
+      </w:r>
     </w:p>
     <w:p>
       <w:pPr>
@@ -1052,6 +1040,12 @@
           <w:rFonts w:ascii="Garamond" w:hAnsi="Garamond"/>
         </w:rPr>
         <w:t>topics</w:t>
+      </w:r>
+      <w:r>
+        <w:rPr>
+          <w:rFonts w:ascii="Garamond" w:hAnsi="Garamond"/>
+        </w:rPr>
+        <w:t>.</w:t>
       </w:r>
     </w:p>
     <w:p>
@@ -1277,6 +1271,12 @@
         </w:rPr>
         <w:t>simulations</w:t>
       </w:r>
+      <w:r>
+        <w:rPr>
+          <w:rFonts w:ascii="Garamond" w:hAnsi="Garamond"/>
+        </w:rPr>
+        <w:t>.</w:t>
+      </w:r>
     </w:p>
     <w:p>
       <w:pPr>
@@ -1361,6 +1361,12 @@
           <w:rFonts w:ascii="Garamond" w:hAnsi="Garamond"/>
         </w:rPr>
         <w:t xml:space="preserve"> simulations</w:t>
+      </w:r>
+      <w:r>
+        <w:rPr>
+          <w:rFonts w:ascii="Garamond" w:hAnsi="Garamond"/>
+        </w:rPr>
+        <w:t>.</w:t>
       </w:r>
     </w:p>
     <w:p>
@@ -1517,6 +1523,12 @@
         </w:rPr>
         <w:t xml:space="preserve"> of a web product design</w:t>
       </w:r>
+      <w:r>
+        <w:rPr>
+          <w:rFonts w:ascii="Garamond" w:hAnsi="Garamond"/>
+        </w:rPr>
+        <w:t>.</w:t>
+      </w:r>
     </w:p>
     <w:p>
       <w:pPr>
@@ -1548,6 +1560,12 @@
         </w:rPr>
         <w:t>JavaScript, and CSS skills</w:t>
       </w:r>
+      <w:r>
+        <w:rPr>
+          <w:rFonts w:ascii="Garamond" w:hAnsi="Garamond"/>
+        </w:rPr>
+        <w:t>.</w:t>
+      </w:r>
     </w:p>
     <w:p>
       <w:pPr>
@@ -1738,13 +1756,13 @@
         <w:rPr>
           <w:rFonts w:ascii="Garamond" w:hAnsi="Garamond"/>
         </w:rPr>
-        <w:t xml:space="preserve">of introductory physics students </w:t>
-      </w:r>
-      <w:r>
-        <w:rPr>
-          <w:rFonts w:ascii="Garamond" w:hAnsi="Garamond"/>
-        </w:rPr>
-        <w:t xml:space="preserve"> </w:t>
+        <w:t>of introductory physics students</w:t>
+      </w:r>
+      <w:r>
+        <w:rPr>
+          <w:rFonts w:ascii="Garamond" w:hAnsi="Garamond"/>
+        </w:rPr>
+        <w:t>.</w:t>
       </w:r>
     </w:p>
     <w:p>
@@ -1813,6 +1831,12 @@
         </w:rPr>
         <w:t xml:space="preserve"> for students</w:t>
       </w:r>
+      <w:r>
+        <w:rPr>
+          <w:rFonts w:ascii="Garamond" w:hAnsi="Garamond"/>
+        </w:rPr>
+        <w:t>.</w:t>
+      </w:r>
     </w:p>
     <w:p>
       <w:pPr>
@@ -1942,6 +1966,12 @@
         </w:rPr>
         <w:t>Assembled group tutoring sessions to assist students with difficult courses</w:t>
       </w:r>
+      <w:r>
+        <w:rPr>
+          <w:rFonts w:ascii="Garamond" w:hAnsi="Garamond"/>
+        </w:rPr>
+        <w:t>.</w:t>
+      </w:r>
     </w:p>
     <w:p>
       <w:pPr>
@@ -2080,7 +2110,13 @@
         <w:rPr>
           <w:rFonts w:ascii="Garamond" w:hAnsi="Garamond"/>
         </w:rPr>
-        <w:t xml:space="preserve">College’s library </w:t>
+        <w:t>College’s library</w:t>
+      </w:r>
+      <w:r>
+        <w:rPr>
+          <w:rFonts w:ascii="Garamond" w:hAnsi="Garamond"/>
+        </w:rPr>
+        <w:t>.</w:t>
       </w:r>
     </w:p>
     <w:p>
@@ -2149,6 +2185,12 @@
         </w:rPr>
         <w:t>of posters for events</w:t>
       </w:r>
+      <w:r>
+        <w:rPr>
+          <w:rFonts w:ascii="Garamond" w:hAnsi="Garamond"/>
+        </w:rPr>
+        <w:t>.</w:t>
+      </w:r>
     </w:p>
     <w:p>
       <w:pPr>
@@ -2178,8 +2220,6 @@
           <w:rFonts w:ascii="Garamond" w:hAnsi="Garamond"/>
           <w:b/>
           <w:bCs/>
-          <w:sz w:val="22"/>
-          <w:szCs w:val="22"/>
         </w:rPr>
         <w:t>EXTRACURRICULAR EXPERIENCE</w:t>
       </w:r>
@@ -2395,6 +2435,12 @@
         </w:rPr>
         <w:t xml:space="preserve"> within the year</w:t>
       </w:r>
+      <w:r>
+        <w:rPr>
+          <w:rFonts w:ascii="Garamond" w:hAnsi="Garamond"/>
+        </w:rPr>
+        <w:t>.</w:t>
+      </w:r>
     </w:p>
     <w:p>
       <w:pPr>
@@ -2451,6 +2497,12 @@
         </w:rPr>
         <w:t>Computing Machinery (ACM)</w:t>
       </w:r>
+      <w:r>
+        <w:rPr>
+          <w:rFonts w:ascii="Garamond" w:hAnsi="Garamond"/>
+        </w:rPr>
+        <w:t>.</w:t>
+      </w:r>
     </w:p>
     <w:p>
       <w:pPr>
@@ -2542,6 +2594,12 @@
         </w:rPr>
         <w:t>s</w:t>
       </w:r>
+      <w:r>
+        <w:rPr>
+          <w:rFonts w:ascii="Garamond" w:hAnsi="Garamond"/>
+        </w:rPr>
+        <w:t>.</w:t>
+      </w:r>
     </w:p>
     <w:p>
       <w:pPr>
@@ -2746,7 +2804,14 @@
           <w:rFonts w:ascii="Garamond" w:hAnsi="Garamond"/>
           <w:bCs/>
         </w:rPr>
-        <w:t xml:space="preserve"> to engage with their fellow students</w:t>
+        <w:t xml:space="preserve"> to engage with fellow students</w:t>
+      </w:r>
+      <w:r>
+        <w:rPr>
+          <w:rFonts w:ascii="Garamond" w:hAnsi="Garamond"/>
+          <w:bCs/>
+        </w:rPr>
+        <w:t>.</w:t>
       </w:r>
     </w:p>
     <w:p>
@@ -2808,7 +2873,14 @@
           <w:rFonts w:ascii="Garamond" w:hAnsi="Garamond"/>
           <w:bCs/>
         </w:rPr>
-        <w:t xml:space="preserve">interactive demonstrations </w:t>
+        <w:t>interactive demonstrations</w:t>
+      </w:r>
+      <w:r>
+        <w:rPr>
+          <w:rFonts w:ascii="Garamond" w:hAnsi="Garamond"/>
+          <w:bCs/>
+        </w:rPr>
+        <w:t>.</w:t>
       </w:r>
     </w:p>
     <w:p>
@@ -2870,6 +2942,12 @@
         </w:rPr>
         <w:t>Participated in club activities such as design competitions</w:t>
       </w:r>
+      <w:r>
+        <w:rPr>
+          <w:rFonts w:ascii="Garamond" w:hAnsi="Garamond"/>
+        </w:rPr>
+        <w:t>.</w:t>
+      </w:r>
     </w:p>
     <w:p>
       <w:pPr>
@@ -2891,6 +2969,12 @@
           <w:rFonts w:ascii="Garamond" w:hAnsi="Garamond"/>
         </w:rPr>
         <w:t>Improved 3D printing methods and knowledge of SolidWorks 3D modeling software</w:t>
+      </w:r>
+      <w:r>
+        <w:rPr>
+          <w:rFonts w:ascii="Garamond" w:hAnsi="Garamond"/>
+        </w:rPr>
+        <w:t>.</w:t>
       </w:r>
     </w:p>
     <w:sectPr>

--- a/files/Powell, Caleb, Resume.docx
+++ b/files/Powell, Caleb, Resume.docx
@@ -124,31 +124,63 @@
           <w:sz w:val="22"/>
           <w:szCs w:val="22"/>
         </w:rPr>
-        <w:t xml:space="preserve">A recent graduate from Wabash College with a double major in Physics and Mathematics and a minor in Computer Science. Looking to expand upon my minor studies by pursuing a Master of Science in Computer Science and Software Engineering at Auburn University. </w:t>
-      </w:r>
-      <w:r>
-        <w:rPr>
-          <w:rFonts w:ascii="Garamond" w:hAnsi="Garamond"/>
-          <w:sz w:val="22"/>
-          <w:szCs w:val="22"/>
-        </w:rPr>
-        <w:t>Currently pursuing opportunities in web application development and database managemen</w:t>
-      </w:r>
-      <w:r>
-        <w:rPr>
-          <w:rFonts w:ascii="Garamond" w:hAnsi="Garamond"/>
-          <w:sz w:val="22"/>
-          <w:szCs w:val="22"/>
-        </w:rPr>
-        <w:t>t/</w:t>
-      </w:r>
-      <w:r>
-        <w:rPr>
-          <w:rFonts w:ascii="Garamond" w:hAnsi="Garamond"/>
-          <w:sz w:val="22"/>
-          <w:szCs w:val="22"/>
-        </w:rPr>
-        <w:t>analysis.</w:t>
+        <w:t>Current</w:t>
+      </w:r>
+      <w:r>
+        <w:rPr>
+          <w:rFonts w:ascii="Garamond" w:hAnsi="Garamond"/>
+          <w:sz w:val="22"/>
+          <w:szCs w:val="22"/>
+        </w:rPr>
+        <w:t xml:space="preserve"> Computer Science and Software Engineering Graduate Student at Auburn University, dedicated to advancing the field of technology through innovative research. Currently, I am </w:t>
+      </w:r>
+      <w:r>
+        <w:rPr>
+          <w:rFonts w:ascii="Garamond" w:hAnsi="Garamond"/>
+          <w:sz w:val="22"/>
+          <w:szCs w:val="22"/>
+        </w:rPr>
+        <w:t>a Graduate Research Assistant</w:t>
+      </w:r>
+      <w:r>
+        <w:rPr>
+          <w:rFonts w:ascii="Garamond" w:hAnsi="Garamond"/>
+          <w:sz w:val="22"/>
+          <w:szCs w:val="22"/>
+        </w:rPr>
+        <w:t xml:space="preserve"> </w:t>
+      </w:r>
+      <w:r>
+        <w:rPr>
+          <w:rFonts w:ascii="Garamond" w:hAnsi="Garamond"/>
+          <w:sz w:val="22"/>
+          <w:szCs w:val="22"/>
+        </w:rPr>
+        <w:t>at</w:t>
+      </w:r>
+      <w:r>
+        <w:rPr>
+          <w:rFonts w:ascii="Garamond" w:hAnsi="Garamond"/>
+          <w:sz w:val="22"/>
+          <w:szCs w:val="22"/>
+        </w:rPr>
+        <w:t xml:space="preserve"> Auburn's RFID Lab, where I contribute my expertise as a member of the Robotics and Automation team.</w:t>
+      </w:r>
+      <w:r>
+        <w:rPr>
+          <w:rFonts w:ascii="Garamond" w:hAnsi="Garamond"/>
+          <w:sz w:val="22"/>
+          <w:szCs w:val="22"/>
+        </w:rPr>
+        <w:t xml:space="preserve"> </w:t>
+      </w:r>
+      <w:r>
+        <w:rPr>
+          <w:rFonts w:ascii="Garamond" w:hAnsi="Garamond"/>
+          <w:sz w:val="22"/>
+          <w:szCs w:val="22"/>
+        </w:rPr>
+        <w:t>With a strong foundation in Physics and Mathematics acquired during my undergraduate studies, I am now eagerly seeking opportunities to leverage my analytical skills in the realm of real-world data. My passion lies in harnessing the power of data analysis to decode and optimize RFID technology, making a meaningful impact in the world of technology and automation.</w:t>
       </w:r>
       <w:r>
         <w:rPr>
@@ -635,19 +667,8 @@
           <w:sz w:val="22"/>
           <w:szCs w:val="22"/>
         </w:rPr>
-        <w:t xml:space="preserve">C, Java, HTML, CSS, </w:t>
-      </w:r>
-      <w:proofErr w:type="spellStart"/>
-      <w:r>
-        <w:rPr>
-          <w:rFonts w:ascii="Garamond" w:hAnsi="Garamond"/>
-          <w:bCs/>
-          <w:sz w:val="22"/>
-          <w:szCs w:val="22"/>
-        </w:rPr>
-        <w:t>Javascript</w:t>
-      </w:r>
-      <w:proofErr w:type="spellEnd"/>
+        <w:t>C, Java, HTML, CSS, Javascript</w:t>
+      </w:r>
       <w:r>
         <w:rPr>
           <w:rFonts w:ascii="Garamond" w:hAnsi="Garamond"/>
@@ -716,6 +737,24 @@
           <w:szCs w:val="22"/>
         </w:rPr>
         <w:t xml:space="preserve"> in </w:t>
+      </w:r>
+      <w:r>
+        <w:rPr>
+          <w:rFonts w:ascii="Garamond" w:hAnsi="Garamond"/>
+          <w:bCs/>
+          <w:sz w:val="22"/>
+          <w:szCs w:val="22"/>
+        </w:rPr>
+        <w:t xml:space="preserve">ROS, ROS2, </w:t>
+      </w:r>
+      <w:r>
+        <w:rPr>
+          <w:rFonts w:ascii="Garamond" w:hAnsi="Garamond"/>
+          <w:bCs/>
+          <w:sz w:val="22"/>
+          <w:szCs w:val="22"/>
+        </w:rPr>
+        <w:t xml:space="preserve">Boston Dynamics SDK, </w:t>
       </w:r>
       <w:r>
         <w:rPr>
@@ -873,9 +912,157 @@
         <w:tabs>
           <w:tab w:val="right" w:pos="10800"/>
         </w:tabs>
+        <w:spacing w:line="259" w:lineRule="auto"/>
+        <w:rPr>
+          <w:rFonts w:ascii="Garamond" w:hAnsi="Garamond"/>
+          <w:sz w:val="22"/>
+          <w:szCs w:val="22"/>
+        </w:rPr>
+      </w:pPr>
+      <w:r>
+        <w:rPr>
+          <w:rFonts w:ascii="Garamond" w:hAnsi="Garamond"/>
+          <w:b/>
+          <w:sz w:val="22"/>
+          <w:szCs w:val="22"/>
+        </w:rPr>
+        <w:t>Graduate Research Assistant</w:t>
+      </w:r>
+      <w:r>
+        <w:rPr>
+          <w:rFonts w:ascii="Garamond" w:hAnsi="Garamond"/>
+          <w:b/>
+          <w:sz w:val="22"/>
+          <w:szCs w:val="22"/>
+        </w:rPr>
+        <w:t xml:space="preserve">, </w:t>
+      </w:r>
+      <w:r>
+        <w:rPr>
+          <w:rFonts w:ascii="Garamond" w:hAnsi="Garamond"/>
+          <w:sz w:val="22"/>
+          <w:szCs w:val="22"/>
+        </w:rPr>
+        <w:t>Auburn University</w:t>
+      </w:r>
+      <w:r>
+        <w:rPr>
+          <w:rFonts w:ascii="Garamond" w:hAnsi="Garamond"/>
+          <w:sz w:val="22"/>
+          <w:szCs w:val="22"/>
+        </w:rPr>
+        <w:t xml:space="preserve">, </w:t>
+      </w:r>
+      <w:r>
+        <w:rPr>
+          <w:rFonts w:ascii="Garamond" w:hAnsi="Garamond"/>
+          <w:sz w:val="22"/>
+          <w:szCs w:val="22"/>
+        </w:rPr>
+        <w:t>Auburn, AL</w:t>
+      </w:r>
+      <w:r>
+        <w:rPr>
+          <w:rFonts w:ascii="Garamond" w:hAnsi="Garamond"/>
+          <w:sz w:val="22"/>
+          <w:szCs w:val="22"/>
+        </w:rPr>
+        <w:tab/>
+      </w:r>
+      <w:r>
+        <w:rPr>
+          <w:rFonts w:ascii="Garamond" w:hAnsi="Garamond"/>
+          <w:bCs/>
+          <w:sz w:val="22"/>
+          <w:szCs w:val="22"/>
+        </w:rPr>
+        <w:t>May 2023</w:t>
+      </w:r>
+      <w:r>
+        <w:rPr>
+          <w:rFonts w:ascii="Garamond" w:hAnsi="Garamond"/>
+          <w:bCs/>
+          <w:sz w:val="22"/>
+          <w:szCs w:val="22"/>
+        </w:rPr>
+        <w:t xml:space="preserve"> </w:t>
+      </w:r>
+      <w:r>
+        <w:rPr>
+          <w:rFonts w:ascii="Garamond" w:hAnsi="Garamond"/>
+          <w:bCs/>
+          <w:sz w:val="22"/>
+          <w:szCs w:val="22"/>
+        </w:rPr>
+        <w:t>– Present</w:t>
+      </w:r>
+      <w:r>
+        <w:rPr>
+          <w:rFonts w:ascii="Garamond" w:hAnsi="Garamond"/>
+          <w:sz w:val="22"/>
+          <w:szCs w:val="22"/>
+        </w:rPr>
+        <w:t xml:space="preserve"> </w:t>
+      </w:r>
+    </w:p>
+    <w:p>
+      <w:pPr>
+        <w:pStyle w:val="ListParagraph"/>
+        <w:numPr>
+          <w:ilvl w:val="0"/>
+          <w:numId w:val="22"/>
+        </w:numPr>
         <w:spacing w:after="1" w:line="257" w:lineRule="auto"/>
         <w:rPr>
           <w:rFonts w:ascii="Garamond" w:hAnsi="Garamond"/>
+        </w:rPr>
+      </w:pPr>
+      <w:r>
+        <w:rPr>
+          <w:rFonts w:ascii="Garamond" w:hAnsi="Garamond"/>
+        </w:rPr>
+        <w:t>Expanded upon current research efforts in autonomous inventory tracking and localization.</w:t>
+      </w:r>
+      <w:r>
+        <w:rPr>
+          <w:rFonts w:ascii="Garamond" w:hAnsi="Garamond"/>
+        </w:rPr>
+        <w:t xml:space="preserve"> </w:t>
+      </w:r>
+    </w:p>
+    <w:p>
+      <w:pPr>
+        <w:pStyle w:val="ListParagraph"/>
+        <w:numPr>
+          <w:ilvl w:val="0"/>
+          <w:numId w:val="22"/>
+        </w:numPr>
+        <w:spacing w:after="1" w:line="257" w:lineRule="auto"/>
+        <w:rPr>
+          <w:rFonts w:ascii="Garamond" w:hAnsi="Garamond"/>
+        </w:rPr>
+      </w:pPr>
+      <w:r>
+        <w:rPr>
+          <w:rFonts w:ascii="Garamond" w:hAnsi="Garamond"/>
+        </w:rPr>
+        <w:t xml:space="preserve">Developed software </w:t>
+      </w:r>
+      <w:r>
+        <w:rPr>
+          <w:rFonts w:ascii="Garamond" w:hAnsi="Garamond"/>
+        </w:rPr>
+        <w:t>for Boston Dynamics SPOT robot for tool tracking on construction sites.</w:t>
+      </w:r>
+    </w:p>
+    <w:p>
+      <w:pPr>
+        <w:tabs>
+          <w:tab w:val="right" w:pos="10800"/>
+        </w:tabs>
+        <w:spacing w:after="1" w:line="257" w:lineRule="auto"/>
+        <w:rPr>
+          <w:rFonts w:ascii="Garamond" w:hAnsi="Garamond"/>
           <w:sz w:val="22"/>
           <w:szCs w:val="22"/>
         </w:rPr>
@@ -971,7 +1158,7 @@
           <w:sz w:val="22"/>
           <w:szCs w:val="22"/>
         </w:rPr>
-        <w:t>Present</w:t>
+        <w:t>August 2023</w:t>
       </w:r>
     </w:p>
     <w:p>
@@ -1843,141 +2030,6 @@
         <w:tabs>
           <w:tab w:val="right" w:pos="10800"/>
         </w:tabs>
-        <w:spacing w:line="259" w:lineRule="auto"/>
-        <w:rPr>
-          <w:rFonts w:ascii="Garamond" w:hAnsi="Garamond"/>
-          <w:sz w:val="22"/>
-          <w:szCs w:val="22"/>
-        </w:rPr>
-      </w:pPr>
-      <w:r>
-        <w:rPr>
-          <w:rFonts w:ascii="Garamond" w:hAnsi="Garamond"/>
-          <w:b/>
-          <w:sz w:val="22"/>
-          <w:szCs w:val="22"/>
-        </w:rPr>
-        <w:t xml:space="preserve">Supplemental Instructor, </w:t>
-      </w:r>
-      <w:r>
-        <w:rPr>
-          <w:rFonts w:ascii="Garamond" w:hAnsi="Garamond"/>
-          <w:sz w:val="22"/>
-          <w:szCs w:val="22"/>
-        </w:rPr>
-        <w:t>Wabash College, Crawfordsville, IN</w:t>
-      </w:r>
-      <w:r>
-        <w:rPr>
-          <w:rFonts w:ascii="Garamond" w:hAnsi="Garamond"/>
-          <w:sz w:val="22"/>
-          <w:szCs w:val="22"/>
-        </w:rPr>
-        <w:tab/>
-      </w:r>
-      <w:r>
-        <w:rPr>
-          <w:rFonts w:ascii="Garamond" w:hAnsi="Garamond"/>
-          <w:bCs/>
-          <w:sz w:val="22"/>
-          <w:szCs w:val="22"/>
-        </w:rPr>
-        <w:t xml:space="preserve">August 2020 </w:t>
-      </w:r>
-      <w:r>
-        <w:rPr>
-          <w:rFonts w:ascii="Garamond" w:hAnsi="Garamond"/>
-          <w:bCs/>
-          <w:sz w:val="22"/>
-          <w:szCs w:val="22"/>
-        </w:rPr>
-        <w:t xml:space="preserve">– </w:t>
-      </w:r>
-      <w:r>
-        <w:rPr>
-          <w:rFonts w:ascii="Garamond" w:hAnsi="Garamond"/>
-          <w:bCs/>
-          <w:sz w:val="22"/>
-          <w:szCs w:val="22"/>
-        </w:rPr>
-        <w:t>November 2020</w:t>
-      </w:r>
-      <w:r>
-        <w:rPr>
-          <w:rFonts w:ascii="Garamond" w:hAnsi="Garamond"/>
-          <w:sz w:val="22"/>
-          <w:szCs w:val="22"/>
-        </w:rPr>
-        <w:t xml:space="preserve"> </w:t>
-      </w:r>
-    </w:p>
-    <w:p>
-      <w:pPr>
-        <w:pStyle w:val="ListParagraph"/>
-        <w:numPr>
-          <w:ilvl w:val="0"/>
-          <w:numId w:val="22"/>
-        </w:numPr>
-        <w:spacing w:after="1" w:line="257" w:lineRule="auto"/>
-        <w:rPr>
-          <w:rFonts w:ascii="Garamond" w:hAnsi="Garamond"/>
-        </w:rPr>
-      </w:pPr>
-      <w:r>
-        <w:rPr>
-          <w:rFonts w:ascii="Garamond" w:hAnsi="Garamond"/>
-        </w:rPr>
-        <w:t>Advanced</w:t>
-      </w:r>
-      <w:r>
-        <w:rPr>
-          <w:rFonts w:ascii="Garamond" w:hAnsi="Garamond"/>
-        </w:rPr>
-        <w:t xml:space="preserve"> academic learning opportunities for students in </w:t>
-      </w:r>
-      <w:r>
-        <w:rPr>
-          <w:rFonts w:ascii="Garamond" w:hAnsi="Garamond"/>
-        </w:rPr>
-        <w:t xml:space="preserve">Algebra Physics (PHY-109) </w:t>
-      </w:r>
-      <w:r>
-        <w:rPr>
-          <w:rFonts w:ascii="Garamond" w:hAnsi="Garamond"/>
-        </w:rPr>
-        <w:t xml:space="preserve"> </w:t>
-      </w:r>
-    </w:p>
-    <w:p>
-      <w:pPr>
-        <w:pStyle w:val="ListParagraph"/>
-        <w:numPr>
-          <w:ilvl w:val="0"/>
-          <w:numId w:val="22"/>
-        </w:numPr>
-        <w:spacing w:after="1" w:line="257" w:lineRule="auto"/>
-        <w:rPr>
-          <w:rFonts w:ascii="Garamond" w:hAnsi="Garamond"/>
-        </w:rPr>
-      </w:pPr>
-      <w:r>
-        <w:rPr>
-          <w:rFonts w:ascii="Garamond" w:hAnsi="Garamond"/>
-        </w:rPr>
-        <w:t>Assembled group tutoring sessions to assist students with difficult courses</w:t>
-      </w:r>
-      <w:r>
-        <w:rPr>
-          <w:rFonts w:ascii="Garamond" w:hAnsi="Garamond"/>
-        </w:rPr>
-        <w:t>.</w:t>
-      </w:r>
-    </w:p>
-    <w:p>
-      <w:pPr>
-        <w:tabs>
-          <w:tab w:val="right" w:pos="10800"/>
-        </w:tabs>
         <w:rPr>
           <w:rFonts w:ascii="Garamond" w:hAnsi="Garamond"/>
           <w:sz w:val="22"/>
@@ -2879,100 +2931,6 @@
         <w:rPr>
           <w:rFonts w:ascii="Garamond" w:hAnsi="Garamond"/>
           <w:bCs/>
-        </w:rPr>
-        <w:t>.</w:t>
-      </w:r>
-    </w:p>
-    <w:p>
-      <w:pPr>
-        <w:tabs>
-          <w:tab w:val="right" w:pos="10800"/>
-        </w:tabs>
-        <w:rPr>
-          <w:rFonts w:ascii="Garamond" w:hAnsi="Garamond"/>
-          <w:sz w:val="22"/>
-          <w:szCs w:val="22"/>
-        </w:rPr>
-      </w:pPr>
-      <w:r>
-        <w:rPr>
-          <w:rFonts w:ascii="Garamond" w:hAnsi="Garamond"/>
-          <w:b/>
-          <w:sz w:val="22"/>
-          <w:szCs w:val="22"/>
-        </w:rPr>
-        <w:t xml:space="preserve">Member, </w:t>
-      </w:r>
-      <w:r>
-        <w:rPr>
-          <w:rFonts w:ascii="Garamond" w:hAnsi="Garamond"/>
-          <w:sz w:val="22"/>
-          <w:szCs w:val="22"/>
-        </w:rPr>
-        <w:t xml:space="preserve">3D Printing Club, Wabash College, Crawfordsville, IN                                                        August 2019 – </w:t>
-      </w:r>
-      <w:r>
-        <w:rPr>
-          <w:rFonts w:ascii="Garamond" w:hAnsi="Garamond"/>
-          <w:bCs/>
-          <w:sz w:val="22"/>
-          <w:szCs w:val="22"/>
-        </w:rPr>
-        <w:t>May 2022</w:t>
-      </w:r>
-    </w:p>
-    <w:p>
-      <w:pPr>
-        <w:pStyle w:val="ListParagraph"/>
-        <w:numPr>
-          <w:ilvl w:val="0"/>
-          <w:numId w:val="18"/>
-        </w:numPr>
-        <w:tabs>
-          <w:tab w:val="right" w:pos="10800"/>
-        </w:tabs>
-        <w:spacing w:after="0"/>
-        <w:rPr>
-          <w:rFonts w:ascii="Garamond" w:hAnsi="Garamond"/>
-        </w:rPr>
-      </w:pPr>
-      <w:r>
-        <w:rPr>
-          <w:rFonts w:ascii="Garamond" w:hAnsi="Garamond"/>
-        </w:rPr>
-        <w:t>Participated in club activities such as design competitions</w:t>
-      </w:r>
-      <w:r>
-        <w:rPr>
-          <w:rFonts w:ascii="Garamond" w:hAnsi="Garamond"/>
-        </w:rPr>
-        <w:t>.</w:t>
-      </w:r>
-    </w:p>
-    <w:p>
-      <w:pPr>
-        <w:pStyle w:val="ListParagraph"/>
-        <w:numPr>
-          <w:ilvl w:val="0"/>
-          <w:numId w:val="18"/>
-        </w:numPr>
-        <w:tabs>
-          <w:tab w:val="right" w:pos="10800"/>
-        </w:tabs>
-        <w:spacing w:after="0"/>
-        <w:rPr>
-          <w:rFonts w:ascii="Garamond" w:hAnsi="Garamond"/>
-        </w:rPr>
-      </w:pPr>
-      <w:r>
-        <w:rPr>
-          <w:rFonts w:ascii="Garamond" w:hAnsi="Garamond"/>
-        </w:rPr>
-        <w:t>Improved 3D printing methods and knowledge of SolidWorks 3D modeling software</w:t>
-      </w:r>
-      <w:r>
-        <w:rPr>
-          <w:rFonts w:ascii="Garamond" w:hAnsi="Garamond"/>
         </w:rPr>
         <w:t>.</w:t>
       </w:r>

--- a/files/Powell, Caleb, Resume.docx
+++ b/files/Powell, Caleb, Resume.docx
@@ -34,9 +34,7 @@
         <w:ind w:left="155" w:right="533"/>
         <w:jc w:val="center"/>
         <w:rPr>
-          <w:rStyle w:val="Hyperlink"/>
           <w:rFonts w:ascii="Garamond" w:hAnsi="Garamond" w:cstheme="minorHAnsi"/>
-          <w:color w:val="auto"/>
           <w:sz w:val="23"/>
           <w:szCs w:val="23"/>
           <w:bdr w:val="none" w:sz="0" w:space="0" w:color="auto" w:frame="1"/>
@@ -66,28 +64,12 @@
       </w:r>
       <w:r>
         <w:rPr>
-          <w:rFonts w:ascii="Garamond" w:hAnsi="Garamond" w:cstheme="minorHAnsi"/>
+          <w:rFonts w:ascii="Garamond" w:hAnsi="Garamond"/>
           <w:sz w:val="23"/>
           <w:szCs w:val="23"/>
-          <w:bdr w:val="none" w:sz="0" w:space="0" w:color="auto" w:frame="1"/>
-          <w:shd w:val="clear" w:color="auto" w:fill="FFFFFF"/>
-        </w:rPr>
-        <w:t>https://www.calebmpowell.com/</w:t>
-      </w:r>
-    </w:p>
-    <w:p>
-      <w:pPr>
-        <w:spacing w:line="259" w:lineRule="auto"/>
-        <w:ind w:left="155" w:right="533"/>
-        <w:jc w:val="center"/>
-        <w:rPr>
-          <w:rFonts w:ascii="Garamond" w:hAnsi="Garamond"/>
-          <w:b/>
-          <w:bCs/>
-          <w:sz w:val="22"/>
-          <w:szCs w:val="22"/>
-        </w:rPr>
-      </w:pPr>
+        </w:rPr>
+        <w:t>https://www.linkedin.com/in/calebmpowell/</w:t>
+      </w:r>
     </w:p>
     <w:p>
       <w:pPr>
@@ -124,23 +106,15 @@
           <w:sz w:val="22"/>
           <w:szCs w:val="22"/>
         </w:rPr>
-        <w:t>Current</w:t>
-      </w:r>
-      <w:r>
-        <w:rPr>
-          <w:rFonts w:ascii="Garamond" w:hAnsi="Garamond"/>
-          <w:sz w:val="22"/>
-          <w:szCs w:val="22"/>
-        </w:rPr>
-        <w:t xml:space="preserve"> Computer Science and Software Engineering Graduate Student at Auburn University, dedicated to advancing the field of technology through innovative research. Currently, I am </w:t>
-      </w:r>
-      <w:r>
-        <w:rPr>
-          <w:rFonts w:ascii="Garamond" w:hAnsi="Garamond"/>
-          <w:sz w:val="22"/>
-          <w:szCs w:val="22"/>
-        </w:rPr>
-        <w:t>a Graduate Research Assistant</w:t>
+        <w:t>Computer Science and Software Engineering Graduate Student at Auburn University</w:t>
+      </w:r>
+      <w:r>
+        <w:rPr>
+          <w:rFonts w:ascii="Garamond" w:hAnsi="Garamond"/>
+          <w:sz w:val="22"/>
+          <w:szCs w:val="22"/>
+        </w:rPr>
+        <w:t>, dedicated to advancing the field</w:t>
       </w:r>
       <w:r>
         <w:rPr>
@@ -156,15 +130,7 @@
           <w:sz w:val="22"/>
           <w:szCs w:val="22"/>
         </w:rPr>
-        <w:t>at</w:t>
-      </w:r>
-      <w:r>
-        <w:rPr>
-          <w:rFonts w:ascii="Garamond" w:hAnsi="Garamond"/>
-          <w:sz w:val="22"/>
-          <w:szCs w:val="22"/>
-        </w:rPr>
-        <w:t xml:space="preserve"> Auburn's RFID Lab, where I contribute my expertise as a member of the Robotics and Automation team.</w:t>
+        <w:t>of technology through innovative research.</w:t>
       </w:r>
       <w:r>
         <w:rPr>
@@ -180,7 +146,143 @@
           <w:sz w:val="22"/>
           <w:szCs w:val="22"/>
         </w:rPr>
-        <w:t>With a strong foundation in Physics and Mathematics acquired during my undergraduate studies, I am now eagerly seeking opportunities to leverage my analytical skills in the realm of real-world data. My passion lies in harnessing the power of data analysis to decode and optimize RFID technology, making a meaningful impact in the world of technology and automation.</w:t>
+        <w:t>Currently, I am a Graduate Research Assistant at Auburn</w:t>
+      </w:r>
+      <w:r>
+        <w:rPr>
+          <w:rFonts w:ascii="Garamond" w:hAnsi="Garamond"/>
+          <w:sz w:val="22"/>
+          <w:szCs w:val="22"/>
+        </w:rPr>
+        <w:t xml:space="preserve"> University</w:t>
+      </w:r>
+      <w:r>
+        <w:rPr>
+          <w:rFonts w:ascii="Garamond" w:hAnsi="Garamond"/>
+          <w:sz w:val="22"/>
+          <w:szCs w:val="22"/>
+        </w:rPr>
+        <w:t>'s RFID Lab, where I</w:t>
+      </w:r>
+      <w:r>
+        <w:rPr>
+          <w:rFonts w:ascii="Garamond" w:hAnsi="Garamond"/>
+          <w:sz w:val="22"/>
+          <w:szCs w:val="22"/>
+        </w:rPr>
+        <w:t xml:space="preserve"> </w:t>
+      </w:r>
+      <w:r>
+        <w:rPr>
+          <w:rFonts w:ascii="Garamond" w:hAnsi="Garamond"/>
+          <w:sz w:val="22"/>
+          <w:szCs w:val="22"/>
+        </w:rPr>
+        <w:t>contribute my expertise as a member of the Robotics and Automation team.</w:t>
+      </w:r>
+      <w:r>
+        <w:rPr>
+          <w:rFonts w:ascii="Garamond" w:hAnsi="Garamond"/>
+          <w:sz w:val="22"/>
+          <w:szCs w:val="22"/>
+        </w:rPr>
+        <w:t xml:space="preserve"> With a </w:t>
+      </w:r>
+      <w:r>
+        <w:rPr>
+          <w:rFonts w:ascii="Garamond" w:hAnsi="Garamond"/>
+          <w:sz w:val="22"/>
+          <w:szCs w:val="22"/>
+        </w:rPr>
+        <w:t xml:space="preserve">strong </w:t>
+      </w:r>
+      <w:r>
+        <w:rPr>
+          <w:rFonts w:ascii="Garamond" w:hAnsi="Garamond"/>
+          <w:sz w:val="22"/>
+          <w:szCs w:val="22"/>
+        </w:rPr>
+        <w:t xml:space="preserve">background in Physics and Mathematics from my undergraduate studies, </w:t>
+      </w:r>
+      <w:r>
+        <w:rPr>
+          <w:rFonts w:ascii="Garamond" w:hAnsi="Garamond"/>
+          <w:sz w:val="22"/>
+          <w:szCs w:val="22"/>
+        </w:rPr>
+        <w:t>I bring a unique interdisciplinary perspective to my work</w:t>
+      </w:r>
+      <w:r>
+        <w:rPr>
+          <w:rFonts w:ascii="Garamond" w:hAnsi="Garamond"/>
+          <w:sz w:val="22"/>
+          <w:szCs w:val="22"/>
+        </w:rPr>
+        <w:t xml:space="preserve">. Complementing my graduate degree, </w:t>
+      </w:r>
+      <w:r>
+        <w:rPr>
+          <w:rFonts w:ascii="Garamond" w:hAnsi="Garamond"/>
+          <w:sz w:val="22"/>
+          <w:szCs w:val="22"/>
+        </w:rPr>
+        <w:t xml:space="preserve">I am </w:t>
+      </w:r>
+      <w:r>
+        <w:rPr>
+          <w:rFonts w:ascii="Garamond" w:hAnsi="Garamond"/>
+          <w:sz w:val="22"/>
+          <w:szCs w:val="22"/>
+        </w:rPr>
+        <w:t xml:space="preserve">pursuing a graduate certificate in Data Engineering, </w:t>
+      </w:r>
+      <w:r>
+        <w:rPr>
+          <w:rFonts w:ascii="Garamond" w:hAnsi="Garamond"/>
+          <w:sz w:val="22"/>
+          <w:szCs w:val="22"/>
+        </w:rPr>
+        <w:t>and</w:t>
+      </w:r>
+      <w:r>
+        <w:rPr>
+          <w:rFonts w:ascii="Garamond" w:hAnsi="Garamond"/>
+          <w:sz w:val="22"/>
+          <w:szCs w:val="22"/>
+        </w:rPr>
+        <w:t xml:space="preserve"> actively seeking </w:t>
+      </w:r>
+      <w:r>
+        <w:rPr>
+          <w:rFonts w:ascii="Garamond" w:hAnsi="Garamond"/>
+          <w:sz w:val="22"/>
+          <w:szCs w:val="22"/>
+        </w:rPr>
+        <w:t>full time positions</w:t>
+      </w:r>
+      <w:r>
+        <w:rPr>
+          <w:rFonts w:ascii="Garamond" w:hAnsi="Garamond"/>
+          <w:sz w:val="22"/>
+          <w:szCs w:val="22"/>
+        </w:rPr>
+        <w:t xml:space="preserve"> in data analysis, data engineering, </w:t>
+      </w:r>
+      <w:r>
+        <w:rPr>
+          <w:rFonts w:ascii="Garamond" w:hAnsi="Garamond"/>
+          <w:sz w:val="22"/>
+          <w:szCs w:val="22"/>
+        </w:rPr>
+        <w:t>and</w:t>
+      </w:r>
+      <w:r>
+        <w:rPr>
+          <w:rFonts w:ascii="Garamond" w:hAnsi="Garamond"/>
+          <w:sz w:val="22"/>
+          <w:szCs w:val="22"/>
+        </w:rPr>
+        <w:t xml:space="preserve"> robotics automation.</w:t>
       </w:r>
       <w:r>
         <w:rPr>
@@ -355,14 +457,6 @@
         </w:rPr>
         <w:t>4</w:t>
       </w:r>
-      <w:r>
-        <w:rPr>
-          <w:rFonts w:ascii="Garamond" w:hAnsi="Garamond"/>
-          <w:sz w:val="22"/>
-          <w:szCs w:val="22"/>
-        </w:rPr>
-        <w:t xml:space="preserve"> </w:t>
-      </w:r>
     </w:p>
     <w:p>
       <w:pPr>
@@ -375,6 +469,44 @@
           <w:szCs w:val="22"/>
         </w:rPr>
       </w:pPr>
+      <w:r>
+        <w:rPr>
+          <w:rFonts w:ascii="Garamond" w:hAnsi="Garamond"/>
+          <w:b/>
+          <w:bCs/>
+          <w:sz w:val="22"/>
+          <w:szCs w:val="22"/>
+        </w:rPr>
+        <w:t>Specialization</w:t>
+      </w:r>
+      <w:r>
+        <w:rPr>
+          <w:rFonts w:ascii="Garamond" w:hAnsi="Garamond"/>
+          <w:b/>
+          <w:bCs/>
+          <w:sz w:val="22"/>
+          <w:szCs w:val="22"/>
+        </w:rPr>
+        <w:t>:</w:t>
+      </w:r>
+      <w:r>
+        <w:rPr>
+          <w:rFonts w:ascii="Garamond" w:hAnsi="Garamond"/>
+          <w:b/>
+          <w:bCs/>
+          <w:sz w:val="22"/>
+          <w:szCs w:val="22"/>
+        </w:rPr>
+        <w:t xml:space="preserve"> </w:t>
+      </w:r>
+      <w:r>
+        <w:rPr>
+          <w:rFonts w:ascii="Garamond" w:hAnsi="Garamond"/>
+          <w:sz w:val="22"/>
+          <w:szCs w:val="22"/>
+        </w:rPr>
+        <w:t>Data Engineering</w:t>
+      </w:r>
     </w:p>
     <w:p>
       <w:pPr>
@@ -387,6 +519,18 @@
           <w:szCs w:val="22"/>
         </w:rPr>
       </w:pPr>
+    </w:p>
+    <w:p>
+      <w:pPr>
+        <w:tabs>
+          <w:tab w:val="right" w:pos="10800"/>
+        </w:tabs>
+        <w:rPr>
+          <w:rFonts w:ascii="Garamond" w:hAnsi="Garamond"/>
+          <w:sz w:val="22"/>
+          <w:szCs w:val="22"/>
+        </w:rPr>
+      </w:pPr>
       <w:r>
         <w:rPr>
           <w:rFonts w:ascii="Garamond" w:hAnsi="Garamond"/>
@@ -458,55 +602,7 @@
           <w:sz w:val="22"/>
           <w:szCs w:val="22"/>
         </w:rPr>
-        <w:t xml:space="preserve">     </w:t>
-      </w:r>
-      <w:r>
-        <w:rPr>
-          <w:rFonts w:ascii="Garamond" w:hAnsi="Garamond"/>
-          <w:sz w:val="22"/>
-          <w:szCs w:val="22"/>
-        </w:rPr>
-        <w:t xml:space="preserve">       </w:t>
-      </w:r>
-      <w:r>
-        <w:rPr>
-          <w:rFonts w:ascii="Garamond" w:hAnsi="Garamond"/>
-          <w:sz w:val="22"/>
-          <w:szCs w:val="22"/>
-        </w:rPr>
-        <w:t>GPA: 3.</w:t>
-      </w:r>
-      <w:r>
-        <w:rPr>
-          <w:rFonts w:ascii="Garamond" w:hAnsi="Garamond"/>
-          <w:sz w:val="22"/>
-          <w:szCs w:val="22"/>
-        </w:rPr>
-        <w:t>5</w:t>
-      </w:r>
-      <w:r>
-        <w:rPr>
-          <w:rFonts w:ascii="Garamond" w:hAnsi="Garamond"/>
-          <w:sz w:val="22"/>
-          <w:szCs w:val="22"/>
-        </w:rPr>
-        <w:t>7</w:t>
-      </w:r>
-      <w:r>
-        <w:rPr>
-          <w:rFonts w:ascii="Garamond" w:hAnsi="Garamond"/>
-          <w:sz w:val="22"/>
-          <w:szCs w:val="22"/>
-        </w:rPr>
-        <w:t>/4.00</w:t>
-      </w:r>
-      <w:r>
-        <w:rPr>
-          <w:rFonts w:ascii="Garamond" w:hAnsi="Garamond"/>
-          <w:sz w:val="22"/>
-          <w:szCs w:val="22"/>
-        </w:rPr>
-        <w:t xml:space="preserve"> </w:t>
+        <w:softHyphen/>
       </w:r>
       <w:r>
         <w:rPr>
@@ -622,7 +718,16 @@
           <w:szCs w:val="22"/>
           <w:u w:val="single"/>
         </w:rPr>
-        <w:t xml:space="preserve">Highly Proficient </w:t>
+        <w:t>Highly Proficient</w:t>
+      </w:r>
+      <w:r>
+        <w:rPr>
+          <w:rFonts w:ascii="Garamond" w:hAnsi="Garamond"/>
+          <w:bCs/>
+          <w:sz w:val="22"/>
+          <w:szCs w:val="22"/>
+        </w:rPr>
+        <w:t xml:space="preserve"> </w:t>
       </w:r>
       <w:r>
         <w:rPr>
@@ -667,7 +772,16 @@
           <w:sz w:val="22"/>
           <w:szCs w:val="22"/>
         </w:rPr>
-        <w:t>C, Java, HTML, CSS, Javascript</w:t>
+        <w:t xml:space="preserve">C, Java, HTML, CSS, </w:t>
+      </w:r>
+      <w:r>
+        <w:rPr>
+          <w:rFonts w:ascii="Garamond" w:hAnsi="Garamond"/>
+          <w:bCs/>
+          <w:sz w:val="22"/>
+          <w:szCs w:val="22"/>
+        </w:rPr>
+        <w:t>JavaScript</w:t>
       </w:r>
       <w:r>
         <w:rPr>
@@ -745,6 +859,15 @@
           <w:sz w:val="22"/>
           <w:szCs w:val="22"/>
         </w:rPr>
+        <w:t xml:space="preserve">C++, </w:t>
+      </w:r>
+      <w:r>
+        <w:rPr>
+          <w:rFonts w:ascii="Garamond" w:hAnsi="Garamond"/>
+          <w:bCs/>
+          <w:sz w:val="22"/>
+          <w:szCs w:val="22"/>
+        </w:rPr>
         <w:t xml:space="preserve">ROS, ROS2, </w:t>
       </w:r>
       <w:r>
@@ -834,7 +957,16 @@
           <w:szCs w:val="22"/>
           <w:u w:val="single"/>
         </w:rPr>
-        <w:t xml:space="preserve">Certification </w:t>
+        <w:t>Certification</w:t>
+      </w:r>
+      <w:r>
+        <w:rPr>
+          <w:rFonts w:ascii="Garamond" w:hAnsi="Garamond"/>
+          <w:bCs/>
+          <w:sz w:val="22"/>
+          <w:szCs w:val="22"/>
+        </w:rPr>
+        <w:t xml:space="preserve"> </w:t>
       </w:r>
       <w:r>
         <w:rPr>
@@ -876,6 +1008,254 @@
           <w:szCs w:val="22"/>
         </w:rPr>
         <w:t>Revit Architectural Software</w:t>
+      </w:r>
+    </w:p>
+    <w:p>
+      <w:pPr>
+        <w:spacing w:line="248" w:lineRule="auto"/>
+        <w:rPr>
+          <w:rFonts w:ascii="Garamond" w:hAnsi="Garamond" w:cstheme="minorHAnsi"/>
+          <w:sz w:val="22"/>
+          <w:szCs w:val="22"/>
+        </w:rPr>
+      </w:pPr>
+    </w:p>
+    <w:p>
+      <w:pPr>
+        <w:spacing w:line="248" w:lineRule="auto"/>
+        <w:rPr>
+          <w:rFonts w:ascii="Garamond" w:hAnsi="Garamond" w:cstheme="minorHAnsi"/>
+          <w:sz w:val="22"/>
+          <w:szCs w:val="22"/>
+        </w:rPr>
+      </w:pPr>
+      <w:r>
+        <w:rPr>
+          <w:rFonts w:ascii="Garamond" w:hAnsi="Garamond"/>
+          <w:b/>
+          <w:sz w:val="22"/>
+          <w:szCs w:val="22"/>
+        </w:rPr>
+        <w:t>Graduate Coursework</w:t>
+      </w:r>
+      <w:r>
+        <w:rPr>
+          <w:rFonts w:ascii="Garamond" w:hAnsi="Garamond"/>
+          <w:b/>
+          <w:sz w:val="22"/>
+          <w:szCs w:val="22"/>
+        </w:rPr>
+        <w:t>:</w:t>
+      </w:r>
+    </w:p>
+    <w:p>
+      <w:pPr>
+        <w:spacing w:after="49" w:line="248" w:lineRule="auto"/>
+        <w:rPr>
+          <w:rFonts w:ascii="Garamond" w:hAnsi="Garamond" w:cstheme="minorHAnsi"/>
+          <w:sz w:val="22"/>
+          <w:szCs w:val="22"/>
+        </w:rPr>
+      </w:pPr>
+      <w:r>
+        <w:rPr>
+          <w:rFonts w:ascii="Garamond" w:hAnsi="Garamond" w:cstheme="minorHAnsi"/>
+          <w:sz w:val="22"/>
+          <w:szCs w:val="22"/>
+        </w:rPr>
+        <w:t>Comp</w:t>
+      </w:r>
+      <w:r>
+        <w:rPr>
+          <w:rFonts w:ascii="Garamond" w:hAnsi="Garamond" w:cstheme="minorHAnsi"/>
+          <w:sz w:val="22"/>
+          <w:szCs w:val="22"/>
+        </w:rPr>
+        <w:t>uter</w:t>
+      </w:r>
+      <w:r>
+        <w:rPr>
+          <w:rFonts w:ascii="Garamond" w:hAnsi="Garamond" w:cstheme="minorHAnsi"/>
+          <w:sz w:val="22"/>
+          <w:szCs w:val="22"/>
+        </w:rPr>
+        <w:t xml:space="preserve"> Networks</w:t>
+      </w:r>
+      <w:r>
+        <w:rPr>
+          <w:rFonts w:ascii="Garamond" w:hAnsi="Garamond" w:cstheme="minorHAnsi"/>
+          <w:sz w:val="22"/>
+          <w:szCs w:val="22"/>
+        </w:rPr>
+        <w:t xml:space="preserve">, </w:t>
+      </w:r>
+      <w:r>
+        <w:rPr>
+          <w:rFonts w:ascii="Garamond" w:hAnsi="Garamond" w:cstheme="minorHAnsi"/>
+          <w:sz w:val="22"/>
+          <w:szCs w:val="22"/>
+        </w:rPr>
+        <w:t>Digital Forensics</w:t>
+      </w:r>
+      <w:r>
+        <w:rPr>
+          <w:rFonts w:ascii="Garamond" w:hAnsi="Garamond" w:cstheme="minorHAnsi"/>
+          <w:sz w:val="22"/>
+          <w:szCs w:val="22"/>
+        </w:rPr>
+        <w:t xml:space="preserve">, </w:t>
+      </w:r>
+      <w:r>
+        <w:rPr>
+          <w:rFonts w:ascii="Garamond" w:hAnsi="Garamond" w:cstheme="minorHAnsi"/>
+          <w:sz w:val="22"/>
+          <w:szCs w:val="22"/>
+        </w:rPr>
+        <w:t>Machine Learning</w:t>
+      </w:r>
+      <w:r>
+        <w:rPr>
+          <w:rFonts w:ascii="Garamond" w:hAnsi="Garamond" w:cstheme="minorHAnsi"/>
+          <w:sz w:val="22"/>
+          <w:szCs w:val="22"/>
+        </w:rPr>
+        <w:t xml:space="preserve">, </w:t>
+      </w:r>
+      <w:r>
+        <w:rPr>
+          <w:rFonts w:ascii="Garamond" w:hAnsi="Garamond" w:cstheme="minorHAnsi"/>
+          <w:sz w:val="22"/>
+          <w:szCs w:val="22"/>
+        </w:rPr>
+        <w:t>Web Application Development</w:t>
+      </w:r>
+      <w:r>
+        <w:rPr>
+          <w:rFonts w:ascii="Garamond" w:hAnsi="Garamond" w:cstheme="minorHAnsi"/>
+          <w:sz w:val="22"/>
+          <w:szCs w:val="22"/>
+        </w:rPr>
+        <w:t xml:space="preserve">, </w:t>
+      </w:r>
+      <w:r>
+        <w:rPr>
+          <w:rFonts w:ascii="Garamond" w:hAnsi="Garamond" w:cstheme="minorHAnsi"/>
+          <w:sz w:val="22"/>
+          <w:szCs w:val="22"/>
+        </w:rPr>
+        <w:t>Database Systems</w:t>
+      </w:r>
+      <w:r>
+        <w:rPr>
+          <w:rFonts w:ascii="Garamond" w:hAnsi="Garamond" w:cstheme="minorHAnsi"/>
+          <w:sz w:val="22"/>
+          <w:szCs w:val="22"/>
+        </w:rPr>
+        <w:t xml:space="preserve">, </w:t>
+      </w:r>
+      <w:r>
+        <w:rPr>
+          <w:rFonts w:ascii="Garamond" w:hAnsi="Garamond" w:cstheme="minorHAnsi"/>
+          <w:sz w:val="22"/>
+          <w:szCs w:val="22"/>
+        </w:rPr>
+        <w:t>Operating Sys</w:t>
+      </w:r>
+      <w:r>
+        <w:rPr>
+          <w:rFonts w:ascii="Garamond" w:hAnsi="Garamond" w:cstheme="minorHAnsi"/>
+          <w:sz w:val="22"/>
+          <w:szCs w:val="22"/>
+        </w:rPr>
+        <w:t xml:space="preserve">tems, </w:t>
+      </w:r>
+      <w:r>
+        <w:rPr>
+          <w:rFonts w:ascii="Garamond" w:hAnsi="Garamond" w:cstheme="minorHAnsi"/>
+          <w:sz w:val="22"/>
+          <w:szCs w:val="22"/>
+        </w:rPr>
+        <w:t>Data Mining</w:t>
+      </w:r>
+      <w:r>
+        <w:rPr>
+          <w:rFonts w:ascii="Garamond" w:hAnsi="Garamond" w:cstheme="minorHAnsi"/>
+          <w:sz w:val="22"/>
+          <w:szCs w:val="22"/>
+        </w:rPr>
+        <w:t xml:space="preserve">, </w:t>
+      </w:r>
+      <w:r>
+        <w:rPr>
+          <w:rFonts w:ascii="Garamond" w:hAnsi="Garamond" w:cstheme="minorHAnsi"/>
+          <w:sz w:val="22"/>
+          <w:szCs w:val="22"/>
+        </w:rPr>
+        <w:t xml:space="preserve">Computer </w:t>
+      </w:r>
+      <w:r>
+        <w:rPr>
+          <w:rFonts w:ascii="Garamond" w:hAnsi="Garamond" w:cstheme="minorHAnsi"/>
+          <w:sz w:val="22"/>
+          <w:szCs w:val="22"/>
+        </w:rPr>
+        <w:t>and</w:t>
+      </w:r>
+      <w:r>
+        <w:rPr>
+          <w:rFonts w:ascii="Garamond" w:hAnsi="Garamond" w:cstheme="minorHAnsi"/>
+          <w:sz w:val="22"/>
+          <w:szCs w:val="22"/>
+        </w:rPr>
+        <w:t xml:space="preserve"> Network Security</w:t>
+      </w:r>
+      <w:r>
+        <w:rPr>
+          <w:rFonts w:ascii="Garamond" w:hAnsi="Garamond" w:cstheme="minorHAnsi"/>
+          <w:sz w:val="22"/>
+          <w:szCs w:val="22"/>
+        </w:rPr>
+        <w:t xml:space="preserve">, </w:t>
+      </w:r>
+      <w:r>
+        <w:rPr>
+          <w:rFonts w:ascii="Garamond" w:hAnsi="Garamond" w:cstheme="minorHAnsi"/>
+          <w:sz w:val="22"/>
+          <w:szCs w:val="22"/>
+        </w:rPr>
+        <w:t>Computer Architecture</w:t>
+      </w:r>
+      <w:r>
+        <w:rPr>
+          <w:rFonts w:ascii="Garamond" w:hAnsi="Garamond" w:cstheme="minorHAnsi"/>
+          <w:sz w:val="22"/>
+          <w:szCs w:val="22"/>
+        </w:rPr>
+        <w:t xml:space="preserve">, </w:t>
+      </w:r>
+      <w:r>
+        <w:rPr>
+          <w:rFonts w:ascii="Garamond" w:hAnsi="Garamond" w:cstheme="minorHAnsi"/>
+          <w:sz w:val="22"/>
+          <w:szCs w:val="22"/>
+        </w:rPr>
+        <w:t>Algorithms</w:t>
+      </w:r>
+      <w:r>
+        <w:rPr>
+          <w:rFonts w:ascii="Garamond" w:hAnsi="Garamond" w:cstheme="minorHAnsi"/>
+          <w:sz w:val="22"/>
+          <w:szCs w:val="22"/>
+        </w:rPr>
+        <w:t xml:space="preserve">, </w:t>
+      </w:r>
+      <w:r>
+        <w:rPr>
+          <w:rFonts w:ascii="Garamond" w:hAnsi="Garamond" w:cstheme="minorHAnsi"/>
+          <w:sz w:val="22"/>
+          <w:szCs w:val="22"/>
+        </w:rPr>
+        <w:t>Statistical Learning</w:t>
       </w:r>
     </w:p>
     <w:p>
@@ -944,6 +1324,14 @@
           <w:szCs w:val="22"/>
         </w:rPr>
         <w:t>Auburn University</w:t>
+      </w:r>
+      <w:r>
+        <w:rPr>
+          <w:rFonts w:ascii="Garamond" w:hAnsi="Garamond"/>
+          <w:sz w:val="22"/>
+          <w:szCs w:val="22"/>
+        </w:rPr>
+        <w:t xml:space="preserve"> RFID Lab</w:t>
       </w:r>
       <w:r>
         <w:rPr>
@@ -1021,13 +1409,49 @@
         <w:rPr>
           <w:rFonts w:ascii="Garamond" w:hAnsi="Garamond"/>
         </w:rPr>
-        <w:t>Expanded upon current research efforts in autonomous inventory tracking and localization.</w:t>
+        <w:t>Developed an</w:t>
+      </w:r>
+      <w:r>
+        <w:rPr>
+          <w:rFonts w:ascii="Garamond" w:hAnsi="Garamond"/>
+        </w:rPr>
+        <w:t xml:space="preserve"> autonomous inventory tracking </w:t>
+      </w:r>
+      <w:r>
+        <w:rPr>
+          <w:rFonts w:ascii="Garamond" w:hAnsi="Garamond"/>
+        </w:rPr>
+        <w:t xml:space="preserve">algorithm </w:t>
+      </w:r>
+      <w:r>
+        <w:rPr>
+          <w:rFonts w:ascii="Garamond" w:hAnsi="Garamond"/>
+        </w:rPr>
+        <w:t>us</w:t>
+      </w:r>
+      <w:r>
+        <w:rPr>
+          <w:rFonts w:ascii="Garamond" w:hAnsi="Garamond"/>
+        </w:rPr>
+        <w:t>ing</w:t>
       </w:r>
       <w:r>
         <w:rPr>
           <w:rFonts w:ascii="Garamond" w:hAnsi="Garamond"/>
         </w:rPr>
         <w:t xml:space="preserve"> </w:t>
+      </w:r>
+      <w:r>
+        <w:rPr>
+          <w:rFonts w:ascii="Garamond" w:hAnsi="Garamond"/>
+        </w:rPr>
+        <w:t>a</w:t>
+      </w:r>
+      <w:r>
+        <w:rPr>
+          <w:rFonts w:ascii="Garamond" w:hAnsi="Garamond"/>
+        </w:rPr>
+        <w:t xml:space="preserve"> Boston Dynamics’ Spot robot.</w:t>
       </w:r>
     </w:p>
     <w:p>
@@ -1046,13 +1470,74 @@
         <w:rPr>
           <w:rFonts w:ascii="Garamond" w:hAnsi="Garamond"/>
         </w:rPr>
-        <w:t xml:space="preserve">Developed software </w:t>
-      </w:r>
-      <w:r>
-        <w:rPr>
-          <w:rFonts w:ascii="Garamond" w:hAnsi="Garamond"/>
-        </w:rPr>
-        <w:t>for Boston Dynamics SPOT robot for tool tracking on construction sites.</w:t>
+        <w:t>Utilized LiDAR, RFID, and RGBD Camera</w:t>
+      </w:r>
+      <w:r>
+        <w:rPr>
+          <w:rFonts w:ascii="Garamond" w:hAnsi="Garamond"/>
+        </w:rPr>
+        <w:t>s</w:t>
+      </w:r>
+      <w:r>
+        <w:rPr>
+          <w:rFonts w:ascii="Garamond" w:hAnsi="Garamond"/>
+        </w:rPr>
+        <w:t xml:space="preserve"> to map construction sites and pinpoint tool locations accurately.</w:t>
+      </w:r>
+    </w:p>
+    <w:p>
+      <w:pPr>
+        <w:pStyle w:val="ListParagraph"/>
+        <w:numPr>
+          <w:ilvl w:val="0"/>
+          <w:numId w:val="22"/>
+        </w:numPr>
+        <w:spacing w:after="1" w:line="257" w:lineRule="auto"/>
+        <w:rPr>
+          <w:rFonts w:ascii="Garamond" w:hAnsi="Garamond"/>
+        </w:rPr>
+      </w:pPr>
+      <w:r>
+        <w:rPr>
+          <w:rFonts w:ascii="Garamond" w:hAnsi="Garamond"/>
+        </w:rPr>
+        <w:t xml:space="preserve">Collaborated in </w:t>
+      </w:r>
+      <w:r>
+        <w:rPr>
+          <w:rFonts w:ascii="Garamond" w:hAnsi="Garamond"/>
+        </w:rPr>
+        <w:t xml:space="preserve">an international, diverse team </w:t>
+      </w:r>
+      <w:r>
+        <w:rPr>
+          <w:rFonts w:ascii="Garamond" w:hAnsi="Garamond"/>
+        </w:rPr>
+        <w:t>of</w:t>
+      </w:r>
+      <w:r>
+        <w:rPr>
+          <w:rFonts w:ascii="Garamond" w:hAnsi="Garamond"/>
+        </w:rPr>
+        <w:t xml:space="preserve"> various engineering disciplines</w:t>
+      </w:r>
+      <w:r>
+        <w:rPr>
+          <w:rFonts w:ascii="Garamond" w:hAnsi="Garamond"/>
+        </w:rPr>
+        <w:t xml:space="preserve"> </w:t>
+      </w:r>
+      <w:r>
+        <w:rPr>
+          <w:rFonts w:ascii="Garamond" w:hAnsi="Garamond"/>
+        </w:rPr>
+        <w:t>for innovative problem-solving</w:t>
+      </w:r>
+      <w:r>
+        <w:rPr>
+          <w:rFonts w:ascii="Garamond" w:hAnsi="Garamond"/>
+        </w:rPr>
+        <w:t>.</w:t>
       </w:r>
     </w:p>
     <w:p>
@@ -1060,7 +1545,7 @@
         <w:tabs>
           <w:tab w:val="right" w:pos="10800"/>
         </w:tabs>
-        <w:spacing w:after="1" w:line="257" w:lineRule="auto"/>
+        <w:spacing w:line="259" w:lineRule="auto"/>
         <w:rPr>
           <w:rFonts w:ascii="Garamond" w:hAnsi="Garamond"/>
           <w:sz w:val="22"/>
@@ -1071,11 +1556,10 @@
         <w:rPr>
           <w:rFonts w:ascii="Garamond" w:hAnsi="Garamond"/>
           <w:b/>
-          <w:bCs/>
-          <w:sz w:val="22"/>
-          <w:szCs w:val="22"/>
-        </w:rPr>
-        <w:t>Graduate Teaching Assistant</w:t>
+          <w:sz w:val="22"/>
+          <w:szCs w:val="22"/>
+        </w:rPr>
+        <w:t>Research Assistant</w:t>
       </w:r>
       <w:r>
         <w:rPr>
@@ -1092,7 +1576,7 @@
           <w:sz w:val="22"/>
           <w:szCs w:val="22"/>
         </w:rPr>
-        <w:t>Auburn University</w:t>
+        <w:t>Auburn University CARV Lab</w:t>
       </w:r>
       <w:r>
         <w:rPr>
@@ -1108,205 +1592,7 @@
           <w:sz w:val="22"/>
           <w:szCs w:val="22"/>
         </w:rPr>
-        <w:t>Auburn</w:t>
-      </w:r>
-      <w:r>
-        <w:rPr>
-          <w:rFonts w:ascii="Garamond" w:hAnsi="Garamond"/>
-          <w:sz w:val="22"/>
-          <w:szCs w:val="22"/>
-        </w:rPr>
-        <w:t xml:space="preserve">, </w:t>
-      </w:r>
-      <w:r>
-        <w:rPr>
-          <w:rFonts w:ascii="Garamond" w:hAnsi="Garamond"/>
-          <w:sz w:val="22"/>
-          <w:szCs w:val="22"/>
-        </w:rPr>
-        <w:t>AL</w:t>
-      </w:r>
-      <w:r>
-        <w:rPr>
-          <w:rFonts w:ascii="Garamond" w:hAnsi="Garamond"/>
-          <w:sz w:val="22"/>
-          <w:szCs w:val="22"/>
-        </w:rPr>
-        <w:tab/>
-      </w:r>
-      <w:r>
-        <w:rPr>
-          <w:rFonts w:ascii="Garamond" w:hAnsi="Garamond"/>
-          <w:bCs/>
-          <w:sz w:val="22"/>
-          <w:szCs w:val="22"/>
-        </w:rPr>
-        <w:t xml:space="preserve">August 2022 </w:t>
-      </w:r>
-      <w:r>
-        <w:rPr>
-          <w:rFonts w:ascii="Garamond" w:hAnsi="Garamond"/>
-          <w:sz w:val="22"/>
-          <w:szCs w:val="22"/>
-        </w:rPr>
-        <w:t xml:space="preserve">– </w:t>
-      </w:r>
-      <w:r>
-        <w:rPr>
-          <w:rFonts w:ascii="Garamond" w:hAnsi="Garamond"/>
-          <w:bCs/>
-          <w:sz w:val="22"/>
-          <w:szCs w:val="22"/>
-        </w:rPr>
-        <w:t>August 2023</w:t>
-      </w:r>
-    </w:p>
-    <w:p>
-      <w:pPr>
-        <w:pStyle w:val="ListParagraph"/>
-        <w:numPr>
-          <w:ilvl w:val="0"/>
-          <w:numId w:val="19"/>
-        </w:numPr>
-        <w:spacing w:after="1" w:line="257" w:lineRule="auto"/>
-        <w:rPr>
-          <w:rFonts w:ascii="Garamond" w:hAnsi="Garamond"/>
-        </w:rPr>
-      </w:pPr>
-      <w:r>
-        <w:rPr>
-          <w:rFonts w:ascii="Garamond" w:hAnsi="Garamond"/>
-        </w:rPr>
-        <w:t xml:space="preserve">Guided student learning on concepts in </w:t>
-      </w:r>
-      <w:r>
-        <w:rPr>
-          <w:rFonts w:ascii="Garamond" w:hAnsi="Garamond"/>
-        </w:rPr>
-        <w:t>Data Structures and Algorithms</w:t>
-      </w:r>
-      <w:r>
-        <w:rPr>
-          <w:rFonts w:ascii="Garamond" w:hAnsi="Garamond"/>
-        </w:rPr>
-        <w:t xml:space="preserve"> in Java</w:t>
-      </w:r>
-      <w:r>
-        <w:rPr>
-          <w:rFonts w:ascii="Garamond" w:hAnsi="Garamond"/>
-        </w:rPr>
-        <w:t>.</w:t>
-      </w:r>
-    </w:p>
-    <w:p>
-      <w:pPr>
-        <w:pStyle w:val="ListParagraph"/>
-        <w:numPr>
-          <w:ilvl w:val="0"/>
-          <w:numId w:val="19"/>
-        </w:numPr>
-        <w:spacing w:after="1" w:line="257" w:lineRule="auto"/>
-        <w:rPr>
-          <w:rFonts w:ascii="Garamond" w:hAnsi="Garamond"/>
-        </w:rPr>
-      </w:pPr>
-      <w:r>
-        <w:rPr>
-          <w:rFonts w:ascii="Garamond" w:hAnsi="Garamond"/>
-        </w:rPr>
-        <w:t xml:space="preserve">Structured lesson plans around </w:t>
-      </w:r>
-      <w:r>
-        <w:rPr>
-          <w:rFonts w:ascii="Garamond" w:hAnsi="Garamond"/>
-        </w:rPr>
-        <w:t xml:space="preserve">fundamental ideas of assigned </w:t>
-      </w:r>
-      <w:r>
-        <w:rPr>
-          <w:rFonts w:ascii="Garamond" w:hAnsi="Garamond"/>
-        </w:rPr>
-        <w:t>topics</w:t>
-      </w:r>
-      <w:r>
-        <w:rPr>
-          <w:rFonts w:ascii="Garamond" w:hAnsi="Garamond"/>
-        </w:rPr>
-        <w:t>.</w:t>
-      </w:r>
-    </w:p>
-    <w:p>
-      <w:pPr>
-        <w:tabs>
-          <w:tab w:val="right" w:pos="10800"/>
-        </w:tabs>
-        <w:spacing w:after="1" w:line="257" w:lineRule="auto"/>
-        <w:rPr>
-          <w:rFonts w:ascii="Garamond" w:hAnsi="Garamond"/>
-          <w:sz w:val="22"/>
-          <w:szCs w:val="22"/>
-        </w:rPr>
-      </w:pPr>
-      <w:r>
-        <w:rPr>
-          <w:rFonts w:ascii="Garamond" w:hAnsi="Garamond"/>
-          <w:b/>
-          <w:bCs/>
-          <w:sz w:val="22"/>
-          <w:szCs w:val="22"/>
-        </w:rPr>
-        <w:t>Physics Research</w:t>
-      </w:r>
-      <w:r>
-        <w:rPr>
-          <w:rFonts w:ascii="Garamond" w:hAnsi="Garamond"/>
-          <w:b/>
-          <w:bCs/>
-          <w:sz w:val="22"/>
-          <w:szCs w:val="22"/>
-        </w:rPr>
-        <w:t xml:space="preserve"> Intern</w:t>
-      </w:r>
-      <w:r>
-        <w:rPr>
-          <w:rFonts w:ascii="Garamond" w:hAnsi="Garamond"/>
-          <w:b/>
-          <w:sz w:val="22"/>
-          <w:szCs w:val="22"/>
-        </w:rPr>
-        <w:t xml:space="preserve">, </w:t>
-      </w:r>
-      <w:r>
-        <w:rPr>
-          <w:rFonts w:ascii="Garamond" w:hAnsi="Garamond"/>
-          <w:sz w:val="22"/>
-          <w:szCs w:val="22"/>
-        </w:rPr>
-        <w:t>Wabash College</w:t>
-      </w:r>
-      <w:r>
-        <w:rPr>
-          <w:rFonts w:ascii="Garamond" w:hAnsi="Garamond"/>
-          <w:sz w:val="22"/>
-          <w:szCs w:val="22"/>
-        </w:rPr>
-        <w:t xml:space="preserve"> Physics Department</w:t>
-      </w:r>
-      <w:r>
-        <w:rPr>
-          <w:rFonts w:ascii="Garamond" w:hAnsi="Garamond"/>
-          <w:sz w:val="22"/>
-          <w:szCs w:val="22"/>
-        </w:rPr>
-        <w:t>, Crawfordsville, IN</w:t>
-      </w:r>
-      <w:r>
-        <w:rPr>
-          <w:rFonts w:ascii="Garamond" w:hAnsi="Garamond"/>
-          <w:sz w:val="22"/>
-          <w:szCs w:val="22"/>
-        </w:rPr>
-        <w:t xml:space="preserve"> (</w:t>
+        <w:t>Auburn, AL (</w:t>
       </w:r>
       <w:hyperlink r:id="rId9" w:history="1">
         <w:r>
@@ -1317,7 +1603,7 @@
             <w:sz w:val="22"/>
             <w:szCs w:val="22"/>
           </w:rPr>
-          <w:t>GitHub</w:t>
+          <w:t>Link</w:t>
         </w:r>
       </w:hyperlink>
       <w:r>
@@ -1326,7 +1612,7 @@
           <w:sz w:val="22"/>
           <w:szCs w:val="22"/>
         </w:rPr>
-        <w:t xml:space="preserve">) </w:t>
+        <w:t>)</w:t>
       </w:r>
       <w:r>
         <w:rPr>
@@ -1339,30 +1625,16 @@
       <w:r>
         <w:rPr>
           <w:rFonts w:ascii="Garamond" w:hAnsi="Garamond"/>
-          <w:sz w:val="22"/>
-          <w:szCs w:val="22"/>
-        </w:rPr>
-        <w:t>June</w:t>
-      </w:r>
-      <w:r>
-        <w:rPr>
-          <w:rFonts w:ascii="Garamond" w:hAnsi="Garamond"/>
-          <w:sz w:val="22"/>
-          <w:szCs w:val="22"/>
-        </w:rPr>
-        <w:t xml:space="preserve"> 202</w:t>
-      </w:r>
-      <w:r>
-        <w:rPr>
-          <w:rFonts w:ascii="Garamond" w:hAnsi="Garamond"/>
-          <w:sz w:val="22"/>
-          <w:szCs w:val="22"/>
-        </w:rPr>
-        <w:t>1</w:t>
-      </w:r>
-      <w:r>
-        <w:rPr>
-          <w:rFonts w:ascii="Garamond" w:hAnsi="Garamond"/>
+          <w:bCs/>
+          <w:sz w:val="22"/>
+          <w:szCs w:val="22"/>
+        </w:rPr>
+        <w:t>May 2023</w:t>
+      </w:r>
+      <w:r>
+        <w:rPr>
+          <w:rFonts w:ascii="Garamond" w:hAnsi="Garamond"/>
+          <w:bCs/>
           <w:sz w:val="22"/>
           <w:szCs w:val="22"/>
         </w:rPr>
@@ -1371,6 +1643,210 @@
       <w:r>
         <w:rPr>
           <w:rFonts w:ascii="Garamond" w:hAnsi="Garamond"/>
+          <w:bCs/>
+          <w:sz w:val="22"/>
+          <w:szCs w:val="22"/>
+        </w:rPr>
+        <w:t>– Present</w:t>
+      </w:r>
+      <w:r>
+        <w:rPr>
+          <w:rFonts w:ascii="Garamond" w:hAnsi="Garamond"/>
+          <w:sz w:val="22"/>
+          <w:szCs w:val="22"/>
+        </w:rPr>
+        <w:t xml:space="preserve"> </w:t>
+      </w:r>
+    </w:p>
+    <w:p>
+      <w:pPr>
+        <w:pStyle w:val="ListParagraph"/>
+        <w:numPr>
+          <w:ilvl w:val="0"/>
+          <w:numId w:val="22"/>
+        </w:numPr>
+        <w:spacing w:after="1" w:line="257" w:lineRule="auto"/>
+        <w:rPr>
+          <w:rFonts w:ascii="Garamond" w:hAnsi="Garamond"/>
+        </w:rPr>
+      </w:pPr>
+      <w:r>
+        <w:rPr>
+          <w:rFonts w:ascii="Garamond" w:hAnsi="Garamond"/>
+        </w:rPr>
+        <w:t>Engineered solutions</w:t>
+      </w:r>
+      <w:r>
+        <w:rPr>
+          <w:rFonts w:ascii="Garamond" w:hAnsi="Garamond"/>
+        </w:rPr>
+        <w:t xml:space="preserve"> for a Core Temperature Visualization System to </w:t>
+      </w:r>
+      <w:r>
+        <w:rPr>
+          <w:rFonts w:ascii="Garamond" w:hAnsi="Garamond"/>
+        </w:rPr>
+        <w:t xml:space="preserve">provide </w:t>
+      </w:r>
+      <w:r>
+        <w:rPr>
+          <w:rFonts w:ascii="Garamond" w:hAnsi="Garamond"/>
+        </w:rPr>
+        <w:t>health alerts</w:t>
+      </w:r>
+      <w:r>
+        <w:rPr>
+          <w:rFonts w:ascii="Garamond" w:hAnsi="Garamond"/>
+        </w:rPr>
+        <w:t xml:space="preserve"> on construction sites</w:t>
+      </w:r>
+      <w:r>
+        <w:rPr>
+          <w:rFonts w:ascii="Garamond" w:hAnsi="Garamond"/>
+        </w:rPr>
+        <w:t>.</w:t>
+      </w:r>
+    </w:p>
+    <w:p>
+      <w:pPr>
+        <w:pStyle w:val="ListParagraph"/>
+        <w:numPr>
+          <w:ilvl w:val="0"/>
+          <w:numId w:val="22"/>
+        </w:numPr>
+        <w:spacing w:after="1" w:line="257" w:lineRule="auto"/>
+        <w:rPr>
+          <w:rFonts w:ascii="Garamond" w:hAnsi="Garamond"/>
+        </w:rPr>
+      </w:pPr>
+      <w:r>
+        <w:rPr>
+          <w:rFonts w:ascii="Garamond" w:hAnsi="Garamond"/>
+        </w:rPr>
+        <w:t>Created</w:t>
+      </w:r>
+      <w:r>
+        <w:rPr>
+          <w:rFonts w:ascii="Garamond" w:hAnsi="Garamond"/>
+        </w:rPr>
+        <w:t xml:space="preserve"> C++ code </w:t>
+      </w:r>
+      <w:r>
+        <w:rPr>
+          <w:rFonts w:ascii="Garamond" w:hAnsi="Garamond"/>
+        </w:rPr>
+        <w:t xml:space="preserve">for an </w:t>
+      </w:r>
+      <w:r>
+        <w:rPr>
+          <w:rFonts w:ascii="Garamond" w:hAnsi="Garamond"/>
+        </w:rPr>
+        <w:t xml:space="preserve">ESP32 to intercept and decrypt AES-GCM Bluetooth LE </w:t>
+      </w:r>
+      <w:r>
+        <w:rPr>
+          <w:rFonts w:ascii="Garamond" w:hAnsi="Garamond"/>
+        </w:rPr>
+        <w:t>p</w:t>
+      </w:r>
+      <w:r>
+        <w:rPr>
+          <w:rFonts w:ascii="Garamond" w:hAnsi="Garamond"/>
+        </w:rPr>
+        <w:t>ackets.</w:t>
+      </w:r>
+    </w:p>
+    <w:p>
+      <w:pPr>
+        <w:tabs>
+          <w:tab w:val="right" w:pos="10800"/>
+        </w:tabs>
+        <w:spacing w:after="1" w:line="257" w:lineRule="auto"/>
+        <w:rPr>
+          <w:rFonts w:ascii="Garamond" w:hAnsi="Garamond"/>
+          <w:sz w:val="22"/>
+          <w:szCs w:val="22"/>
+        </w:rPr>
+      </w:pPr>
+      <w:r>
+        <w:rPr>
+          <w:rFonts w:ascii="Garamond" w:hAnsi="Garamond"/>
+          <w:b/>
+          <w:bCs/>
+          <w:sz w:val="22"/>
+          <w:szCs w:val="22"/>
+        </w:rPr>
+        <w:t>Graduate Teaching Assistant</w:t>
+      </w:r>
+      <w:r>
+        <w:rPr>
+          <w:rFonts w:ascii="Garamond" w:hAnsi="Garamond"/>
+          <w:b/>
+          <w:sz w:val="22"/>
+          <w:szCs w:val="22"/>
+        </w:rPr>
+        <w:t xml:space="preserve">, </w:t>
+      </w:r>
+      <w:r>
+        <w:rPr>
+          <w:rFonts w:ascii="Garamond" w:hAnsi="Garamond"/>
+          <w:sz w:val="22"/>
+          <w:szCs w:val="22"/>
+        </w:rPr>
+        <w:t>Auburn University</w:t>
+      </w:r>
+      <w:r>
+        <w:rPr>
+          <w:rFonts w:ascii="Garamond" w:hAnsi="Garamond"/>
+          <w:sz w:val="22"/>
+          <w:szCs w:val="22"/>
+        </w:rPr>
+        <w:t xml:space="preserve">, </w:t>
+      </w:r>
+      <w:r>
+        <w:rPr>
+          <w:rFonts w:ascii="Garamond" w:hAnsi="Garamond"/>
+          <w:sz w:val="22"/>
+          <w:szCs w:val="22"/>
+        </w:rPr>
+        <w:t>Auburn</w:t>
+      </w:r>
+      <w:r>
+        <w:rPr>
+          <w:rFonts w:ascii="Garamond" w:hAnsi="Garamond"/>
+          <w:sz w:val="22"/>
+          <w:szCs w:val="22"/>
+        </w:rPr>
+        <w:t xml:space="preserve">, </w:t>
+      </w:r>
+      <w:r>
+        <w:rPr>
+          <w:rFonts w:ascii="Garamond" w:hAnsi="Garamond"/>
+          <w:sz w:val="22"/>
+          <w:szCs w:val="22"/>
+        </w:rPr>
+        <w:t>AL</w:t>
+      </w:r>
+      <w:r>
+        <w:rPr>
+          <w:rFonts w:ascii="Garamond" w:hAnsi="Garamond"/>
+          <w:sz w:val="22"/>
+          <w:szCs w:val="22"/>
+        </w:rPr>
+        <w:tab/>
+      </w:r>
+      <w:r>
+        <w:rPr>
+          <w:rFonts w:ascii="Garamond" w:hAnsi="Garamond"/>
+          <w:bCs/>
+          <w:sz w:val="22"/>
+          <w:szCs w:val="22"/>
+        </w:rPr>
+        <w:t xml:space="preserve">August 2022 </w:t>
+      </w:r>
+      <w:r>
+        <w:rPr>
+          <w:rFonts w:ascii="Garamond" w:hAnsi="Garamond"/>
           <w:sz w:val="22"/>
           <w:szCs w:val="22"/>
         </w:rPr>
@@ -1383,7 +1859,7 @@
           <w:sz w:val="22"/>
           <w:szCs w:val="22"/>
         </w:rPr>
-        <w:t>August 2022</w:t>
+        <w:t>August 2023</w:t>
       </w:r>
     </w:p>
     <w:p>
@@ -1402,31 +1878,37 @@
         <w:rPr>
           <w:rFonts w:ascii="Garamond" w:hAnsi="Garamond"/>
         </w:rPr>
-        <w:t>Analy</w:t>
-      </w:r>
-      <w:r>
-        <w:rPr>
-          <w:rFonts w:ascii="Garamond" w:hAnsi="Garamond"/>
-        </w:rPr>
-        <w:t>ze</w:t>
-      </w:r>
-      <w:r>
-        <w:rPr>
-          <w:rFonts w:ascii="Garamond" w:hAnsi="Garamond"/>
-        </w:rPr>
-        <w:t>d</w:t>
-      </w:r>
-      <w:r>
-        <w:rPr>
-          <w:rFonts w:ascii="Garamond" w:hAnsi="Garamond"/>
-        </w:rPr>
-        <w:t xml:space="preserve"> the growth pattern of brinicles</w:t>
-      </w:r>
-      <w:r>
-        <w:rPr>
-          <w:rFonts w:ascii="Garamond" w:hAnsi="Garamond"/>
-        </w:rPr>
-        <w:t xml:space="preserve"> through</w:t>
+        <w:t xml:space="preserve">Guided student learning </w:t>
+      </w:r>
+      <w:r>
+        <w:rPr>
+          <w:rFonts w:ascii="Garamond" w:hAnsi="Garamond"/>
+        </w:rPr>
+        <w:t>i</w:t>
+      </w:r>
+      <w:r>
+        <w:rPr>
+          <w:rFonts w:ascii="Garamond" w:hAnsi="Garamond"/>
+        </w:rPr>
+        <w:t xml:space="preserve">n </w:t>
+      </w:r>
+      <w:r>
+        <w:rPr>
+          <w:rFonts w:ascii="Garamond" w:hAnsi="Garamond"/>
+        </w:rPr>
+        <w:t xml:space="preserve">fundamental </w:t>
+      </w:r>
+      <w:r>
+        <w:rPr>
+          <w:rFonts w:ascii="Garamond" w:hAnsi="Garamond"/>
+        </w:rPr>
+        <w:t xml:space="preserve">concepts </w:t>
+      </w:r>
+      <w:r>
+        <w:rPr>
+          <w:rFonts w:ascii="Garamond" w:hAnsi="Garamond"/>
+        </w:rPr>
+        <w:t>of</w:t>
       </w:r>
       <w:r>
         <w:rPr>
@@ -1438,25 +1920,13 @@
         <w:rPr>
           <w:rFonts w:ascii="Garamond" w:hAnsi="Garamond"/>
         </w:rPr>
-        <w:t>Python</w:t>
-      </w:r>
-      <w:r>
-        <w:rPr>
-          <w:rFonts w:ascii="Garamond" w:hAnsi="Garamond"/>
-        </w:rPr>
-        <w:t xml:space="preserve"> point model</w:t>
-      </w:r>
-      <w:r>
-        <w:rPr>
-          <w:rFonts w:ascii="Garamond" w:hAnsi="Garamond"/>
-        </w:rPr>
-        <w:t xml:space="preserve"> </w:t>
-      </w:r>
-      <w:r>
-        <w:rPr>
-          <w:rFonts w:ascii="Garamond" w:hAnsi="Garamond"/>
-        </w:rPr>
-        <w:t>simulations</w:t>
+        <w:t>Data Structures and Algorithms</w:t>
+      </w:r>
+      <w:r>
+        <w:rPr>
+          <w:rFonts w:ascii="Garamond" w:hAnsi="Garamond"/>
+        </w:rPr>
+        <w:t xml:space="preserve"> in Java</w:t>
       </w:r>
       <w:r>
         <w:rPr>
@@ -1481,79 +1951,7 @@
         <w:rPr>
           <w:rFonts w:ascii="Garamond" w:hAnsi="Garamond"/>
         </w:rPr>
-        <w:t>Enginee</w:t>
-      </w:r>
-      <w:r>
-        <w:rPr>
-          <w:rFonts w:ascii="Garamond" w:hAnsi="Garamond"/>
-        </w:rPr>
-        <w:t>r</w:t>
-      </w:r>
-      <w:r>
-        <w:rPr>
-          <w:rFonts w:ascii="Garamond" w:hAnsi="Garamond"/>
-        </w:rPr>
-        <w:t>ed</w:t>
-      </w:r>
-      <w:r>
-        <w:rPr>
-          <w:rFonts w:ascii="Garamond" w:hAnsi="Garamond"/>
-        </w:rPr>
-        <w:t xml:space="preserve"> brinicle growth tanks </w:t>
-      </w:r>
-      <w:r>
-        <w:rPr>
-          <w:rFonts w:ascii="Garamond" w:hAnsi="Garamond"/>
-        </w:rPr>
-        <w:t xml:space="preserve">while </w:t>
-      </w:r>
-      <w:r>
-        <w:rPr>
-          <w:rFonts w:ascii="Garamond" w:hAnsi="Garamond"/>
-        </w:rPr>
-        <w:t>generat</w:t>
-      </w:r>
-      <w:r>
-        <w:rPr>
-          <w:rFonts w:ascii="Garamond" w:hAnsi="Garamond"/>
-        </w:rPr>
-        <w:t>ing</w:t>
-      </w:r>
-      <w:r>
-        <w:rPr>
-          <w:rFonts w:ascii="Garamond" w:hAnsi="Garamond"/>
-        </w:rPr>
-        <w:t xml:space="preserve"> lab data </w:t>
-      </w:r>
-      <w:r>
-        <w:rPr>
-          <w:rFonts w:ascii="Garamond" w:hAnsi="Garamond"/>
-        </w:rPr>
-        <w:t>to</w:t>
-      </w:r>
-      <w:r>
-        <w:rPr>
-          <w:rFonts w:ascii="Garamond" w:hAnsi="Garamond"/>
-        </w:rPr>
-        <w:t xml:space="preserve"> improv</w:t>
-      </w:r>
-      <w:r>
-        <w:rPr>
-          <w:rFonts w:ascii="Garamond" w:hAnsi="Garamond"/>
-        </w:rPr>
-        <w:t>e the</w:t>
-      </w:r>
-      <w:r>
-        <w:rPr>
-          <w:rFonts w:ascii="Garamond" w:hAnsi="Garamond"/>
-        </w:rPr>
-        <w:t xml:space="preserve"> simulations</w:t>
-      </w:r>
-      <w:r>
-        <w:rPr>
-          <w:rFonts w:ascii="Garamond" w:hAnsi="Garamond"/>
-        </w:rPr>
-        <w:t>.</w:t>
+        <w:t>Organized lesson plans and supported laboratory projects, focusing on core concepts of assigned topics.</w:t>
       </w:r>
     </w:p>
     <w:p>
@@ -1561,6 +1959,7 @@
         <w:tabs>
           <w:tab w:val="right" w:pos="10800"/>
         </w:tabs>
+        <w:spacing w:after="1" w:line="257" w:lineRule="auto"/>
         <w:rPr>
           <w:rFonts w:ascii="Garamond" w:hAnsi="Garamond"/>
           <w:sz w:val="22"/>
@@ -1571,15 +1970,17 @@
         <w:rPr>
           <w:rFonts w:ascii="Garamond" w:hAnsi="Garamond"/>
           <w:b/>
-          <w:sz w:val="22"/>
-          <w:szCs w:val="22"/>
-        </w:rPr>
-        <w:t>Web Development</w:t>
+          <w:bCs/>
+          <w:sz w:val="22"/>
+          <w:szCs w:val="22"/>
+        </w:rPr>
+        <w:t>Physics Research</w:t>
       </w:r>
       <w:r>
         <w:rPr>
           <w:rFonts w:ascii="Garamond" w:hAnsi="Garamond"/>
           <w:b/>
+          <w:bCs/>
           <w:sz w:val="22"/>
           <w:szCs w:val="22"/>
         </w:rPr>
@@ -1600,7 +2001,23 @@
           <w:sz w:val="22"/>
           <w:szCs w:val="22"/>
         </w:rPr>
-        <w:t>TechPoint, Indianapolis, IN (</w:t>
+        <w:t>Wabash College</w:t>
+      </w:r>
+      <w:r>
+        <w:rPr>
+          <w:rFonts w:ascii="Garamond" w:hAnsi="Garamond"/>
+          <w:sz w:val="22"/>
+          <w:szCs w:val="22"/>
+        </w:rPr>
+        <w:t xml:space="preserve"> Physics Department</w:t>
+      </w:r>
+      <w:r>
+        <w:rPr>
+          <w:rFonts w:ascii="Garamond" w:hAnsi="Garamond"/>
+          <w:sz w:val="22"/>
+          <w:szCs w:val="22"/>
+        </w:rPr>
+        <w:t>, Crawfordsville, IN (</w:t>
       </w:r>
       <w:hyperlink r:id="rId10" w:history="1">
         <w:r>
@@ -1620,16 +2037,751 @@
           <w:sz w:val="22"/>
           <w:szCs w:val="22"/>
         </w:rPr>
+        <w:t xml:space="preserve">) </w:t>
+      </w:r>
+      <w:r>
+        <w:rPr>
+          <w:rFonts w:ascii="Garamond" w:hAnsi="Garamond"/>
+          <w:sz w:val="22"/>
+          <w:szCs w:val="22"/>
+        </w:rPr>
+        <w:tab/>
+      </w:r>
+      <w:r>
+        <w:rPr>
+          <w:rFonts w:ascii="Garamond" w:hAnsi="Garamond"/>
+          <w:sz w:val="22"/>
+          <w:szCs w:val="22"/>
+        </w:rPr>
+        <w:t xml:space="preserve">June 2021 </w:t>
+      </w:r>
+      <w:r>
+        <w:rPr>
+          <w:rFonts w:ascii="Garamond" w:hAnsi="Garamond"/>
+          <w:sz w:val="22"/>
+          <w:szCs w:val="22"/>
+        </w:rPr>
+        <w:t xml:space="preserve">– </w:t>
+      </w:r>
+      <w:r>
+        <w:rPr>
+          <w:rFonts w:ascii="Garamond" w:hAnsi="Garamond"/>
+          <w:bCs/>
+          <w:sz w:val="22"/>
+          <w:szCs w:val="22"/>
+        </w:rPr>
+        <w:t>August 2022</w:t>
+      </w:r>
+    </w:p>
+    <w:p>
+      <w:pPr>
+        <w:pStyle w:val="ListParagraph"/>
+        <w:numPr>
+          <w:ilvl w:val="0"/>
+          <w:numId w:val="19"/>
+        </w:numPr>
+        <w:spacing w:after="1" w:line="257" w:lineRule="auto"/>
+        <w:rPr>
+          <w:rFonts w:ascii="Garamond" w:hAnsi="Garamond"/>
+        </w:rPr>
+      </w:pPr>
+      <w:r>
+        <w:rPr>
+          <w:rFonts w:ascii="Garamond" w:hAnsi="Garamond"/>
+        </w:rPr>
+        <w:t>Analyze</w:t>
+      </w:r>
+      <w:r>
+        <w:rPr>
+          <w:rFonts w:ascii="Garamond" w:hAnsi="Garamond"/>
+        </w:rPr>
+        <w:t>d</w:t>
+      </w:r>
+      <w:r>
+        <w:rPr>
+          <w:rFonts w:ascii="Garamond" w:hAnsi="Garamond"/>
+        </w:rPr>
+        <w:t xml:space="preserve"> the growth pattern of </w:t>
+      </w:r>
+      <w:r>
+        <w:rPr>
+          <w:rFonts w:ascii="Garamond" w:hAnsi="Garamond"/>
+        </w:rPr>
+        <w:t>“</w:t>
+      </w:r>
+      <w:r>
+        <w:rPr>
+          <w:rFonts w:ascii="Garamond" w:hAnsi="Garamond"/>
+        </w:rPr>
+        <w:t>brinicles</w:t>
+      </w:r>
+      <w:r>
+        <w:rPr>
+          <w:rFonts w:ascii="Garamond" w:hAnsi="Garamond"/>
+        </w:rPr>
+        <w:t>”</w:t>
+      </w:r>
+      <w:r>
+        <w:rPr>
+          <w:rFonts w:ascii="Garamond" w:hAnsi="Garamond"/>
+        </w:rPr>
+        <w:t xml:space="preserve"> </w:t>
+      </w:r>
+      <w:r>
+        <w:rPr>
+          <w:rFonts w:ascii="Garamond" w:hAnsi="Garamond"/>
+        </w:rPr>
+        <w:t>by creating</w:t>
+      </w:r>
+      <w:r>
+        <w:rPr>
+          <w:rFonts w:ascii="Garamond" w:hAnsi="Garamond"/>
+        </w:rPr>
+        <w:t xml:space="preserve"> </w:t>
+      </w:r>
+      <w:r>
+        <w:rPr>
+          <w:rFonts w:ascii="Garamond" w:hAnsi="Garamond"/>
+        </w:rPr>
+        <w:t xml:space="preserve">Python point model </w:t>
+      </w:r>
+      <w:r>
+        <w:rPr>
+          <w:rFonts w:ascii="Garamond" w:hAnsi="Garamond"/>
+        </w:rPr>
+        <w:t>simulations</w:t>
+      </w:r>
+      <w:r>
+        <w:rPr>
+          <w:rFonts w:ascii="Garamond" w:hAnsi="Garamond"/>
+        </w:rPr>
+        <w:t>.</w:t>
+      </w:r>
+    </w:p>
+    <w:p>
+      <w:pPr>
+        <w:pStyle w:val="ListParagraph"/>
+        <w:numPr>
+          <w:ilvl w:val="0"/>
+          <w:numId w:val="19"/>
+        </w:numPr>
+        <w:spacing w:after="1" w:line="257" w:lineRule="auto"/>
+        <w:rPr>
+          <w:rFonts w:ascii="Garamond" w:hAnsi="Garamond"/>
+        </w:rPr>
+      </w:pPr>
+      <w:r>
+        <w:rPr>
+          <w:rFonts w:ascii="Garamond" w:hAnsi="Garamond"/>
+        </w:rPr>
+        <w:t>Designed and e</w:t>
+      </w:r>
+      <w:r>
+        <w:rPr>
+          <w:rFonts w:ascii="Garamond" w:hAnsi="Garamond"/>
+        </w:rPr>
+        <w:t>ngineer</w:t>
+      </w:r>
+      <w:r>
+        <w:rPr>
+          <w:rFonts w:ascii="Garamond" w:hAnsi="Garamond"/>
+        </w:rPr>
+        <w:t>ed</w:t>
+      </w:r>
+      <w:r>
+        <w:rPr>
+          <w:rFonts w:ascii="Garamond" w:hAnsi="Garamond"/>
+        </w:rPr>
+        <w:t xml:space="preserve"> </w:t>
+      </w:r>
+      <w:r>
+        <w:rPr>
+          <w:rFonts w:ascii="Garamond" w:hAnsi="Garamond"/>
+        </w:rPr>
+        <w:t>“</w:t>
+      </w:r>
+      <w:r>
+        <w:rPr>
+          <w:rFonts w:ascii="Garamond" w:hAnsi="Garamond"/>
+        </w:rPr>
+        <w:t>brinicle growth tanks</w:t>
+      </w:r>
+      <w:r>
+        <w:rPr>
+          <w:rFonts w:ascii="Garamond" w:hAnsi="Garamond"/>
+        </w:rPr>
+        <w:t>”</w:t>
+      </w:r>
+      <w:r>
+        <w:rPr>
+          <w:rFonts w:ascii="Garamond" w:hAnsi="Garamond"/>
+        </w:rPr>
+        <w:t xml:space="preserve"> </w:t>
+      </w:r>
+      <w:r>
+        <w:rPr>
+          <w:rFonts w:ascii="Garamond" w:hAnsi="Garamond"/>
+        </w:rPr>
+        <w:t xml:space="preserve">to compare simulated growth </w:t>
+      </w:r>
+      <w:r>
+        <w:rPr>
+          <w:rFonts w:ascii="Garamond" w:hAnsi="Garamond"/>
+        </w:rPr>
+        <w:t>rates</w:t>
+      </w:r>
+      <w:r>
+        <w:rPr>
+          <w:rFonts w:ascii="Garamond" w:hAnsi="Garamond"/>
+        </w:rPr>
+        <w:t xml:space="preserve"> to real world values.</w:t>
+      </w:r>
+    </w:p>
+    <w:p>
+      <w:pPr>
+        <w:tabs>
+          <w:tab w:val="right" w:pos="10800"/>
+        </w:tabs>
+        <w:spacing w:line="259" w:lineRule="auto"/>
+        <w:rPr>
+          <w:rFonts w:ascii="Garamond" w:hAnsi="Garamond"/>
+          <w:b/>
+          <w:bCs/>
+        </w:rPr>
+      </w:pPr>
+    </w:p>
+    <w:p>
+      <w:pPr>
+        <w:tabs>
+          <w:tab w:val="right" w:pos="10800"/>
+        </w:tabs>
+        <w:spacing w:line="259" w:lineRule="auto"/>
+        <w:rPr>
+          <w:rFonts w:ascii="Garamond" w:hAnsi="Garamond"/>
+          <w:b/>
+          <w:sz w:val="22"/>
+          <w:szCs w:val="22"/>
+        </w:rPr>
+      </w:pPr>
+      <w:r>
+        <w:rPr>
+          <w:rFonts w:ascii="Garamond" w:hAnsi="Garamond"/>
+          <w:b/>
+          <w:bCs/>
+        </w:rPr>
+        <w:t>PERSONAL PROJECTS</w:t>
+      </w:r>
+      <w:r>
+        <w:rPr>
+          <w:rFonts w:ascii="Garamond" w:hAnsi="Garamond"/>
+          <w:b/>
+          <w:bCs/>
+          <w:sz w:val="22"/>
+          <w:szCs w:val="22"/>
+        </w:rPr>
+        <w:br/>
+      </w:r>
+      <w:r>
+        <w:rPr>
+          <w:rFonts w:ascii="Garamond" w:hAnsi="Garamond"/>
+          <w:b/>
+          <w:sz w:val="22"/>
+          <w:szCs w:val="22"/>
+        </w:rPr>
+        <w:t xml:space="preserve">Arduino Uno </w:t>
+      </w:r>
+      <w:r>
+        <w:rPr>
+          <w:rFonts w:ascii="Garamond" w:hAnsi="Garamond"/>
+          <w:b/>
+          <w:sz w:val="22"/>
+          <w:szCs w:val="22"/>
+        </w:rPr>
+        <w:t>Oscilloscope</w:t>
+      </w:r>
+      <w:r>
+        <w:rPr>
+          <w:rFonts w:ascii="Garamond" w:hAnsi="Garamond"/>
+          <w:sz w:val="22"/>
+          <w:szCs w:val="22"/>
+        </w:rPr>
+        <w:tab/>
+      </w:r>
+      <w:r>
+        <w:rPr>
+          <w:rFonts w:ascii="Garamond" w:hAnsi="Garamond"/>
+          <w:bCs/>
+          <w:sz w:val="22"/>
+          <w:szCs w:val="22"/>
+        </w:rPr>
+        <w:t>November</w:t>
+      </w:r>
+      <w:r>
+        <w:rPr>
+          <w:rFonts w:ascii="Garamond" w:hAnsi="Garamond"/>
+          <w:bCs/>
+          <w:sz w:val="22"/>
+          <w:szCs w:val="22"/>
+        </w:rPr>
+        <w:t xml:space="preserve"> 202</w:t>
+      </w:r>
+      <w:r>
+        <w:rPr>
+          <w:rFonts w:ascii="Garamond" w:hAnsi="Garamond"/>
+          <w:bCs/>
+          <w:sz w:val="22"/>
+          <w:szCs w:val="22"/>
+        </w:rPr>
+        <w:t>2 –</w:t>
+      </w:r>
+      <w:r>
+        <w:rPr>
+          <w:rFonts w:ascii="Garamond" w:hAnsi="Garamond"/>
+          <w:bCs/>
+          <w:sz w:val="22"/>
+          <w:szCs w:val="22"/>
+        </w:rPr>
+        <w:t xml:space="preserve"> </w:t>
+      </w:r>
+      <w:r>
+        <w:rPr>
+          <w:rFonts w:ascii="Garamond" w:hAnsi="Garamond"/>
+          <w:bCs/>
+          <w:sz w:val="22"/>
+          <w:szCs w:val="22"/>
+        </w:rPr>
+        <w:t>January 2023</w:t>
+      </w:r>
+    </w:p>
+    <w:p>
+      <w:pPr>
+        <w:pStyle w:val="ListParagraph"/>
+        <w:numPr>
+          <w:ilvl w:val="0"/>
+          <w:numId w:val="25"/>
+        </w:numPr>
+        <w:spacing w:after="1" w:line="257" w:lineRule="auto"/>
+        <w:rPr>
+          <w:rFonts w:ascii="Garamond" w:hAnsi="Garamond"/>
+          <w:b/>
+        </w:rPr>
+      </w:pPr>
+      <w:r>
+        <w:rPr>
+          <w:rFonts w:ascii="Garamond" w:hAnsi="Garamond"/>
+        </w:rPr>
+        <w:t>Designed a lightweight and inexpensive solution for graphically representing varying low voltage signals.</w:t>
+      </w:r>
+    </w:p>
+    <w:p>
+      <w:pPr>
+        <w:pStyle w:val="ListParagraph"/>
+        <w:numPr>
+          <w:ilvl w:val="0"/>
+          <w:numId w:val="25"/>
+        </w:numPr>
+        <w:spacing w:after="1" w:line="257" w:lineRule="auto"/>
+        <w:rPr>
+          <w:rFonts w:ascii="Garamond" w:hAnsi="Garamond"/>
+        </w:rPr>
+      </w:pPr>
+      <w:r>
+        <w:rPr>
+          <w:rFonts w:ascii="Garamond" w:hAnsi="Garamond"/>
+        </w:rPr>
+        <w:t xml:space="preserve">Engineered a voltage conversion circuit for </w:t>
+      </w:r>
+      <w:r>
+        <w:rPr>
+          <w:rFonts w:ascii="Garamond" w:hAnsi="Garamond"/>
+        </w:rPr>
+        <w:t xml:space="preserve">use with an </w:t>
+      </w:r>
+      <w:r>
+        <w:rPr>
+          <w:rFonts w:ascii="Garamond" w:hAnsi="Garamond"/>
+        </w:rPr>
+        <w:t>Arduino Uno, enabling C code to drive digital displays.</w:t>
+      </w:r>
+    </w:p>
+    <w:p>
+      <w:pPr>
+        <w:tabs>
+          <w:tab w:val="right" w:pos="10800"/>
+        </w:tabs>
+        <w:spacing w:line="259" w:lineRule="auto"/>
+        <w:rPr>
+          <w:rFonts w:ascii="Garamond" w:hAnsi="Garamond"/>
+          <w:b/>
+          <w:sz w:val="22"/>
+          <w:szCs w:val="22"/>
+        </w:rPr>
+      </w:pPr>
+      <w:r>
+        <w:rPr>
+          <w:rFonts w:ascii="Garamond" w:hAnsi="Garamond"/>
+          <w:b/>
+          <w:sz w:val="22"/>
+          <w:szCs w:val="22"/>
+        </w:rPr>
+        <w:t>Wireless Display Communication System</w:t>
+      </w:r>
+      <w:r>
+        <w:rPr>
+          <w:rFonts w:ascii="Garamond" w:hAnsi="Garamond"/>
+          <w:sz w:val="22"/>
+          <w:szCs w:val="22"/>
+        </w:rPr>
+        <w:tab/>
+      </w:r>
+      <w:r>
+        <w:rPr>
+          <w:rFonts w:ascii="Garamond" w:hAnsi="Garamond"/>
+          <w:bCs/>
+          <w:sz w:val="22"/>
+          <w:szCs w:val="22"/>
+        </w:rPr>
+        <w:t>November</w:t>
+      </w:r>
+      <w:r>
+        <w:rPr>
+          <w:rFonts w:ascii="Garamond" w:hAnsi="Garamond"/>
+          <w:bCs/>
+          <w:sz w:val="22"/>
+          <w:szCs w:val="22"/>
+        </w:rPr>
+        <w:t xml:space="preserve"> 202</w:t>
+      </w:r>
+      <w:r>
+        <w:rPr>
+          <w:rFonts w:ascii="Garamond" w:hAnsi="Garamond"/>
+          <w:bCs/>
+          <w:sz w:val="22"/>
+          <w:szCs w:val="22"/>
+        </w:rPr>
+        <w:t>3 –</w:t>
+      </w:r>
+      <w:r>
+        <w:rPr>
+          <w:rFonts w:ascii="Garamond" w:hAnsi="Garamond"/>
+          <w:bCs/>
+          <w:sz w:val="22"/>
+          <w:szCs w:val="22"/>
+        </w:rPr>
+        <w:t xml:space="preserve"> </w:t>
+      </w:r>
+      <w:r>
+        <w:rPr>
+          <w:rFonts w:ascii="Garamond" w:hAnsi="Garamond"/>
+          <w:bCs/>
+          <w:sz w:val="22"/>
+          <w:szCs w:val="22"/>
+        </w:rPr>
+        <w:t>Present</w:t>
+      </w:r>
+    </w:p>
+    <w:p>
+      <w:pPr>
+        <w:pStyle w:val="ListParagraph"/>
+        <w:numPr>
+          <w:ilvl w:val="0"/>
+          <w:numId w:val="25"/>
+        </w:numPr>
+        <w:spacing w:after="1" w:line="257" w:lineRule="auto"/>
+        <w:rPr>
+          <w:rFonts w:ascii="Garamond" w:hAnsi="Garamond"/>
+        </w:rPr>
+      </w:pPr>
+      <w:r>
+        <w:rPr>
+          <w:rFonts w:ascii="Garamond" w:hAnsi="Garamond"/>
+        </w:rPr>
+        <w:t>Created a c</w:t>
+      </w:r>
+      <w:r>
+        <w:rPr>
+          <w:rFonts w:ascii="Garamond" w:hAnsi="Garamond"/>
+        </w:rPr>
+        <w:t xml:space="preserve">ompact, battery-powered </w:t>
+      </w:r>
+      <w:r>
+        <w:rPr>
+          <w:rFonts w:ascii="Garamond" w:hAnsi="Garamond"/>
+        </w:rPr>
+        <w:t>device for</w:t>
+      </w:r>
+      <w:r>
+        <w:rPr>
+          <w:rFonts w:ascii="Garamond" w:hAnsi="Garamond"/>
+        </w:rPr>
+        <w:t xml:space="preserve"> communication with text and images.</w:t>
+      </w:r>
+    </w:p>
+    <w:p>
+      <w:pPr>
+        <w:pStyle w:val="ListParagraph"/>
+        <w:numPr>
+          <w:ilvl w:val="0"/>
+          <w:numId w:val="25"/>
+        </w:numPr>
+        <w:spacing w:after="1" w:line="257" w:lineRule="auto"/>
+        <w:rPr>
+          <w:rFonts w:ascii="Garamond" w:hAnsi="Garamond"/>
+        </w:rPr>
+      </w:pPr>
+      <w:r>
+        <w:rPr>
+          <w:rFonts w:ascii="Garamond" w:hAnsi="Garamond"/>
+        </w:rPr>
+        <w:t>Developed C++ code to enable internet-based messaging</w:t>
+      </w:r>
+      <w:r>
+        <w:rPr>
+          <w:rFonts w:ascii="Garamond" w:hAnsi="Garamond"/>
+        </w:rPr>
+        <w:t xml:space="preserve"> </w:t>
+      </w:r>
+      <w:r>
+        <w:rPr>
+          <w:rFonts w:ascii="Garamond" w:hAnsi="Garamond"/>
+        </w:rPr>
+        <w:t xml:space="preserve">between </w:t>
+      </w:r>
+      <w:r>
+        <w:rPr>
+          <w:rFonts w:ascii="Garamond" w:hAnsi="Garamond"/>
+        </w:rPr>
+        <w:t xml:space="preserve">two </w:t>
+      </w:r>
+      <w:r>
+        <w:rPr>
+          <w:rFonts w:ascii="Garamond" w:hAnsi="Garamond"/>
+        </w:rPr>
+        <w:t>ESP32</w:t>
+      </w:r>
+      <w:r>
+        <w:rPr>
+          <w:rFonts w:ascii="Garamond" w:hAnsi="Garamond"/>
+        </w:rPr>
+        <w:t>s connected to a small display</w:t>
+      </w:r>
+      <w:r>
+        <w:rPr>
+          <w:rFonts w:ascii="Garamond" w:hAnsi="Garamond"/>
+        </w:rPr>
+        <w:t>.</w:t>
+      </w:r>
+    </w:p>
+    <w:p>
+      <w:pPr>
+        <w:pStyle w:val="ListParagraph"/>
+        <w:numPr>
+          <w:ilvl w:val="0"/>
+          <w:numId w:val="25"/>
+        </w:numPr>
+        <w:spacing w:after="1" w:line="257" w:lineRule="auto"/>
+        <w:rPr>
+          <w:rFonts w:ascii="Garamond" w:hAnsi="Garamond"/>
+        </w:rPr>
+      </w:pPr>
+      <w:r>
+        <w:rPr>
+          <w:rFonts w:ascii="Garamond" w:hAnsi="Garamond"/>
+        </w:rPr>
+        <w:t>Modeled</w:t>
+      </w:r>
+      <w:r>
+        <w:rPr>
+          <w:rFonts w:ascii="Garamond" w:hAnsi="Garamond"/>
+        </w:rPr>
+        <w:t xml:space="preserve"> a 3D enclosure, transforming the device into an aesthetically pleasing desk ornament.</w:t>
+      </w:r>
+      <w:r>
+        <w:rPr>
+          <w:rFonts w:ascii="Garamond" w:hAnsi="Garamond"/>
+        </w:rPr>
+        <w:t xml:space="preserve"> </w:t>
+      </w:r>
+    </w:p>
+    <w:p>
+      <w:pPr>
+        <w:tabs>
+          <w:tab w:val="right" w:pos="10800"/>
+        </w:tabs>
+        <w:spacing w:line="259" w:lineRule="auto"/>
+        <w:rPr>
+          <w:rFonts w:ascii="Garamond" w:hAnsi="Garamond"/>
+          <w:b/>
+          <w:sz w:val="22"/>
+          <w:szCs w:val="22"/>
+        </w:rPr>
+      </w:pPr>
+      <w:r>
+        <w:rPr>
+          <w:rFonts w:ascii="Garamond" w:hAnsi="Garamond"/>
+          <w:b/>
+          <w:sz w:val="22"/>
+          <w:szCs w:val="22"/>
+        </w:rPr>
+        <w:t>Game Boy Advance (GBA)</w:t>
+      </w:r>
+      <w:r>
+        <w:rPr>
+          <w:rFonts w:ascii="Garamond" w:hAnsi="Garamond"/>
+          <w:b/>
+          <w:sz w:val="22"/>
+          <w:szCs w:val="22"/>
+        </w:rPr>
+        <w:t xml:space="preserve"> Application Development</w:t>
+      </w:r>
+      <w:r>
+        <w:rPr>
+          <w:rFonts w:ascii="Garamond" w:hAnsi="Garamond"/>
+          <w:sz w:val="22"/>
+          <w:szCs w:val="22"/>
+        </w:rPr>
+        <w:tab/>
+      </w:r>
+      <w:r>
+        <w:rPr>
+          <w:rFonts w:ascii="Garamond" w:hAnsi="Garamond"/>
+          <w:bCs/>
+          <w:sz w:val="22"/>
+          <w:szCs w:val="22"/>
+        </w:rPr>
+        <w:t>May 2023 –</w:t>
+      </w:r>
+      <w:r>
+        <w:rPr>
+          <w:rFonts w:ascii="Garamond" w:hAnsi="Garamond"/>
+          <w:bCs/>
+          <w:sz w:val="22"/>
+          <w:szCs w:val="22"/>
+        </w:rPr>
+        <w:t xml:space="preserve"> </w:t>
+      </w:r>
+      <w:r>
+        <w:rPr>
+          <w:rFonts w:ascii="Garamond" w:hAnsi="Garamond"/>
+          <w:bCs/>
+          <w:sz w:val="22"/>
+          <w:szCs w:val="22"/>
+        </w:rPr>
+        <w:t>Present</w:t>
+      </w:r>
+    </w:p>
+    <w:p>
+      <w:pPr>
+        <w:pStyle w:val="ListParagraph"/>
+        <w:numPr>
+          <w:ilvl w:val="0"/>
+          <w:numId w:val="25"/>
+        </w:numPr>
+        <w:spacing w:after="1" w:line="257" w:lineRule="auto"/>
+        <w:rPr>
+          <w:rFonts w:ascii="Garamond" w:hAnsi="Garamond"/>
+        </w:rPr>
+      </w:pPr>
+      <w:r>
+        <w:rPr>
+          <w:rFonts w:ascii="Garamond" w:hAnsi="Garamond"/>
+        </w:rPr>
+        <w:t>Expanded project scope by porting a Scratch creation to a fully functional Game Boy Advance game in C.</w:t>
+      </w:r>
+    </w:p>
+    <w:p>
+      <w:pPr>
+        <w:pStyle w:val="ListParagraph"/>
+        <w:numPr>
+          <w:ilvl w:val="0"/>
+          <w:numId w:val="25"/>
+        </w:numPr>
+        <w:spacing w:after="1" w:line="257" w:lineRule="auto"/>
+        <w:rPr>
+          <w:rFonts w:ascii="Garamond" w:hAnsi="Garamond"/>
+        </w:rPr>
+      </w:pPr>
+      <w:r>
+        <w:rPr>
+          <w:rFonts w:ascii="Garamond" w:hAnsi="Garamond"/>
+        </w:rPr>
+        <w:t>Gained expertise in low-level programming for game design within constrained hardware resources.</w:t>
+      </w:r>
+    </w:p>
+    <w:p>
+      <w:pPr>
+        <w:spacing w:after="160" w:line="259" w:lineRule="auto"/>
+        <w:rPr>
+          <w:rFonts w:ascii="Garamond" w:hAnsi="Garamond"/>
+          <w:sz w:val="22"/>
+          <w:szCs w:val="22"/>
+        </w:rPr>
+      </w:pPr>
+      <w:r>
+        <w:rPr>
+          <w:rFonts w:ascii="Garamond" w:hAnsi="Garamond"/>
+          <w:b/>
+          <w:bCs/>
+          <w:sz w:val="22"/>
+          <w:szCs w:val="22"/>
+        </w:rPr>
+        <w:br w:type="page"/>
+      </w:r>
+      <w:r>
+        <w:rPr>
+          <w:rFonts w:ascii="Garamond" w:hAnsi="Garamond"/>
+          <w:b/>
+          <w:sz w:val="22"/>
+          <w:szCs w:val="22"/>
+        </w:rPr>
+        <w:lastRenderedPageBreak/>
+        <w:t>Web Development</w:t>
+      </w:r>
+      <w:r>
+        <w:rPr>
+          <w:rFonts w:ascii="Garamond" w:hAnsi="Garamond"/>
+          <w:b/>
+          <w:sz w:val="22"/>
+          <w:szCs w:val="22"/>
+        </w:rPr>
+        <w:t xml:space="preserve"> Intern</w:t>
+      </w:r>
+      <w:r>
+        <w:rPr>
+          <w:rFonts w:ascii="Garamond" w:hAnsi="Garamond"/>
+          <w:b/>
+          <w:sz w:val="22"/>
+          <w:szCs w:val="22"/>
+        </w:rPr>
+        <w:t xml:space="preserve">, </w:t>
+      </w:r>
+      <w:r>
+        <w:rPr>
+          <w:rFonts w:ascii="Garamond" w:hAnsi="Garamond"/>
+          <w:sz w:val="22"/>
+          <w:szCs w:val="22"/>
+        </w:rPr>
+        <w:t>TechPoint, Indianapolis, IN (</w:t>
+      </w:r>
+      <w:hyperlink r:id="rId11" w:history="1">
+        <w:r>
+          <w:rPr>
+            <w:rStyle w:val="Hyperlink"/>
+            <w:rFonts w:ascii="Garamond" w:hAnsi="Garamond"/>
+            <w:color w:val="auto"/>
+            <w:sz w:val="22"/>
+            <w:szCs w:val="22"/>
+          </w:rPr>
+          <w:t>GitHub</w:t>
+        </w:r>
+      </w:hyperlink>
+      <w:r>
+        <w:rPr>
+          <w:rFonts w:ascii="Garamond" w:hAnsi="Garamond"/>
+          <w:sz w:val="22"/>
+          <w:szCs w:val="22"/>
+        </w:rPr>
         <w:t>)</w:t>
-      </w:r>
-      <w:r>
-        <w:rPr>
-          <w:rFonts w:ascii="Garamond" w:hAnsi="Garamond"/>
-          <w:bCs/>
-          <w:sz w:val="22"/>
-          <w:szCs w:val="22"/>
-        </w:rPr>
-        <w:t xml:space="preserve"> </w:t>
       </w:r>
       <w:r>
         <w:rPr>
@@ -2144,7 +3296,19 @@
         <w:rPr>
           <w:rFonts w:ascii="Garamond" w:hAnsi="Garamond"/>
         </w:rPr>
-        <w:t xml:space="preserve"> students in the use of technology equipment </w:t>
+        <w:t xml:space="preserve"> students in the use of </w:t>
+      </w:r>
+      <w:r>
+        <w:rPr>
+          <w:rFonts w:ascii="Garamond" w:hAnsi="Garamond"/>
+        </w:rPr>
+        <w:t>technological</w:t>
+      </w:r>
+      <w:r>
+        <w:rPr>
+          <w:rFonts w:ascii="Garamond" w:hAnsi="Garamond"/>
+        </w:rPr>
+        <w:t xml:space="preserve"> equipment </w:t>
       </w:r>
       <w:r>
         <w:rPr>
@@ -2246,11 +3410,22 @@
     </w:p>
     <w:p>
       <w:pPr>
+        <w:tabs>
+          <w:tab w:val="right" w:pos="10800"/>
+        </w:tabs>
+        <w:spacing w:line="259" w:lineRule="auto"/>
+        <w:rPr>
+          <w:rFonts w:ascii="Garamond" w:hAnsi="Garamond"/>
+          <w:b/>
+          <w:bCs/>
+        </w:rPr>
+      </w:pPr>
+    </w:p>
+    <w:p>
+      <w:pPr>
         <w:spacing w:after="1" w:line="257" w:lineRule="auto"/>
         <w:rPr>
           <w:rFonts w:ascii="Garamond" w:hAnsi="Garamond"/>
-          <w:sz w:val="22"/>
-          <w:szCs w:val="22"/>
         </w:rPr>
       </w:pPr>
     </w:p>

--- a/files/Powell, Caleb, Resume.docx
+++ b/files/Powell, Caleb, Resume.docx
@@ -266,7 +266,23 @@
           <w:sz w:val="22"/>
           <w:szCs w:val="22"/>
         </w:rPr>
-        <w:t xml:space="preserve"> in data analysis, data engineering, </w:t>
+        <w:t xml:space="preserve"> in data analysis, </w:t>
+      </w:r>
+      <w:r>
+        <w:rPr>
+          <w:rFonts w:ascii="Garamond" w:hAnsi="Garamond"/>
+          <w:sz w:val="22"/>
+          <w:szCs w:val="22"/>
+        </w:rPr>
+        <w:t>software engineering</w:t>
+      </w:r>
+      <w:r>
+        <w:rPr>
+          <w:rFonts w:ascii="Garamond" w:hAnsi="Garamond"/>
+          <w:sz w:val="22"/>
+          <w:szCs w:val="22"/>
+        </w:rPr>
+        <w:t xml:space="preserve">, </w:t>
       </w:r>
       <w:r>
         <w:rPr>

--- a/files/Powell, Caleb, Resume.docx
+++ b/files/Powell, Caleb, Resume.docx
@@ -1,6 +1,6 @@
 
 <file path=word/document.xml><?xml version="1.0" encoding="utf-8"?>
-<w:document xmlns:wpc="http://schemas.microsoft.com/office/word/2010/wordprocessingCanvas" xmlns:cx="http://schemas.microsoft.com/office/drawing/2014/chartex" xmlns:cx1="http://schemas.microsoft.com/office/drawing/2015/9/8/chartex" xmlns:cx2="http://schemas.microsoft.com/office/drawing/2015/10/21/chartex" xmlns:cx3="http://schemas.microsoft.com/office/drawing/2016/5/9/chartex" xmlns:cx4="http://schemas.microsoft.com/office/drawing/2016/5/10/chartex" xmlns:cx5="http://schemas.microsoft.com/office/drawing/2016/5/11/chartex" xmlns:cx6="http://schemas.microsoft.com/office/drawing/2016/5/12/chartex" xmlns:cx7="http://schemas.microsoft.com/office/drawing/2016/5/13/chartex" xmlns:cx8="http://schemas.microsoft.com/office/drawing/2016/5/14/chartex" xmlns:mc="http://schemas.openxmlformats.org/markup-compatibility/2006" xmlns:aink="http://schemas.microsoft.com/office/drawing/2016/ink" xmlns:am3d="http://schemas.microsoft.com/office/drawing/2017/model3d" xmlns:o="urn:schemas-microsoft-com:office:office" xmlns:oel="http://schemas.microsoft.com/office/2019/extlst" xmlns:r="http://schemas.openxmlformats.org/officeDocument/2006/relationships" xmlns:m="http://schemas.openxmlformats.org/officeDocument/2006/math" xmlns:v="urn:schemas-microsoft-com:vml" xmlns:wp14="http://schemas.microsoft.com/office/word/2010/wordprocessingDrawing" xmlns:wp="http://schemas.openxmlformats.org/drawingml/2006/wordprocessingDrawing" xmlns:w10="urn:schemas-microsoft-com:office:word" xmlns:w="http://schemas.openxmlformats.org/wordprocessingml/2006/main" xmlns:w14="http://schemas.microsoft.com/office/word/2010/wordml" xmlns:w15="http://schemas.microsoft.com/office/word/2012/wordml" xmlns:w16cex="http://schemas.microsoft.com/office/word/2018/wordml/cex" xmlns:w16cid="http://schemas.microsoft.com/office/word/2016/wordml/cid" xmlns:w16="http://schemas.microsoft.com/office/word/2018/wordml" xmlns:w16sdtdh="http://schemas.microsoft.com/office/word/2020/wordml/sdtdatahash" xmlns:w16se="http://schemas.microsoft.com/office/word/2015/wordml/symex" xmlns:wpg="http://schemas.microsoft.com/office/word/2010/wordprocessingGroup" xmlns:wpi="http://schemas.microsoft.com/office/word/2010/wordprocessingInk" xmlns:wne="http://schemas.microsoft.com/office/word/2006/wordml" xmlns:wps="http://schemas.microsoft.com/office/word/2010/wordprocessingShape" mc:Ignorable="w14 w15 w16se w16cid w16 w16cex w16sdtdh wp14">
+<w:document xmlns:wpc="http://schemas.microsoft.com/office/word/2010/wordprocessingCanvas" xmlns:cx="http://schemas.microsoft.com/office/drawing/2014/chartex" xmlns:cx1="http://schemas.microsoft.com/office/drawing/2015/9/8/chartex" xmlns:cx2="http://schemas.microsoft.com/office/drawing/2015/10/21/chartex" xmlns:cx3="http://schemas.microsoft.com/office/drawing/2016/5/9/chartex" xmlns:cx4="http://schemas.microsoft.com/office/drawing/2016/5/10/chartex" xmlns:cx5="http://schemas.microsoft.com/office/drawing/2016/5/11/chartex" xmlns:cx6="http://schemas.microsoft.com/office/drawing/2016/5/12/chartex" xmlns:cx7="http://schemas.microsoft.com/office/drawing/2016/5/13/chartex" xmlns:cx8="http://schemas.microsoft.com/office/drawing/2016/5/14/chartex" xmlns:mc="http://schemas.openxmlformats.org/markup-compatibility/2006" xmlns:aink="http://schemas.microsoft.com/office/drawing/2016/ink" xmlns:am3d="http://schemas.microsoft.com/office/drawing/2017/model3d" xmlns:o="urn:schemas-microsoft-com:office:office" xmlns:oel="http://schemas.microsoft.com/office/2019/extlst" xmlns:r="http://schemas.openxmlformats.org/officeDocument/2006/relationships" xmlns:m="http://schemas.openxmlformats.org/officeDocument/2006/math" xmlns:v="urn:schemas-microsoft-com:vml" xmlns:wp14="http://schemas.microsoft.com/office/word/2010/wordprocessingDrawing" xmlns:wp="http://schemas.openxmlformats.org/drawingml/2006/wordprocessingDrawing" xmlns:w10="urn:schemas-microsoft-com:office:word" xmlns:w="http://schemas.openxmlformats.org/wordprocessingml/2006/main" xmlns:w14="http://schemas.microsoft.com/office/word/2010/wordml" xmlns:w15="http://schemas.microsoft.com/office/word/2012/wordml" xmlns:w16cex="http://schemas.microsoft.com/office/word/2018/wordml/cex" xmlns:w16cid="http://schemas.microsoft.com/office/word/2016/wordml/cid" xmlns:w16="http://schemas.microsoft.com/office/word/2018/wordml" xmlns:w16du="http://schemas.microsoft.com/office/word/2023/wordml/word16du" xmlns:w16sdtdh="http://schemas.microsoft.com/office/word/2020/wordml/sdtdatahash" xmlns:w16se="http://schemas.microsoft.com/office/word/2015/wordml/symex" xmlns:wpg="http://schemas.microsoft.com/office/word/2010/wordprocessingGroup" xmlns:wpi="http://schemas.microsoft.com/office/word/2010/wordprocessingInk" xmlns:wne="http://schemas.microsoft.com/office/word/2006/wordml" xmlns:wps="http://schemas.microsoft.com/office/word/2010/wordprocessingShape" mc:Ignorable="w14 w15 w16se w16cid w16 w16cex w16sdtdh w16du wp14">
   <w:body>
     <w:p>
       <w:pPr>
@@ -51,7 +51,7 @@
             <w:szCs w:val="23"/>
             <w:u w:val="none"/>
           </w:rPr>
-          <w:t>cmp0132@auburn.edu</w:t>
+          <w:t>powellcalebm@gmail.com</w:t>
         </w:r>
       </w:hyperlink>
       <w:r>
@@ -60,7 +60,7 @@
           <w:sz w:val="23"/>
           <w:szCs w:val="23"/>
         </w:rPr>
-        <w:t xml:space="preserve"> | (404) 789-0173 | </w:t>
+        <w:t xml:space="preserve"> | (</w:t>
       </w:r>
       <w:r>
         <w:rPr>
@@ -68,7 +68,63 @@
           <w:sz w:val="23"/>
           <w:szCs w:val="23"/>
         </w:rPr>
+        <w:t>317</w:t>
+      </w:r>
+      <w:r>
+        <w:rPr>
+          <w:rFonts w:ascii="Garamond" w:hAnsi="Garamond"/>
+          <w:sz w:val="23"/>
+          <w:szCs w:val="23"/>
+        </w:rPr>
+        <w:t>) 7</w:t>
+      </w:r>
+      <w:r>
+        <w:rPr>
+          <w:rFonts w:ascii="Garamond" w:hAnsi="Garamond"/>
+          <w:sz w:val="23"/>
+          <w:szCs w:val="23"/>
+        </w:rPr>
+        <w:t>66</w:t>
+      </w:r>
+      <w:r>
+        <w:rPr>
+          <w:rFonts w:ascii="Garamond" w:hAnsi="Garamond"/>
+          <w:sz w:val="23"/>
+          <w:szCs w:val="23"/>
+        </w:rPr>
+        <w:t>-</w:t>
+      </w:r>
+      <w:r>
+        <w:rPr>
+          <w:rFonts w:ascii="Garamond" w:hAnsi="Garamond"/>
+          <w:sz w:val="23"/>
+          <w:szCs w:val="23"/>
+        </w:rPr>
+        <w:t>2182</w:t>
+      </w:r>
+      <w:r>
+        <w:rPr>
+          <w:rFonts w:ascii="Garamond" w:hAnsi="Garamond"/>
+          <w:sz w:val="23"/>
+          <w:szCs w:val="23"/>
+        </w:rPr>
+        <w:t xml:space="preserve"> | </w:t>
+      </w:r>
+      <w:r>
+        <w:rPr>
+          <w:rFonts w:ascii="Garamond" w:hAnsi="Garamond"/>
+          <w:sz w:val="23"/>
+          <w:szCs w:val="23"/>
+        </w:rPr>
         <w:t>https://www.linkedin.com/in/calebmpowell/</w:t>
+      </w:r>
+      <w:r>
+        <w:rPr>
+          <w:rFonts w:ascii="Garamond" w:hAnsi="Garamond"/>
+          <w:sz w:val="22"/>
+          <w:szCs w:val="22"/>
+        </w:rPr>
+        <w:br/>
       </w:r>
     </w:p>
     <w:p>
@@ -94,547 +150,39 @@
     </w:p>
     <w:p>
       <w:pPr>
-        <w:rPr>
-          <w:rFonts w:ascii="Garamond" w:hAnsi="Garamond"/>
-          <w:sz w:val="22"/>
-          <w:szCs w:val="22"/>
-        </w:rPr>
-      </w:pPr>
-      <w:r>
-        <w:rPr>
-          <w:rFonts w:ascii="Garamond" w:hAnsi="Garamond"/>
-          <w:sz w:val="22"/>
-          <w:szCs w:val="22"/>
-        </w:rPr>
-        <w:t>Computer Science and Software Engineering Graduate Student at Auburn University</w:t>
-      </w:r>
-      <w:r>
-        <w:rPr>
-          <w:rFonts w:ascii="Garamond" w:hAnsi="Garamond"/>
-          <w:sz w:val="22"/>
-          <w:szCs w:val="22"/>
-        </w:rPr>
-        <w:t>, dedicated to advancing the field</w:t>
-      </w:r>
-      <w:r>
-        <w:rPr>
-          <w:rFonts w:ascii="Garamond" w:hAnsi="Garamond"/>
-          <w:sz w:val="22"/>
-          <w:szCs w:val="22"/>
-        </w:rPr>
-        <w:t xml:space="preserve"> </w:t>
-      </w:r>
-      <w:r>
-        <w:rPr>
-          <w:rFonts w:ascii="Garamond" w:hAnsi="Garamond"/>
-          <w:sz w:val="22"/>
-          <w:szCs w:val="22"/>
-        </w:rPr>
-        <w:t>of technology through innovative research.</w:t>
-      </w:r>
-      <w:r>
-        <w:rPr>
-          <w:rFonts w:ascii="Garamond" w:hAnsi="Garamond"/>
-          <w:sz w:val="22"/>
-          <w:szCs w:val="22"/>
-        </w:rPr>
-        <w:t xml:space="preserve"> </w:t>
-      </w:r>
-      <w:r>
-        <w:rPr>
-          <w:rFonts w:ascii="Garamond" w:hAnsi="Garamond"/>
-          <w:sz w:val="22"/>
-          <w:szCs w:val="22"/>
-        </w:rPr>
-        <w:t>Currently, I am a Graduate Research Assistant at Auburn</w:t>
-      </w:r>
-      <w:r>
-        <w:rPr>
-          <w:rFonts w:ascii="Garamond" w:hAnsi="Garamond"/>
-          <w:sz w:val="22"/>
-          <w:szCs w:val="22"/>
-        </w:rPr>
-        <w:t xml:space="preserve"> University</w:t>
-      </w:r>
-      <w:r>
-        <w:rPr>
-          <w:rFonts w:ascii="Garamond" w:hAnsi="Garamond"/>
-          <w:sz w:val="22"/>
-          <w:szCs w:val="22"/>
-        </w:rPr>
-        <w:t>'s RFID Lab, where I</w:t>
-      </w:r>
-      <w:r>
-        <w:rPr>
-          <w:rFonts w:ascii="Garamond" w:hAnsi="Garamond"/>
-          <w:sz w:val="22"/>
-          <w:szCs w:val="22"/>
-        </w:rPr>
-        <w:t xml:space="preserve"> </w:t>
-      </w:r>
-      <w:r>
-        <w:rPr>
-          <w:rFonts w:ascii="Garamond" w:hAnsi="Garamond"/>
-          <w:sz w:val="22"/>
-          <w:szCs w:val="22"/>
-        </w:rPr>
-        <w:t>contribute my expertise as a member of the Robotics and Automation team.</w:t>
-      </w:r>
-      <w:r>
-        <w:rPr>
-          <w:rFonts w:ascii="Garamond" w:hAnsi="Garamond"/>
-          <w:sz w:val="22"/>
-          <w:szCs w:val="22"/>
-        </w:rPr>
-        <w:t xml:space="preserve"> With a </w:t>
-      </w:r>
-      <w:r>
-        <w:rPr>
-          <w:rFonts w:ascii="Garamond" w:hAnsi="Garamond"/>
-          <w:sz w:val="22"/>
-          <w:szCs w:val="22"/>
-        </w:rPr>
-        <w:t xml:space="preserve">strong </w:t>
-      </w:r>
-      <w:r>
-        <w:rPr>
-          <w:rFonts w:ascii="Garamond" w:hAnsi="Garamond"/>
-          <w:sz w:val="22"/>
-          <w:szCs w:val="22"/>
-        </w:rPr>
-        <w:t xml:space="preserve">background in Physics and Mathematics from my undergraduate studies, </w:t>
-      </w:r>
-      <w:r>
-        <w:rPr>
-          <w:rFonts w:ascii="Garamond" w:hAnsi="Garamond"/>
-          <w:sz w:val="22"/>
-          <w:szCs w:val="22"/>
-        </w:rPr>
-        <w:t>I bring a unique interdisciplinary perspective to my work</w:t>
-      </w:r>
-      <w:r>
-        <w:rPr>
-          <w:rFonts w:ascii="Garamond" w:hAnsi="Garamond"/>
-          <w:sz w:val="22"/>
-          <w:szCs w:val="22"/>
-        </w:rPr>
-        <w:t xml:space="preserve">. Complementing my graduate degree, </w:t>
-      </w:r>
-      <w:r>
-        <w:rPr>
-          <w:rFonts w:ascii="Garamond" w:hAnsi="Garamond"/>
-          <w:sz w:val="22"/>
-          <w:szCs w:val="22"/>
-        </w:rPr>
-        <w:t xml:space="preserve">I am </w:t>
-      </w:r>
-      <w:r>
-        <w:rPr>
-          <w:rFonts w:ascii="Garamond" w:hAnsi="Garamond"/>
-          <w:sz w:val="22"/>
-          <w:szCs w:val="22"/>
-        </w:rPr>
-        <w:t xml:space="preserve">pursuing a graduate certificate in Data Engineering, </w:t>
-      </w:r>
-      <w:r>
-        <w:rPr>
-          <w:rFonts w:ascii="Garamond" w:hAnsi="Garamond"/>
-          <w:sz w:val="22"/>
-          <w:szCs w:val="22"/>
-        </w:rPr>
-        <w:t>and</w:t>
-      </w:r>
-      <w:r>
-        <w:rPr>
-          <w:rFonts w:ascii="Garamond" w:hAnsi="Garamond"/>
-          <w:sz w:val="22"/>
-          <w:szCs w:val="22"/>
-        </w:rPr>
-        <w:t xml:space="preserve"> actively seeking </w:t>
-      </w:r>
-      <w:r>
-        <w:rPr>
-          <w:rFonts w:ascii="Garamond" w:hAnsi="Garamond"/>
-          <w:sz w:val="22"/>
-          <w:szCs w:val="22"/>
-        </w:rPr>
-        <w:t>full time positions</w:t>
-      </w:r>
-      <w:r>
-        <w:rPr>
-          <w:rFonts w:ascii="Garamond" w:hAnsi="Garamond"/>
-          <w:sz w:val="22"/>
-          <w:szCs w:val="22"/>
-        </w:rPr>
-        <w:t xml:space="preserve"> in data analysis, </w:t>
-      </w:r>
-      <w:r>
-        <w:rPr>
-          <w:rFonts w:ascii="Garamond" w:hAnsi="Garamond"/>
-          <w:sz w:val="22"/>
-          <w:szCs w:val="22"/>
-        </w:rPr>
-        <w:t>software engineering</w:t>
-      </w:r>
-      <w:r>
-        <w:rPr>
-          <w:rFonts w:ascii="Garamond" w:hAnsi="Garamond"/>
-          <w:sz w:val="22"/>
-          <w:szCs w:val="22"/>
-        </w:rPr>
-        <w:t xml:space="preserve">, </w:t>
-      </w:r>
-      <w:r>
-        <w:rPr>
-          <w:rFonts w:ascii="Garamond" w:hAnsi="Garamond"/>
-          <w:sz w:val="22"/>
-          <w:szCs w:val="22"/>
-        </w:rPr>
-        <w:t>and</w:t>
-      </w:r>
-      <w:r>
-        <w:rPr>
-          <w:rFonts w:ascii="Garamond" w:hAnsi="Garamond"/>
-          <w:sz w:val="22"/>
-          <w:szCs w:val="22"/>
-        </w:rPr>
-        <w:t xml:space="preserve"> robotics automation.</w:t>
-      </w:r>
-      <w:r>
-        <w:rPr>
-          <w:rFonts w:ascii="Garamond" w:hAnsi="Garamond"/>
-          <w:sz w:val="22"/>
-          <w:szCs w:val="22"/>
-        </w:rPr>
-        <w:br/>
-      </w:r>
-    </w:p>
-    <w:p>
-      <w:pPr>
         <w:widowControl w:val="0"/>
         <w:autoSpaceDE w:val="0"/>
         <w:autoSpaceDN w:val="0"/>
         <w:adjustRightInd w:val="0"/>
         <w:rPr>
           <w:rFonts w:ascii="Garamond" w:hAnsi="Garamond"/>
-          <w:b/>
-          <w:bCs/>
-        </w:rPr>
-      </w:pPr>
-      <w:r>
-        <w:rPr>
-          <w:rFonts w:ascii="Garamond" w:hAnsi="Garamond"/>
-          <w:b/>
-          <w:bCs/>
-        </w:rPr>
-        <w:t>EDUCATION</w:t>
-      </w:r>
-    </w:p>
-    <w:p>
-      <w:pPr>
-        <w:tabs>
-          <w:tab w:val="right" w:pos="10800"/>
-        </w:tabs>
-        <w:rPr>
-          <w:rFonts w:ascii="Garamond" w:hAnsi="Garamond"/>
-          <w:sz w:val="22"/>
-          <w:szCs w:val="22"/>
-        </w:rPr>
-      </w:pPr>
-      <w:r>
-        <w:rPr>
-          <w:rFonts w:ascii="Garamond" w:hAnsi="Garamond"/>
-          <w:b/>
-          <w:sz w:val="22"/>
-          <w:szCs w:val="22"/>
-        </w:rPr>
-        <w:t>M</w:t>
-      </w:r>
-      <w:r>
-        <w:rPr>
-          <w:rFonts w:ascii="Garamond" w:hAnsi="Garamond"/>
-          <w:b/>
-          <w:sz w:val="22"/>
-          <w:szCs w:val="22"/>
-        </w:rPr>
-        <w:t>.</w:t>
-      </w:r>
-      <w:r>
-        <w:rPr>
-          <w:rFonts w:ascii="Garamond" w:hAnsi="Garamond"/>
-          <w:b/>
-          <w:sz w:val="22"/>
-          <w:szCs w:val="22"/>
-        </w:rPr>
-        <w:t>S</w:t>
-      </w:r>
-      <w:r>
-        <w:rPr>
-          <w:rFonts w:ascii="Garamond" w:hAnsi="Garamond"/>
-          <w:b/>
-          <w:sz w:val="22"/>
-          <w:szCs w:val="22"/>
-        </w:rPr>
-        <w:t xml:space="preserve">. </w:t>
-      </w:r>
-      <w:r>
-        <w:rPr>
-          <w:rFonts w:ascii="Garamond" w:hAnsi="Garamond"/>
-          <w:sz w:val="22"/>
-          <w:szCs w:val="22"/>
-        </w:rPr>
-        <w:t>Computer Science and Software Engineering</w:t>
-      </w:r>
-      <w:r>
-        <w:rPr>
-          <w:rFonts w:ascii="Garamond" w:hAnsi="Garamond"/>
-          <w:sz w:val="22"/>
-          <w:szCs w:val="22"/>
-        </w:rPr>
-        <w:t>,</w:t>
-      </w:r>
-      <w:r>
-        <w:rPr>
-          <w:rFonts w:ascii="Garamond" w:hAnsi="Garamond"/>
-          <w:sz w:val="22"/>
-          <w:szCs w:val="22"/>
-        </w:rPr>
-        <w:t xml:space="preserve"> </w:t>
-      </w:r>
-      <w:r>
-        <w:rPr>
-          <w:rFonts w:ascii="Garamond" w:hAnsi="Garamond"/>
-          <w:sz w:val="22"/>
-          <w:szCs w:val="22"/>
-        </w:rPr>
-        <w:t>Auburn University</w:t>
-      </w:r>
-      <w:r>
-        <w:rPr>
-          <w:rFonts w:ascii="Garamond" w:hAnsi="Garamond"/>
-          <w:sz w:val="22"/>
-          <w:szCs w:val="22"/>
-        </w:rPr>
-        <w:t xml:space="preserve">, </w:t>
-      </w:r>
-      <w:r>
-        <w:rPr>
-          <w:rFonts w:ascii="Garamond" w:hAnsi="Garamond"/>
-          <w:sz w:val="22"/>
-          <w:szCs w:val="22"/>
-        </w:rPr>
-        <w:t>Auburn</w:t>
-      </w:r>
-      <w:r>
-        <w:rPr>
-          <w:rFonts w:ascii="Garamond" w:hAnsi="Garamond"/>
-          <w:sz w:val="22"/>
-          <w:szCs w:val="22"/>
-        </w:rPr>
-        <w:t xml:space="preserve">, </w:t>
-      </w:r>
-      <w:r>
-        <w:rPr>
-          <w:rFonts w:ascii="Garamond" w:hAnsi="Garamond"/>
-          <w:sz w:val="22"/>
-          <w:szCs w:val="22"/>
-        </w:rPr>
-        <w:t>AL</w:t>
-      </w:r>
-      <w:r>
-        <w:rPr>
-          <w:rFonts w:ascii="Garamond" w:hAnsi="Garamond"/>
-          <w:sz w:val="22"/>
-          <w:szCs w:val="22"/>
-        </w:rPr>
-        <w:t xml:space="preserve">           </w:t>
-      </w:r>
-      <w:r>
-        <w:rPr>
-          <w:rFonts w:ascii="Garamond" w:hAnsi="Garamond"/>
-          <w:sz w:val="22"/>
-          <w:szCs w:val="22"/>
-        </w:rPr>
-        <w:tab/>
-      </w:r>
-      <w:r>
-        <w:rPr>
-          <w:rFonts w:ascii="Garamond" w:hAnsi="Garamond"/>
-          <w:sz w:val="22"/>
-          <w:szCs w:val="22"/>
-        </w:rPr>
-        <w:t>May 202</w:t>
-      </w:r>
-      <w:r>
-        <w:rPr>
-          <w:rFonts w:ascii="Garamond" w:hAnsi="Garamond"/>
-          <w:sz w:val="22"/>
-          <w:szCs w:val="22"/>
-        </w:rPr>
-        <w:t>4</w:t>
-      </w:r>
-    </w:p>
-    <w:p>
-      <w:pPr>
-        <w:tabs>
-          <w:tab w:val="right" w:pos="10800"/>
-        </w:tabs>
-        <w:rPr>
-          <w:rFonts w:ascii="Garamond" w:hAnsi="Garamond"/>
-          <w:sz w:val="22"/>
-          <w:szCs w:val="22"/>
-        </w:rPr>
-      </w:pPr>
-      <w:r>
-        <w:rPr>
-          <w:rFonts w:ascii="Garamond" w:hAnsi="Garamond"/>
-          <w:b/>
-          <w:bCs/>
-          <w:sz w:val="22"/>
-          <w:szCs w:val="22"/>
-        </w:rPr>
-        <w:t>Specialization</w:t>
-      </w:r>
-      <w:r>
-        <w:rPr>
-          <w:rFonts w:ascii="Garamond" w:hAnsi="Garamond"/>
-          <w:b/>
-          <w:bCs/>
-          <w:sz w:val="22"/>
-          <w:szCs w:val="22"/>
-        </w:rPr>
-        <w:t>:</w:t>
-      </w:r>
-      <w:r>
-        <w:rPr>
-          <w:rFonts w:ascii="Garamond" w:hAnsi="Garamond"/>
-          <w:b/>
-          <w:bCs/>
-          <w:sz w:val="22"/>
-          <w:szCs w:val="22"/>
-        </w:rPr>
-        <w:t xml:space="preserve"> </w:t>
-      </w:r>
-      <w:r>
-        <w:rPr>
-          <w:rFonts w:ascii="Garamond" w:hAnsi="Garamond"/>
-          <w:sz w:val="22"/>
-          <w:szCs w:val="22"/>
-        </w:rPr>
-        <w:t>Data Engineering</w:t>
-      </w:r>
-    </w:p>
-    <w:p>
-      <w:pPr>
-        <w:tabs>
-          <w:tab w:val="right" w:pos="10800"/>
-        </w:tabs>
-        <w:rPr>
-          <w:rFonts w:ascii="Garamond" w:hAnsi="Garamond"/>
-          <w:sz w:val="22"/>
-          <w:szCs w:val="22"/>
-        </w:rPr>
-      </w:pPr>
-    </w:p>
-    <w:p>
-      <w:pPr>
-        <w:tabs>
-          <w:tab w:val="right" w:pos="10800"/>
-        </w:tabs>
-        <w:rPr>
-          <w:rFonts w:ascii="Garamond" w:hAnsi="Garamond"/>
-          <w:sz w:val="22"/>
-          <w:szCs w:val="22"/>
-        </w:rPr>
-      </w:pPr>
-      <w:r>
-        <w:rPr>
-          <w:rFonts w:ascii="Garamond" w:hAnsi="Garamond"/>
-          <w:b/>
-          <w:sz w:val="22"/>
-          <w:szCs w:val="22"/>
-        </w:rPr>
-        <w:t xml:space="preserve">B.A. </w:t>
-      </w:r>
-      <w:r>
-        <w:rPr>
-          <w:rFonts w:ascii="Garamond" w:hAnsi="Garamond"/>
-          <w:sz w:val="22"/>
-          <w:szCs w:val="22"/>
-        </w:rPr>
-        <w:t>Physics</w:t>
-      </w:r>
-      <w:r>
-        <w:rPr>
-          <w:rFonts w:ascii="Garamond" w:hAnsi="Garamond"/>
-          <w:sz w:val="22"/>
-          <w:szCs w:val="22"/>
-        </w:rPr>
-        <w:t xml:space="preserve"> </w:t>
-      </w:r>
-      <w:r>
-        <w:rPr>
-          <w:rFonts w:ascii="Garamond" w:hAnsi="Garamond"/>
-          <w:sz w:val="22"/>
-          <w:szCs w:val="22"/>
-        </w:rPr>
-        <w:t xml:space="preserve">and </w:t>
-      </w:r>
-      <w:r>
-        <w:rPr>
-          <w:rFonts w:ascii="Garamond" w:hAnsi="Garamond"/>
-          <w:sz w:val="22"/>
-          <w:szCs w:val="22"/>
-        </w:rPr>
-        <w:t>Computational Mathematics</w:t>
-      </w:r>
-      <w:r>
-        <w:rPr>
-          <w:rFonts w:ascii="Garamond" w:hAnsi="Garamond"/>
-          <w:sz w:val="22"/>
-          <w:szCs w:val="22"/>
-        </w:rPr>
-        <w:t>,</w:t>
-      </w:r>
-      <w:r>
-        <w:rPr>
-          <w:rFonts w:ascii="Garamond" w:hAnsi="Garamond"/>
-          <w:sz w:val="22"/>
-          <w:szCs w:val="22"/>
-        </w:rPr>
-        <w:t xml:space="preserve"> Wabash College, Crawfordsville, </w:t>
-      </w:r>
-      <w:r>
-        <w:rPr>
-          <w:rFonts w:ascii="Garamond" w:hAnsi="Garamond"/>
-          <w:sz w:val="22"/>
-          <w:szCs w:val="22"/>
-        </w:rPr>
-        <w:t>IN</w:t>
-      </w:r>
-      <w:r>
-        <w:rPr>
-          <w:rFonts w:ascii="Garamond" w:hAnsi="Garamond"/>
-          <w:sz w:val="22"/>
-          <w:szCs w:val="22"/>
-        </w:rPr>
-        <w:softHyphen/>
-      </w:r>
-      <w:r>
-        <w:rPr>
-          <w:rFonts w:ascii="Garamond" w:hAnsi="Garamond"/>
-          <w:sz w:val="22"/>
-          <w:szCs w:val="22"/>
-        </w:rPr>
-        <w:tab/>
-      </w:r>
-      <w:r>
-        <w:rPr>
-          <w:rFonts w:ascii="Garamond" w:hAnsi="Garamond"/>
-          <w:sz w:val="22"/>
-          <w:szCs w:val="22"/>
-        </w:rPr>
-        <w:t>May 2022</w:t>
+          <w:sz w:val="22"/>
+          <w:szCs w:val="22"/>
+        </w:rPr>
+      </w:pPr>
+      <w:r>
+        <w:rPr>
+          <w:rFonts w:ascii="Garamond" w:hAnsi="Garamond"/>
+          <w:sz w:val="22"/>
+          <w:szCs w:val="22"/>
+        </w:rPr>
+        <w:t xml:space="preserve">Recent graduate with a </w:t>
+      </w:r>
+      <w:r>
+        <w:rPr>
+          <w:rFonts w:ascii="Garamond" w:hAnsi="Garamond"/>
+          <w:sz w:val="22"/>
+          <w:szCs w:val="22"/>
+        </w:rPr>
+        <w:t>master’s degree in computer science and software engineering</w:t>
+      </w:r>
+      <w:r>
+        <w:rPr>
+          <w:rFonts w:ascii="Garamond" w:hAnsi="Garamond"/>
+          <w:sz w:val="22"/>
+          <w:szCs w:val="22"/>
+        </w:rPr>
+        <w:t>. With a strong background in Physics and Mathematics, I bring a unique interdisciplinary perspective to my work. In addition to my professional experience, I enjoy engaging in diverse projects that enhance my skills. Currently seeking opportunities in software development and database systems.</w:t>
       </w:r>
     </w:p>
     <w:p>
@@ -647,640 +195,6 @@
           <w:rFonts w:ascii="Garamond" w:hAnsi="Garamond"/>
           <w:b/>
           <w:bCs/>
-          <w:sz w:val="22"/>
-          <w:szCs w:val="22"/>
-        </w:rPr>
-      </w:pPr>
-      <w:r>
-        <w:rPr>
-          <w:rFonts w:ascii="Garamond" w:hAnsi="Garamond"/>
-          <w:b/>
-          <w:bCs/>
-          <w:sz w:val="22"/>
-          <w:szCs w:val="22"/>
-        </w:rPr>
-        <w:t>Minor:</w:t>
-      </w:r>
-      <w:r>
-        <w:rPr>
-          <w:rFonts w:ascii="Garamond" w:hAnsi="Garamond"/>
-          <w:bCs/>
-          <w:color w:val="C00000"/>
-          <w:sz w:val="22"/>
-          <w:szCs w:val="22"/>
-        </w:rPr>
-        <w:t xml:space="preserve"> </w:t>
-      </w:r>
-      <w:r>
-        <w:rPr>
-          <w:rFonts w:ascii="Garamond" w:hAnsi="Garamond"/>
-          <w:bCs/>
-          <w:sz w:val="22"/>
-          <w:szCs w:val="22"/>
-        </w:rPr>
-        <w:t>Computer Science</w:t>
-      </w:r>
-      <w:r>
-        <w:rPr>
-          <w:rFonts w:ascii="Garamond" w:hAnsi="Garamond"/>
-          <w:bCs/>
-          <w:sz w:val="22"/>
-          <w:szCs w:val="22"/>
-        </w:rPr>
-        <w:br/>
-      </w:r>
-    </w:p>
-    <w:p>
-      <w:pPr>
-        <w:spacing w:line="248" w:lineRule="auto"/>
-        <w:rPr>
-          <w:rFonts w:ascii="Garamond" w:hAnsi="Garamond" w:cstheme="minorHAnsi"/>
-          <w:sz w:val="22"/>
-          <w:szCs w:val="22"/>
-        </w:rPr>
-      </w:pPr>
-      <w:r>
-        <w:rPr>
-          <w:rFonts w:ascii="Garamond" w:hAnsi="Garamond"/>
-          <w:b/>
-          <w:sz w:val="22"/>
-          <w:szCs w:val="22"/>
-        </w:rPr>
-        <w:t>Technical Skills:</w:t>
-      </w:r>
-      <w:r>
-        <w:rPr>
-          <w:rFonts w:ascii="Garamond" w:hAnsi="Garamond"/>
-          <w:b/>
-          <w:sz w:val="22"/>
-          <w:szCs w:val="22"/>
-        </w:rPr>
-        <w:t xml:space="preserve"> </w:t>
-      </w:r>
-      <w:r>
-        <w:rPr>
-          <w:rFonts w:ascii="Garamond" w:hAnsi="Garamond"/>
-          <w:b/>
-          <w:sz w:val="22"/>
-          <w:szCs w:val="22"/>
-        </w:rPr>
-        <w:br/>
-      </w:r>
-      <w:r>
-        <w:rPr>
-          <w:rFonts w:ascii="Garamond" w:hAnsi="Garamond"/>
-          <w:bCs/>
-          <w:sz w:val="22"/>
-          <w:szCs w:val="22"/>
-          <w:u w:val="single"/>
-        </w:rPr>
-        <w:t>Highly Proficient</w:t>
-      </w:r>
-      <w:r>
-        <w:rPr>
-          <w:rFonts w:ascii="Garamond" w:hAnsi="Garamond"/>
-          <w:bCs/>
-          <w:sz w:val="22"/>
-          <w:szCs w:val="22"/>
-        </w:rPr>
-        <w:t xml:space="preserve"> </w:t>
-      </w:r>
-      <w:r>
-        <w:rPr>
-          <w:rFonts w:ascii="Garamond" w:hAnsi="Garamond"/>
-          <w:bCs/>
-          <w:sz w:val="22"/>
-          <w:szCs w:val="22"/>
-        </w:rPr>
-        <w:t>in</w:t>
-      </w:r>
-      <w:r>
-        <w:rPr>
-          <w:rFonts w:ascii="Garamond" w:hAnsi="Garamond"/>
-          <w:bCs/>
-          <w:sz w:val="22"/>
-          <w:szCs w:val="22"/>
-        </w:rPr>
-        <w:t xml:space="preserve"> </w:t>
-      </w:r>
-      <w:r>
-        <w:rPr>
-          <w:rFonts w:ascii="Garamond" w:hAnsi="Garamond"/>
-          <w:bCs/>
-          <w:sz w:val="22"/>
-          <w:szCs w:val="22"/>
-        </w:rPr>
-        <w:t>Python</w:t>
-      </w:r>
-      <w:r>
-        <w:rPr>
-          <w:rFonts w:ascii="Garamond" w:hAnsi="Garamond"/>
-          <w:bCs/>
-          <w:sz w:val="22"/>
-          <w:szCs w:val="22"/>
-        </w:rPr>
-        <w:t xml:space="preserve">, </w:t>
-      </w:r>
-      <w:r>
-        <w:rPr>
-          <w:rFonts w:ascii="Garamond" w:hAnsi="Garamond"/>
-          <w:bCs/>
-          <w:sz w:val="22"/>
-          <w:szCs w:val="22"/>
-        </w:rPr>
-        <w:t xml:space="preserve">C, Java, HTML, CSS, </w:t>
-      </w:r>
-      <w:r>
-        <w:rPr>
-          <w:rFonts w:ascii="Garamond" w:hAnsi="Garamond"/>
-          <w:bCs/>
-          <w:sz w:val="22"/>
-          <w:szCs w:val="22"/>
-        </w:rPr>
-        <w:t>JavaScript</w:t>
-      </w:r>
-      <w:r>
-        <w:rPr>
-          <w:rFonts w:ascii="Garamond" w:hAnsi="Garamond"/>
-          <w:bCs/>
-          <w:sz w:val="22"/>
-          <w:szCs w:val="22"/>
-        </w:rPr>
-        <w:t xml:space="preserve">, </w:t>
-      </w:r>
-      <w:r>
-        <w:rPr>
-          <w:rFonts w:ascii="Garamond" w:hAnsi="Garamond" w:cstheme="minorHAnsi"/>
-          <w:sz w:val="22"/>
-          <w:szCs w:val="22"/>
-        </w:rPr>
-        <w:t>LaTeX,</w:t>
-      </w:r>
-      <w:r>
-        <w:rPr>
-          <w:rFonts w:ascii="Garamond" w:hAnsi="Garamond"/>
-          <w:sz w:val="22"/>
-          <w:szCs w:val="22"/>
-        </w:rPr>
-        <w:t xml:space="preserve"> </w:t>
-      </w:r>
-      <w:r>
-        <w:rPr>
-          <w:rFonts w:ascii="Garamond" w:hAnsi="Garamond"/>
-          <w:sz w:val="22"/>
-          <w:szCs w:val="22"/>
-        </w:rPr>
-        <w:t xml:space="preserve">and </w:t>
-      </w:r>
-      <w:r>
-        <w:rPr>
-          <w:rFonts w:ascii="Garamond" w:hAnsi="Garamond" w:cstheme="minorHAnsi"/>
-          <w:sz w:val="22"/>
-          <w:szCs w:val="22"/>
-        </w:rPr>
-        <w:t>Mathematica</w:t>
-      </w:r>
-      <w:r>
-        <w:rPr>
-          <w:rFonts w:ascii="Garamond" w:hAnsi="Garamond"/>
-          <w:bCs/>
-          <w:sz w:val="22"/>
-          <w:szCs w:val="22"/>
-        </w:rPr>
-        <w:br/>
-      </w:r>
-      <w:r>
-        <w:rPr>
-          <w:rFonts w:ascii="Garamond" w:hAnsi="Garamond"/>
-          <w:bCs/>
-          <w:sz w:val="22"/>
-          <w:szCs w:val="22"/>
-          <w:u w:val="single"/>
-        </w:rPr>
-        <w:t>Experienced</w:t>
-      </w:r>
-      <w:r>
-        <w:rPr>
-          <w:rFonts w:ascii="Garamond" w:hAnsi="Garamond"/>
-          <w:bCs/>
-          <w:sz w:val="22"/>
-          <w:szCs w:val="22"/>
-        </w:rPr>
-        <w:t xml:space="preserve"> in </w:t>
-      </w:r>
-      <w:r>
-        <w:rPr>
-          <w:rFonts w:ascii="Garamond" w:hAnsi="Garamond"/>
-          <w:bCs/>
-          <w:sz w:val="22"/>
-          <w:szCs w:val="22"/>
-        </w:rPr>
-        <w:t xml:space="preserve">C++, </w:t>
-      </w:r>
-      <w:r>
-        <w:rPr>
-          <w:rFonts w:ascii="Garamond" w:hAnsi="Garamond"/>
-          <w:bCs/>
-          <w:sz w:val="22"/>
-          <w:szCs w:val="22"/>
-        </w:rPr>
-        <w:t xml:space="preserve">ROS, ROS2, </w:t>
-      </w:r>
-      <w:r>
-        <w:rPr>
-          <w:rFonts w:ascii="Garamond" w:hAnsi="Garamond"/>
-          <w:bCs/>
-          <w:sz w:val="22"/>
-          <w:szCs w:val="22"/>
-        </w:rPr>
-        <w:t xml:space="preserve">Boston Dynamics SDK, </w:t>
-      </w:r>
-      <w:r>
-        <w:rPr>
-          <w:rFonts w:ascii="Garamond" w:hAnsi="Garamond"/>
-          <w:bCs/>
-          <w:sz w:val="22"/>
-          <w:szCs w:val="22"/>
-        </w:rPr>
-        <w:t>SQL</w:t>
-      </w:r>
-      <w:r>
-        <w:rPr>
-          <w:rFonts w:ascii="Garamond" w:hAnsi="Garamond"/>
-          <w:bCs/>
-          <w:sz w:val="22"/>
-          <w:szCs w:val="22"/>
-        </w:rPr>
-        <w:t xml:space="preserve">, </w:t>
-      </w:r>
-      <w:r>
-        <w:rPr>
-          <w:rFonts w:ascii="Garamond" w:hAnsi="Garamond"/>
-          <w:bCs/>
-          <w:sz w:val="22"/>
-          <w:szCs w:val="22"/>
-        </w:rPr>
-        <w:t xml:space="preserve">XML, Java Servlet, </w:t>
-      </w:r>
-      <w:r>
-        <w:rPr>
-          <w:rFonts w:ascii="Garamond" w:hAnsi="Garamond"/>
-          <w:bCs/>
-          <w:sz w:val="22"/>
-          <w:szCs w:val="22"/>
-        </w:rPr>
-        <w:t>SolidWorks,</w:t>
-      </w:r>
-      <w:r>
-        <w:rPr>
-          <w:rFonts w:ascii="Garamond" w:hAnsi="Garamond"/>
-          <w:bCs/>
-          <w:sz w:val="22"/>
-          <w:szCs w:val="22"/>
-        </w:rPr>
-        <w:t xml:space="preserve"> and</w:t>
-      </w:r>
-      <w:r>
-        <w:rPr>
-          <w:rFonts w:ascii="Garamond" w:hAnsi="Garamond"/>
-          <w:sz w:val="22"/>
-          <w:szCs w:val="22"/>
-        </w:rPr>
-        <w:t xml:space="preserve"> </w:t>
-      </w:r>
-      <w:r>
-        <w:rPr>
-          <w:rFonts w:ascii="Garamond" w:hAnsi="Garamond"/>
-          <w:sz w:val="22"/>
-          <w:szCs w:val="22"/>
-        </w:rPr>
-        <w:t>Adobe Photoshop</w:t>
-      </w:r>
-      <w:r>
-        <w:rPr>
-          <w:rFonts w:ascii="Garamond" w:hAnsi="Garamond"/>
-          <w:bCs/>
-          <w:sz w:val="22"/>
-          <w:szCs w:val="22"/>
-        </w:rPr>
-        <w:br/>
-      </w:r>
-      <w:r>
-        <w:rPr>
-          <w:rFonts w:ascii="Garamond" w:hAnsi="Garamond"/>
-          <w:bCs/>
-          <w:sz w:val="22"/>
-          <w:szCs w:val="22"/>
-          <w:u w:val="single"/>
-        </w:rPr>
-        <w:t>Certification</w:t>
-      </w:r>
-      <w:r>
-        <w:rPr>
-          <w:rFonts w:ascii="Garamond" w:hAnsi="Garamond"/>
-          <w:bCs/>
-          <w:sz w:val="22"/>
-          <w:szCs w:val="22"/>
-        </w:rPr>
-        <w:t xml:space="preserve"> </w:t>
-      </w:r>
-      <w:r>
-        <w:rPr>
-          <w:rFonts w:ascii="Garamond" w:hAnsi="Garamond"/>
-          <w:bCs/>
-          <w:sz w:val="22"/>
-          <w:szCs w:val="22"/>
-        </w:rPr>
-        <w:t xml:space="preserve">in </w:t>
-      </w:r>
-      <w:r>
-        <w:rPr>
-          <w:rFonts w:ascii="Garamond" w:hAnsi="Garamond" w:cstheme="minorHAnsi"/>
-          <w:sz w:val="22"/>
-          <w:szCs w:val="22"/>
-        </w:rPr>
-        <w:t xml:space="preserve">Autodesk </w:t>
-      </w:r>
-      <w:r>
-        <w:rPr>
-          <w:rFonts w:ascii="Garamond" w:hAnsi="Garamond" w:cstheme="minorHAnsi"/>
-          <w:sz w:val="22"/>
-          <w:szCs w:val="22"/>
-        </w:rPr>
-        <w:t>AutoCAD Drafting Software</w:t>
-      </w:r>
-      <w:r>
-        <w:rPr>
-          <w:rFonts w:ascii="Garamond" w:hAnsi="Garamond" w:cstheme="minorHAnsi"/>
-          <w:sz w:val="22"/>
-          <w:szCs w:val="22"/>
-        </w:rPr>
-        <w:t xml:space="preserve">, and </w:t>
-      </w:r>
-      <w:r>
-        <w:rPr>
-          <w:rFonts w:ascii="Garamond" w:hAnsi="Garamond" w:cstheme="minorHAnsi"/>
-          <w:sz w:val="22"/>
-          <w:szCs w:val="22"/>
-        </w:rPr>
-        <w:t>Revit Architectural Software</w:t>
-      </w:r>
-    </w:p>
-    <w:p>
-      <w:pPr>
-        <w:spacing w:line="248" w:lineRule="auto"/>
-        <w:rPr>
-          <w:rFonts w:ascii="Garamond" w:hAnsi="Garamond" w:cstheme="minorHAnsi"/>
-          <w:sz w:val="22"/>
-          <w:szCs w:val="22"/>
-        </w:rPr>
-      </w:pPr>
-    </w:p>
-    <w:p>
-      <w:pPr>
-        <w:spacing w:line="248" w:lineRule="auto"/>
-        <w:rPr>
-          <w:rFonts w:ascii="Garamond" w:hAnsi="Garamond" w:cstheme="minorHAnsi"/>
-          <w:sz w:val="22"/>
-          <w:szCs w:val="22"/>
-        </w:rPr>
-      </w:pPr>
-      <w:r>
-        <w:rPr>
-          <w:rFonts w:ascii="Garamond" w:hAnsi="Garamond"/>
-          <w:b/>
-          <w:sz w:val="22"/>
-          <w:szCs w:val="22"/>
-        </w:rPr>
-        <w:t>Graduate Coursework</w:t>
-      </w:r>
-      <w:r>
-        <w:rPr>
-          <w:rFonts w:ascii="Garamond" w:hAnsi="Garamond"/>
-          <w:b/>
-          <w:sz w:val="22"/>
-          <w:szCs w:val="22"/>
-        </w:rPr>
-        <w:t>:</w:t>
-      </w:r>
-    </w:p>
-    <w:p>
-      <w:pPr>
-        <w:spacing w:after="49" w:line="248" w:lineRule="auto"/>
-        <w:rPr>
-          <w:rFonts w:ascii="Garamond" w:hAnsi="Garamond" w:cstheme="minorHAnsi"/>
-          <w:sz w:val="22"/>
-          <w:szCs w:val="22"/>
-        </w:rPr>
-      </w:pPr>
-      <w:r>
-        <w:rPr>
-          <w:rFonts w:ascii="Garamond" w:hAnsi="Garamond" w:cstheme="minorHAnsi"/>
-          <w:sz w:val="22"/>
-          <w:szCs w:val="22"/>
-        </w:rPr>
-        <w:t>Comp</w:t>
-      </w:r>
-      <w:r>
-        <w:rPr>
-          <w:rFonts w:ascii="Garamond" w:hAnsi="Garamond" w:cstheme="minorHAnsi"/>
-          <w:sz w:val="22"/>
-          <w:szCs w:val="22"/>
-        </w:rPr>
-        <w:t>uter</w:t>
-      </w:r>
-      <w:r>
-        <w:rPr>
-          <w:rFonts w:ascii="Garamond" w:hAnsi="Garamond" w:cstheme="minorHAnsi"/>
-          <w:sz w:val="22"/>
-          <w:szCs w:val="22"/>
-        </w:rPr>
-        <w:t xml:space="preserve"> Networks</w:t>
-      </w:r>
-      <w:r>
-        <w:rPr>
-          <w:rFonts w:ascii="Garamond" w:hAnsi="Garamond" w:cstheme="minorHAnsi"/>
-          <w:sz w:val="22"/>
-          <w:szCs w:val="22"/>
-        </w:rPr>
-        <w:t xml:space="preserve">, </w:t>
-      </w:r>
-      <w:r>
-        <w:rPr>
-          <w:rFonts w:ascii="Garamond" w:hAnsi="Garamond" w:cstheme="minorHAnsi"/>
-          <w:sz w:val="22"/>
-          <w:szCs w:val="22"/>
-        </w:rPr>
-        <w:t>Digital Forensics</w:t>
-      </w:r>
-      <w:r>
-        <w:rPr>
-          <w:rFonts w:ascii="Garamond" w:hAnsi="Garamond" w:cstheme="minorHAnsi"/>
-          <w:sz w:val="22"/>
-          <w:szCs w:val="22"/>
-        </w:rPr>
-        <w:t xml:space="preserve">, </w:t>
-      </w:r>
-      <w:r>
-        <w:rPr>
-          <w:rFonts w:ascii="Garamond" w:hAnsi="Garamond" w:cstheme="minorHAnsi"/>
-          <w:sz w:val="22"/>
-          <w:szCs w:val="22"/>
-        </w:rPr>
-        <w:t>Machine Learning</w:t>
-      </w:r>
-      <w:r>
-        <w:rPr>
-          <w:rFonts w:ascii="Garamond" w:hAnsi="Garamond" w:cstheme="minorHAnsi"/>
-          <w:sz w:val="22"/>
-          <w:szCs w:val="22"/>
-        </w:rPr>
-        <w:t xml:space="preserve">, </w:t>
-      </w:r>
-      <w:r>
-        <w:rPr>
-          <w:rFonts w:ascii="Garamond" w:hAnsi="Garamond" w:cstheme="minorHAnsi"/>
-          <w:sz w:val="22"/>
-          <w:szCs w:val="22"/>
-        </w:rPr>
-        <w:t>Web Application Development</w:t>
-      </w:r>
-      <w:r>
-        <w:rPr>
-          <w:rFonts w:ascii="Garamond" w:hAnsi="Garamond" w:cstheme="minorHAnsi"/>
-          <w:sz w:val="22"/>
-          <w:szCs w:val="22"/>
-        </w:rPr>
-        <w:t xml:space="preserve">, </w:t>
-      </w:r>
-      <w:r>
-        <w:rPr>
-          <w:rFonts w:ascii="Garamond" w:hAnsi="Garamond" w:cstheme="minorHAnsi"/>
-          <w:sz w:val="22"/>
-          <w:szCs w:val="22"/>
-        </w:rPr>
-        <w:t>Database Systems</w:t>
-      </w:r>
-      <w:r>
-        <w:rPr>
-          <w:rFonts w:ascii="Garamond" w:hAnsi="Garamond" w:cstheme="minorHAnsi"/>
-          <w:sz w:val="22"/>
-          <w:szCs w:val="22"/>
-        </w:rPr>
-        <w:t xml:space="preserve">, </w:t>
-      </w:r>
-      <w:r>
-        <w:rPr>
-          <w:rFonts w:ascii="Garamond" w:hAnsi="Garamond" w:cstheme="minorHAnsi"/>
-          <w:sz w:val="22"/>
-          <w:szCs w:val="22"/>
-        </w:rPr>
-        <w:t>Operating Sys</w:t>
-      </w:r>
-      <w:r>
-        <w:rPr>
-          <w:rFonts w:ascii="Garamond" w:hAnsi="Garamond" w:cstheme="minorHAnsi"/>
-          <w:sz w:val="22"/>
-          <w:szCs w:val="22"/>
-        </w:rPr>
-        <w:t xml:space="preserve">tems, </w:t>
-      </w:r>
-      <w:r>
-        <w:rPr>
-          <w:rFonts w:ascii="Garamond" w:hAnsi="Garamond" w:cstheme="minorHAnsi"/>
-          <w:sz w:val="22"/>
-          <w:szCs w:val="22"/>
-        </w:rPr>
-        <w:t>Data Mining</w:t>
-      </w:r>
-      <w:r>
-        <w:rPr>
-          <w:rFonts w:ascii="Garamond" w:hAnsi="Garamond" w:cstheme="minorHAnsi"/>
-          <w:sz w:val="22"/>
-          <w:szCs w:val="22"/>
-        </w:rPr>
-        <w:t xml:space="preserve">, </w:t>
-      </w:r>
-      <w:r>
-        <w:rPr>
-          <w:rFonts w:ascii="Garamond" w:hAnsi="Garamond" w:cstheme="minorHAnsi"/>
-          <w:sz w:val="22"/>
-          <w:szCs w:val="22"/>
-        </w:rPr>
-        <w:t xml:space="preserve">Computer </w:t>
-      </w:r>
-      <w:r>
-        <w:rPr>
-          <w:rFonts w:ascii="Garamond" w:hAnsi="Garamond" w:cstheme="minorHAnsi"/>
-          <w:sz w:val="22"/>
-          <w:szCs w:val="22"/>
-        </w:rPr>
-        <w:t>and</w:t>
-      </w:r>
-      <w:r>
-        <w:rPr>
-          <w:rFonts w:ascii="Garamond" w:hAnsi="Garamond" w:cstheme="minorHAnsi"/>
-          <w:sz w:val="22"/>
-          <w:szCs w:val="22"/>
-        </w:rPr>
-        <w:t xml:space="preserve"> Network Security</w:t>
-      </w:r>
-      <w:r>
-        <w:rPr>
-          <w:rFonts w:ascii="Garamond" w:hAnsi="Garamond" w:cstheme="minorHAnsi"/>
-          <w:sz w:val="22"/>
-          <w:szCs w:val="22"/>
-        </w:rPr>
-        <w:t xml:space="preserve">, </w:t>
-      </w:r>
-      <w:r>
-        <w:rPr>
-          <w:rFonts w:ascii="Garamond" w:hAnsi="Garamond" w:cstheme="minorHAnsi"/>
-          <w:sz w:val="22"/>
-          <w:szCs w:val="22"/>
-        </w:rPr>
-        <w:t>Computer Architecture</w:t>
-      </w:r>
-      <w:r>
-        <w:rPr>
-          <w:rFonts w:ascii="Garamond" w:hAnsi="Garamond" w:cstheme="minorHAnsi"/>
-          <w:sz w:val="22"/>
-          <w:szCs w:val="22"/>
-        </w:rPr>
-        <w:t xml:space="preserve">, </w:t>
-      </w:r>
-      <w:r>
-        <w:rPr>
-          <w:rFonts w:ascii="Garamond" w:hAnsi="Garamond" w:cstheme="minorHAnsi"/>
-          <w:sz w:val="22"/>
-          <w:szCs w:val="22"/>
-        </w:rPr>
-        <w:t>Algorithms</w:t>
-      </w:r>
-      <w:r>
-        <w:rPr>
-          <w:rFonts w:ascii="Garamond" w:hAnsi="Garamond" w:cstheme="minorHAnsi"/>
-          <w:sz w:val="22"/>
-          <w:szCs w:val="22"/>
-        </w:rPr>
-        <w:t xml:space="preserve">, </w:t>
-      </w:r>
-      <w:r>
-        <w:rPr>
-          <w:rFonts w:ascii="Garamond" w:hAnsi="Garamond" w:cstheme="minorHAnsi"/>
-          <w:sz w:val="22"/>
-          <w:szCs w:val="22"/>
-        </w:rPr>
-        <w:t>Statistical Learning</w:t>
-      </w:r>
-    </w:p>
-    <w:p>
-      <w:pPr>
-        <w:spacing w:after="49" w:line="248" w:lineRule="auto"/>
-        <w:rPr>
-          <w:rFonts w:ascii="Garamond" w:hAnsi="Garamond" w:cstheme="minorHAnsi"/>
-          <w:sz w:val="22"/>
-          <w:szCs w:val="22"/>
         </w:rPr>
       </w:pPr>
     </w:p>
@@ -1293,6 +207,733 @@
         <w:rPr>
           <w:rFonts w:ascii="Garamond" w:hAnsi="Garamond"/>
           <w:b/>
+          <w:bCs/>
+        </w:rPr>
+      </w:pPr>
+      <w:r>
+        <w:rPr>
+          <w:rFonts w:ascii="Garamond" w:hAnsi="Garamond"/>
+          <w:b/>
+          <w:bCs/>
+        </w:rPr>
+        <w:t>EDUCATION</w:t>
+      </w:r>
+    </w:p>
+    <w:p>
+      <w:pPr>
+        <w:tabs>
+          <w:tab w:val="right" w:pos="10800"/>
+        </w:tabs>
+        <w:rPr>
+          <w:rFonts w:ascii="Garamond" w:hAnsi="Garamond"/>
+          <w:sz w:val="22"/>
+          <w:szCs w:val="22"/>
+        </w:rPr>
+      </w:pPr>
+      <w:r>
+        <w:rPr>
+          <w:rFonts w:ascii="Garamond" w:hAnsi="Garamond"/>
+          <w:b/>
+          <w:sz w:val="22"/>
+          <w:szCs w:val="22"/>
+        </w:rPr>
+        <w:t>M</w:t>
+      </w:r>
+      <w:r>
+        <w:rPr>
+          <w:rFonts w:ascii="Garamond" w:hAnsi="Garamond"/>
+          <w:b/>
+          <w:sz w:val="22"/>
+          <w:szCs w:val="22"/>
+        </w:rPr>
+        <w:t>.</w:t>
+      </w:r>
+      <w:r>
+        <w:rPr>
+          <w:rFonts w:ascii="Garamond" w:hAnsi="Garamond"/>
+          <w:b/>
+          <w:sz w:val="22"/>
+          <w:szCs w:val="22"/>
+        </w:rPr>
+        <w:t>S</w:t>
+      </w:r>
+      <w:r>
+        <w:rPr>
+          <w:rFonts w:ascii="Garamond" w:hAnsi="Garamond"/>
+          <w:b/>
+          <w:sz w:val="22"/>
+          <w:szCs w:val="22"/>
+        </w:rPr>
+        <w:t xml:space="preserve">. </w:t>
+      </w:r>
+      <w:r>
+        <w:rPr>
+          <w:rFonts w:ascii="Garamond" w:hAnsi="Garamond"/>
+          <w:sz w:val="22"/>
+          <w:szCs w:val="22"/>
+        </w:rPr>
+        <w:t>Computer Science and Software Engineering</w:t>
+      </w:r>
+      <w:r>
+        <w:rPr>
+          <w:rFonts w:ascii="Garamond" w:hAnsi="Garamond"/>
+          <w:sz w:val="22"/>
+          <w:szCs w:val="22"/>
+        </w:rPr>
+        <w:t>,</w:t>
+      </w:r>
+      <w:r>
+        <w:rPr>
+          <w:rFonts w:ascii="Garamond" w:hAnsi="Garamond"/>
+          <w:sz w:val="22"/>
+          <w:szCs w:val="22"/>
+        </w:rPr>
+        <w:t xml:space="preserve"> </w:t>
+      </w:r>
+      <w:r>
+        <w:rPr>
+          <w:rFonts w:ascii="Garamond" w:hAnsi="Garamond"/>
+          <w:sz w:val="22"/>
+          <w:szCs w:val="22"/>
+        </w:rPr>
+        <w:t>Auburn University</w:t>
+      </w:r>
+      <w:r>
+        <w:rPr>
+          <w:rFonts w:ascii="Garamond" w:hAnsi="Garamond"/>
+          <w:sz w:val="22"/>
+          <w:szCs w:val="22"/>
+        </w:rPr>
+        <w:t xml:space="preserve">, </w:t>
+      </w:r>
+      <w:r>
+        <w:rPr>
+          <w:rFonts w:ascii="Garamond" w:hAnsi="Garamond"/>
+          <w:sz w:val="22"/>
+          <w:szCs w:val="22"/>
+        </w:rPr>
+        <w:t>Auburn</w:t>
+      </w:r>
+      <w:r>
+        <w:rPr>
+          <w:rFonts w:ascii="Garamond" w:hAnsi="Garamond"/>
+          <w:sz w:val="22"/>
+          <w:szCs w:val="22"/>
+        </w:rPr>
+        <w:t xml:space="preserve">, </w:t>
+      </w:r>
+      <w:r>
+        <w:rPr>
+          <w:rFonts w:ascii="Garamond" w:hAnsi="Garamond"/>
+          <w:sz w:val="22"/>
+          <w:szCs w:val="22"/>
+        </w:rPr>
+        <w:t>AL</w:t>
+      </w:r>
+      <w:r>
+        <w:rPr>
+          <w:rFonts w:ascii="Garamond" w:hAnsi="Garamond"/>
+          <w:sz w:val="22"/>
+          <w:szCs w:val="22"/>
+        </w:rPr>
+        <w:t xml:space="preserve">           </w:t>
+      </w:r>
+      <w:r>
+        <w:rPr>
+          <w:rFonts w:ascii="Garamond" w:hAnsi="Garamond"/>
+          <w:sz w:val="22"/>
+          <w:szCs w:val="22"/>
+        </w:rPr>
+        <w:tab/>
+      </w:r>
+      <w:r>
+        <w:rPr>
+          <w:rFonts w:ascii="Garamond" w:hAnsi="Garamond"/>
+          <w:sz w:val="22"/>
+          <w:szCs w:val="22"/>
+        </w:rPr>
+        <w:t>May 202</w:t>
+      </w:r>
+      <w:r>
+        <w:rPr>
+          <w:rFonts w:ascii="Garamond" w:hAnsi="Garamond"/>
+          <w:sz w:val="22"/>
+          <w:szCs w:val="22"/>
+        </w:rPr>
+        <w:t>4</w:t>
+      </w:r>
+    </w:p>
+    <w:p>
+      <w:pPr>
+        <w:tabs>
+          <w:tab w:val="right" w:pos="10800"/>
+        </w:tabs>
+        <w:rPr>
+          <w:rFonts w:ascii="Garamond" w:hAnsi="Garamond"/>
+          <w:sz w:val="22"/>
+          <w:szCs w:val="22"/>
+        </w:rPr>
+      </w:pPr>
+      <w:r>
+        <w:rPr>
+          <w:rFonts w:ascii="Garamond" w:hAnsi="Garamond"/>
+          <w:b/>
+          <w:bCs/>
+          <w:sz w:val="22"/>
+          <w:szCs w:val="22"/>
+        </w:rPr>
+        <w:t>Specialization</w:t>
+      </w:r>
+      <w:r>
+        <w:rPr>
+          <w:rFonts w:ascii="Garamond" w:hAnsi="Garamond"/>
+          <w:b/>
+          <w:bCs/>
+          <w:sz w:val="22"/>
+          <w:szCs w:val="22"/>
+        </w:rPr>
+        <w:t>:</w:t>
+      </w:r>
+      <w:r>
+        <w:rPr>
+          <w:rFonts w:ascii="Garamond" w:hAnsi="Garamond"/>
+          <w:b/>
+          <w:bCs/>
+          <w:sz w:val="22"/>
+          <w:szCs w:val="22"/>
+        </w:rPr>
+        <w:t xml:space="preserve"> </w:t>
+      </w:r>
+      <w:r>
+        <w:rPr>
+          <w:rFonts w:ascii="Garamond" w:hAnsi="Garamond"/>
+          <w:sz w:val="22"/>
+          <w:szCs w:val="22"/>
+        </w:rPr>
+        <w:t>Data Engineering</w:t>
+      </w:r>
+    </w:p>
+    <w:p>
+      <w:pPr>
+        <w:tabs>
+          <w:tab w:val="right" w:pos="10800"/>
+        </w:tabs>
+        <w:rPr>
+          <w:rFonts w:ascii="Garamond" w:hAnsi="Garamond"/>
+          <w:sz w:val="22"/>
+          <w:szCs w:val="22"/>
+        </w:rPr>
+      </w:pPr>
+    </w:p>
+    <w:p>
+      <w:pPr>
+        <w:tabs>
+          <w:tab w:val="right" w:pos="10800"/>
+        </w:tabs>
+        <w:rPr>
+          <w:rFonts w:ascii="Garamond" w:hAnsi="Garamond"/>
+          <w:sz w:val="22"/>
+          <w:szCs w:val="22"/>
+        </w:rPr>
+      </w:pPr>
+      <w:r>
+        <w:rPr>
+          <w:rFonts w:ascii="Garamond" w:hAnsi="Garamond"/>
+          <w:b/>
+          <w:sz w:val="22"/>
+          <w:szCs w:val="22"/>
+        </w:rPr>
+        <w:t xml:space="preserve">B.A. </w:t>
+      </w:r>
+      <w:r>
+        <w:rPr>
+          <w:rFonts w:ascii="Garamond" w:hAnsi="Garamond"/>
+          <w:sz w:val="22"/>
+          <w:szCs w:val="22"/>
+        </w:rPr>
+        <w:t>Physics</w:t>
+      </w:r>
+      <w:r>
+        <w:rPr>
+          <w:rFonts w:ascii="Garamond" w:hAnsi="Garamond"/>
+          <w:sz w:val="22"/>
+          <w:szCs w:val="22"/>
+        </w:rPr>
+        <w:t xml:space="preserve"> </w:t>
+      </w:r>
+      <w:r>
+        <w:rPr>
+          <w:rFonts w:ascii="Garamond" w:hAnsi="Garamond"/>
+          <w:sz w:val="22"/>
+          <w:szCs w:val="22"/>
+        </w:rPr>
+        <w:t xml:space="preserve">and </w:t>
+      </w:r>
+      <w:r>
+        <w:rPr>
+          <w:rFonts w:ascii="Garamond" w:hAnsi="Garamond"/>
+          <w:sz w:val="22"/>
+          <w:szCs w:val="22"/>
+        </w:rPr>
+        <w:t>Computational Mathematics</w:t>
+      </w:r>
+      <w:r>
+        <w:rPr>
+          <w:rFonts w:ascii="Garamond" w:hAnsi="Garamond"/>
+          <w:sz w:val="22"/>
+          <w:szCs w:val="22"/>
+        </w:rPr>
+        <w:t>,</w:t>
+      </w:r>
+      <w:r>
+        <w:rPr>
+          <w:rFonts w:ascii="Garamond" w:hAnsi="Garamond"/>
+          <w:sz w:val="22"/>
+          <w:szCs w:val="22"/>
+        </w:rPr>
+        <w:t xml:space="preserve"> Wabash College, Crawfordsville, </w:t>
+      </w:r>
+      <w:r>
+        <w:rPr>
+          <w:rFonts w:ascii="Garamond" w:hAnsi="Garamond"/>
+          <w:sz w:val="22"/>
+          <w:szCs w:val="22"/>
+        </w:rPr>
+        <w:t>IN</w:t>
+      </w:r>
+      <w:r>
+        <w:rPr>
+          <w:rFonts w:ascii="Garamond" w:hAnsi="Garamond"/>
+          <w:sz w:val="22"/>
+          <w:szCs w:val="22"/>
+        </w:rPr>
+        <w:softHyphen/>
+      </w:r>
+      <w:r>
+        <w:rPr>
+          <w:rFonts w:ascii="Garamond" w:hAnsi="Garamond"/>
+          <w:sz w:val="22"/>
+          <w:szCs w:val="22"/>
+        </w:rPr>
+        <w:tab/>
+      </w:r>
+      <w:r>
+        <w:rPr>
+          <w:rFonts w:ascii="Garamond" w:hAnsi="Garamond"/>
+          <w:sz w:val="22"/>
+          <w:szCs w:val="22"/>
+        </w:rPr>
+        <w:t>May 2022</w:t>
+      </w:r>
+    </w:p>
+    <w:p>
+      <w:pPr>
+        <w:widowControl w:val="0"/>
+        <w:autoSpaceDE w:val="0"/>
+        <w:autoSpaceDN w:val="0"/>
+        <w:adjustRightInd w:val="0"/>
+        <w:rPr>
+          <w:rFonts w:ascii="Garamond" w:hAnsi="Garamond"/>
+          <w:b/>
+          <w:bCs/>
+          <w:sz w:val="22"/>
+          <w:szCs w:val="22"/>
+        </w:rPr>
+      </w:pPr>
+      <w:r>
+        <w:rPr>
+          <w:rFonts w:ascii="Garamond" w:hAnsi="Garamond"/>
+          <w:b/>
+          <w:bCs/>
+          <w:sz w:val="22"/>
+          <w:szCs w:val="22"/>
+        </w:rPr>
+        <w:t>Minor:</w:t>
+      </w:r>
+      <w:r>
+        <w:rPr>
+          <w:rFonts w:ascii="Garamond" w:hAnsi="Garamond"/>
+          <w:bCs/>
+          <w:color w:val="C00000"/>
+          <w:sz w:val="22"/>
+          <w:szCs w:val="22"/>
+        </w:rPr>
+        <w:t xml:space="preserve"> </w:t>
+      </w:r>
+      <w:r>
+        <w:rPr>
+          <w:rFonts w:ascii="Garamond" w:hAnsi="Garamond"/>
+          <w:bCs/>
+          <w:sz w:val="22"/>
+          <w:szCs w:val="22"/>
+        </w:rPr>
+        <w:t>Computer Science</w:t>
+      </w:r>
+      <w:r>
+        <w:rPr>
+          <w:rFonts w:ascii="Garamond" w:hAnsi="Garamond"/>
+          <w:bCs/>
+          <w:sz w:val="22"/>
+          <w:szCs w:val="22"/>
+        </w:rPr>
+        <w:br/>
+      </w:r>
+    </w:p>
+    <w:p>
+      <w:pPr>
+        <w:spacing w:line="248" w:lineRule="auto"/>
+        <w:rPr>
+          <w:rFonts w:ascii="Garamond" w:hAnsi="Garamond" w:cstheme="minorHAnsi"/>
+          <w:sz w:val="22"/>
+          <w:szCs w:val="22"/>
+        </w:rPr>
+      </w:pPr>
+      <w:r>
+        <w:rPr>
+          <w:rFonts w:ascii="Garamond" w:hAnsi="Garamond"/>
+          <w:b/>
+          <w:sz w:val="22"/>
+          <w:szCs w:val="22"/>
+        </w:rPr>
+        <w:t>Technical Skills:</w:t>
+      </w:r>
+      <w:r>
+        <w:rPr>
+          <w:rFonts w:ascii="Garamond" w:hAnsi="Garamond"/>
+          <w:b/>
+          <w:sz w:val="22"/>
+          <w:szCs w:val="22"/>
+        </w:rPr>
+        <w:t xml:space="preserve"> </w:t>
+      </w:r>
+      <w:r>
+        <w:rPr>
+          <w:rFonts w:ascii="Garamond" w:hAnsi="Garamond"/>
+          <w:b/>
+          <w:sz w:val="22"/>
+          <w:szCs w:val="22"/>
+        </w:rPr>
+        <w:br/>
+      </w:r>
+      <w:r>
+        <w:rPr>
+          <w:rFonts w:ascii="Garamond" w:hAnsi="Garamond"/>
+          <w:bCs/>
+          <w:sz w:val="22"/>
+          <w:szCs w:val="22"/>
+          <w:u w:val="single"/>
+        </w:rPr>
+        <w:t>Highly Proficient</w:t>
+      </w:r>
+      <w:r>
+        <w:rPr>
+          <w:rFonts w:ascii="Garamond" w:hAnsi="Garamond"/>
+          <w:bCs/>
+          <w:sz w:val="22"/>
+          <w:szCs w:val="22"/>
+        </w:rPr>
+        <w:t xml:space="preserve"> </w:t>
+      </w:r>
+      <w:r>
+        <w:rPr>
+          <w:rFonts w:ascii="Garamond" w:hAnsi="Garamond"/>
+          <w:bCs/>
+          <w:sz w:val="22"/>
+          <w:szCs w:val="22"/>
+        </w:rPr>
+        <w:t>in</w:t>
+      </w:r>
+      <w:r>
+        <w:rPr>
+          <w:rFonts w:ascii="Garamond" w:hAnsi="Garamond"/>
+          <w:bCs/>
+          <w:sz w:val="22"/>
+          <w:szCs w:val="22"/>
+        </w:rPr>
+        <w:t xml:space="preserve"> </w:t>
+      </w:r>
+      <w:r>
+        <w:rPr>
+          <w:rFonts w:ascii="Garamond" w:hAnsi="Garamond"/>
+          <w:bCs/>
+          <w:sz w:val="22"/>
+          <w:szCs w:val="22"/>
+        </w:rPr>
+        <w:t>Python</w:t>
+      </w:r>
+      <w:r>
+        <w:rPr>
+          <w:rFonts w:ascii="Garamond" w:hAnsi="Garamond"/>
+          <w:bCs/>
+          <w:sz w:val="22"/>
+          <w:szCs w:val="22"/>
+        </w:rPr>
+        <w:t xml:space="preserve">, </w:t>
+      </w:r>
+      <w:r>
+        <w:rPr>
+          <w:rFonts w:ascii="Garamond" w:hAnsi="Garamond"/>
+          <w:bCs/>
+          <w:sz w:val="22"/>
+          <w:szCs w:val="22"/>
+        </w:rPr>
+        <w:t xml:space="preserve">C, Java, HTML, CSS, </w:t>
+      </w:r>
+      <w:r>
+        <w:rPr>
+          <w:rFonts w:ascii="Garamond" w:hAnsi="Garamond"/>
+          <w:bCs/>
+          <w:sz w:val="22"/>
+          <w:szCs w:val="22"/>
+        </w:rPr>
+        <w:t>JavaScript</w:t>
+      </w:r>
+      <w:r>
+        <w:rPr>
+          <w:rFonts w:ascii="Garamond" w:hAnsi="Garamond"/>
+          <w:bCs/>
+          <w:sz w:val="22"/>
+          <w:szCs w:val="22"/>
+        </w:rPr>
+        <w:t xml:space="preserve">, </w:t>
+      </w:r>
+      <w:r>
+        <w:rPr>
+          <w:rFonts w:ascii="Garamond" w:hAnsi="Garamond" w:cstheme="minorHAnsi"/>
+          <w:sz w:val="22"/>
+          <w:szCs w:val="22"/>
+        </w:rPr>
+        <w:t>LaTeX,</w:t>
+      </w:r>
+      <w:r>
+        <w:rPr>
+          <w:rFonts w:ascii="Garamond" w:hAnsi="Garamond"/>
+          <w:sz w:val="22"/>
+          <w:szCs w:val="22"/>
+        </w:rPr>
+        <w:t xml:space="preserve"> </w:t>
+      </w:r>
+      <w:r>
+        <w:rPr>
+          <w:rFonts w:ascii="Garamond" w:hAnsi="Garamond"/>
+          <w:sz w:val="22"/>
+          <w:szCs w:val="22"/>
+        </w:rPr>
+        <w:t xml:space="preserve">and </w:t>
+      </w:r>
+      <w:r>
+        <w:rPr>
+          <w:rFonts w:ascii="Garamond" w:hAnsi="Garamond" w:cstheme="minorHAnsi"/>
+          <w:sz w:val="22"/>
+          <w:szCs w:val="22"/>
+        </w:rPr>
+        <w:t>Mathematica</w:t>
+      </w:r>
+      <w:r>
+        <w:rPr>
+          <w:rFonts w:ascii="Garamond" w:hAnsi="Garamond"/>
+          <w:bCs/>
+          <w:sz w:val="22"/>
+          <w:szCs w:val="22"/>
+        </w:rPr>
+        <w:br/>
+      </w:r>
+      <w:r>
+        <w:rPr>
+          <w:rFonts w:ascii="Garamond" w:hAnsi="Garamond"/>
+          <w:bCs/>
+          <w:sz w:val="22"/>
+          <w:szCs w:val="22"/>
+          <w:u w:val="single"/>
+        </w:rPr>
+        <w:t>Experienced</w:t>
+      </w:r>
+      <w:r>
+        <w:rPr>
+          <w:rFonts w:ascii="Garamond" w:hAnsi="Garamond"/>
+          <w:bCs/>
+          <w:sz w:val="22"/>
+          <w:szCs w:val="22"/>
+        </w:rPr>
+        <w:t xml:space="preserve"> in </w:t>
+      </w:r>
+      <w:r>
+        <w:rPr>
+          <w:rFonts w:ascii="Garamond" w:hAnsi="Garamond"/>
+          <w:bCs/>
+          <w:sz w:val="22"/>
+          <w:szCs w:val="22"/>
+        </w:rPr>
+        <w:t xml:space="preserve">C++, </w:t>
+      </w:r>
+      <w:r>
+        <w:rPr>
+          <w:rFonts w:ascii="Garamond" w:hAnsi="Garamond"/>
+          <w:bCs/>
+          <w:sz w:val="22"/>
+          <w:szCs w:val="22"/>
+        </w:rPr>
+        <w:t xml:space="preserve">ROS, ROS2, </w:t>
+      </w:r>
+      <w:r>
+        <w:rPr>
+          <w:rFonts w:ascii="Garamond" w:hAnsi="Garamond"/>
+          <w:bCs/>
+          <w:sz w:val="22"/>
+          <w:szCs w:val="22"/>
+        </w:rPr>
+        <w:t xml:space="preserve">Boston Dynamics SDK, </w:t>
+      </w:r>
+      <w:r>
+        <w:rPr>
+          <w:rFonts w:ascii="Garamond" w:hAnsi="Garamond"/>
+          <w:bCs/>
+          <w:sz w:val="22"/>
+          <w:szCs w:val="22"/>
+        </w:rPr>
+        <w:t>SQL</w:t>
+      </w:r>
+      <w:r>
+        <w:rPr>
+          <w:rFonts w:ascii="Garamond" w:hAnsi="Garamond"/>
+          <w:bCs/>
+          <w:sz w:val="22"/>
+          <w:szCs w:val="22"/>
+        </w:rPr>
+        <w:t xml:space="preserve">, </w:t>
+      </w:r>
+      <w:r>
+        <w:rPr>
+          <w:rFonts w:ascii="Garamond" w:hAnsi="Garamond"/>
+          <w:bCs/>
+          <w:sz w:val="22"/>
+          <w:szCs w:val="22"/>
+        </w:rPr>
+        <w:t xml:space="preserve">XML, Java Servlet, </w:t>
+      </w:r>
+      <w:r>
+        <w:rPr>
+          <w:rFonts w:ascii="Garamond" w:hAnsi="Garamond"/>
+          <w:bCs/>
+          <w:sz w:val="22"/>
+          <w:szCs w:val="22"/>
+        </w:rPr>
+        <w:t>SolidWorks,</w:t>
+      </w:r>
+      <w:r>
+        <w:rPr>
+          <w:rFonts w:ascii="Garamond" w:hAnsi="Garamond"/>
+          <w:bCs/>
+          <w:sz w:val="22"/>
+          <w:szCs w:val="22"/>
+        </w:rPr>
+        <w:t xml:space="preserve"> and</w:t>
+      </w:r>
+      <w:r>
+        <w:rPr>
+          <w:rFonts w:ascii="Garamond" w:hAnsi="Garamond"/>
+          <w:sz w:val="22"/>
+          <w:szCs w:val="22"/>
+        </w:rPr>
+        <w:t xml:space="preserve"> </w:t>
+      </w:r>
+      <w:r>
+        <w:rPr>
+          <w:rFonts w:ascii="Garamond" w:hAnsi="Garamond"/>
+          <w:sz w:val="22"/>
+          <w:szCs w:val="22"/>
+        </w:rPr>
+        <w:t>Adobe Photoshop</w:t>
+      </w:r>
+      <w:r>
+        <w:rPr>
+          <w:rFonts w:ascii="Garamond" w:hAnsi="Garamond"/>
+          <w:bCs/>
+          <w:sz w:val="22"/>
+          <w:szCs w:val="22"/>
+        </w:rPr>
+        <w:br/>
+      </w:r>
+      <w:r>
+        <w:rPr>
+          <w:rFonts w:ascii="Garamond" w:hAnsi="Garamond"/>
+          <w:bCs/>
+          <w:sz w:val="22"/>
+          <w:szCs w:val="22"/>
+          <w:u w:val="single"/>
+        </w:rPr>
+        <w:t>Certification</w:t>
+      </w:r>
+      <w:r>
+        <w:rPr>
+          <w:rFonts w:ascii="Garamond" w:hAnsi="Garamond"/>
+          <w:bCs/>
+          <w:sz w:val="22"/>
+          <w:szCs w:val="22"/>
+        </w:rPr>
+        <w:t xml:space="preserve"> </w:t>
+      </w:r>
+      <w:r>
+        <w:rPr>
+          <w:rFonts w:ascii="Garamond" w:hAnsi="Garamond"/>
+          <w:bCs/>
+          <w:sz w:val="22"/>
+          <w:szCs w:val="22"/>
+        </w:rPr>
+        <w:t xml:space="preserve">in </w:t>
+      </w:r>
+      <w:r>
+        <w:rPr>
+          <w:rFonts w:ascii="Garamond" w:hAnsi="Garamond" w:cstheme="minorHAnsi"/>
+          <w:sz w:val="22"/>
+          <w:szCs w:val="22"/>
+        </w:rPr>
+        <w:t xml:space="preserve">Autodesk </w:t>
+      </w:r>
+      <w:r>
+        <w:rPr>
+          <w:rFonts w:ascii="Garamond" w:hAnsi="Garamond" w:cstheme="minorHAnsi"/>
+          <w:sz w:val="22"/>
+          <w:szCs w:val="22"/>
+        </w:rPr>
+        <w:t>AutoCAD Drafting Software</w:t>
+      </w:r>
+      <w:r>
+        <w:rPr>
+          <w:rFonts w:ascii="Garamond" w:hAnsi="Garamond" w:cstheme="minorHAnsi"/>
+          <w:sz w:val="22"/>
+          <w:szCs w:val="22"/>
+        </w:rPr>
+        <w:t xml:space="preserve">, and </w:t>
+      </w:r>
+      <w:r>
+        <w:rPr>
+          <w:rFonts w:ascii="Garamond" w:hAnsi="Garamond" w:cstheme="minorHAnsi"/>
+          <w:sz w:val="22"/>
+          <w:szCs w:val="22"/>
+        </w:rPr>
+        <w:t>Revit Architectural Software</w:t>
+      </w:r>
+    </w:p>
+    <w:p>
+      <w:pPr>
+        <w:spacing w:after="49" w:line="248" w:lineRule="auto"/>
+        <w:rPr>
+          <w:rFonts w:ascii="Garamond" w:hAnsi="Garamond" w:cstheme="minorHAnsi"/>
+          <w:sz w:val="22"/>
+          <w:szCs w:val="22"/>
+        </w:rPr>
+      </w:pPr>
+    </w:p>
+    <w:p>
+      <w:pPr>
+        <w:widowControl w:val="0"/>
+        <w:autoSpaceDE w:val="0"/>
+        <w:autoSpaceDN w:val="0"/>
+        <w:adjustRightInd w:val="0"/>
+        <w:rPr>
+          <w:rFonts w:ascii="Garamond" w:hAnsi="Garamond"/>
+          <w:b/>
         </w:rPr>
       </w:pPr>
       <w:r>
@@ -1398,7 +1039,16 @@
           <w:sz w:val="22"/>
           <w:szCs w:val="22"/>
         </w:rPr>
-        <w:t>– Present</w:t>
+        <w:t xml:space="preserve">– </w:t>
+      </w:r>
+      <w:r>
+        <w:rPr>
+          <w:rFonts w:ascii="Garamond" w:hAnsi="Garamond"/>
+          <w:bCs/>
+          <w:sz w:val="22"/>
+          <w:szCs w:val="22"/>
+        </w:rPr>
+        <w:t>May 2024</w:t>
       </w:r>
       <w:r>
         <w:rPr>
@@ -1663,7 +1313,16 @@
           <w:sz w:val="22"/>
           <w:szCs w:val="22"/>
         </w:rPr>
-        <w:t>– Present</w:t>
+        <w:t xml:space="preserve">– </w:t>
+      </w:r>
+      <w:r>
+        <w:rPr>
+          <w:rFonts w:ascii="Garamond" w:hAnsi="Garamond"/>
+          <w:bCs/>
+          <w:sz w:val="22"/>
+          <w:szCs w:val="22"/>
+        </w:rPr>
+        <w:t>May 2024</w:t>
       </w:r>
       <w:r>
         <w:rPr>
@@ -2275,8 +1934,7 @@
         <w:rPr>
           <w:rFonts w:ascii="Garamond" w:hAnsi="Garamond"/>
           <w:b/>
-          <w:sz w:val="22"/>
-          <w:szCs w:val="22"/>
+          <w:bCs/>
         </w:rPr>
       </w:pPr>
       <w:r>
@@ -2287,16 +1945,20 @@
         </w:rPr>
         <w:t>PERSONAL PROJECTS</w:t>
       </w:r>
-      <w:r>
+    </w:p>
+    <w:p>
+      <w:pPr>
+        <w:tabs>
+          <w:tab w:val="right" w:pos="10800"/>
+        </w:tabs>
+        <w:spacing w:line="259" w:lineRule="auto"/>
         <w:rPr>
           <w:rFonts w:ascii="Garamond" w:hAnsi="Garamond"/>
           <w:b/>
-          <w:bCs/>
-          <w:sz w:val="22"/>
-          <w:szCs w:val="22"/>
-        </w:rPr>
-        <w:br/>
-      </w:r>
+          <w:sz w:val="22"/>
+          <w:szCs w:val="22"/>
+        </w:rPr>
+      </w:pPr>
       <w:r>
         <w:rPr>
           <w:rFonts w:ascii="Garamond" w:hAnsi="Garamond"/>
@@ -2304,7 +1966,7 @@
           <w:sz w:val="22"/>
           <w:szCs w:val="22"/>
         </w:rPr>
-        <w:t xml:space="preserve">Arduino Uno </w:t>
+        <w:t>Discord</w:t>
       </w:r>
       <w:r>
         <w:rPr>
@@ -2313,7 +1975,7 @@
           <w:sz w:val="22"/>
           <w:szCs w:val="22"/>
         </w:rPr>
-        <w:t>Oscilloscope</w:t>
+        <w:t xml:space="preserve"> Application Development</w:t>
       </w:r>
       <w:r>
         <w:rPr>
@@ -2330,25 +1992,7 @@
           <w:sz w:val="22"/>
           <w:szCs w:val="22"/>
         </w:rPr>
-        <w:t>November</w:t>
-      </w:r>
-      <w:r>
-        <w:rPr>
-          <w:rFonts w:ascii="Garamond" w:hAnsi="Garamond"/>
-          <w:bCs/>
-          <w:sz w:val="22"/>
-          <w:szCs w:val="22"/>
-        </w:rPr>
-        <w:t xml:space="preserve"> 202</w:t>
-      </w:r>
-      <w:r>
-        <w:rPr>
-          <w:rFonts w:ascii="Garamond" w:hAnsi="Garamond"/>
-          <w:bCs/>
-          <w:sz w:val="22"/>
-          <w:szCs w:val="22"/>
-        </w:rPr>
-        <w:t>2 –</w:t>
+        <w:t>August 2022</w:t>
       </w:r>
       <w:r>
         <w:rPr>
@@ -2366,7 +2010,25 @@
           <w:sz w:val="22"/>
           <w:szCs w:val="22"/>
         </w:rPr>
-        <w:t>January 2023</w:t>
+        <w:t>–</w:t>
+      </w:r>
+      <w:r>
+        <w:rPr>
+          <w:rFonts w:ascii="Garamond" w:hAnsi="Garamond"/>
+          <w:bCs/>
+          <w:sz w:val="22"/>
+          <w:szCs w:val="22"/>
+        </w:rPr>
+        <w:t xml:space="preserve"> </w:t>
+      </w:r>
+      <w:r>
+        <w:rPr>
+          <w:rFonts w:ascii="Garamond" w:hAnsi="Garamond"/>
+          <w:bCs/>
+          <w:sz w:val="22"/>
+          <w:szCs w:val="22"/>
+        </w:rPr>
+        <w:t>Present</w:t>
       </w:r>
     </w:p>
     <w:p>
@@ -2379,14 +2041,49 @@
         <w:spacing w:after="1" w:line="257" w:lineRule="auto"/>
         <w:rPr>
           <w:rFonts w:ascii="Garamond" w:hAnsi="Garamond"/>
-          <w:b/>
-        </w:rPr>
-      </w:pPr>
-      <w:r>
-        <w:rPr>
-          <w:rFonts w:ascii="Garamond" w:hAnsi="Garamond"/>
-        </w:rPr>
-        <w:t>Designed a lightweight and inexpensive solution for graphically representing varying low voltage signals.</w:t>
+        </w:rPr>
+      </w:pPr>
+      <w:r>
+        <w:rPr>
+          <w:rFonts w:ascii="Garamond" w:hAnsi="Garamond"/>
+        </w:rPr>
+        <w:t xml:space="preserve">Designed </w:t>
+      </w:r>
+      <w:r>
+        <w:rPr>
+          <w:rFonts w:ascii="Garamond" w:hAnsi="Garamond"/>
+        </w:rPr>
+        <w:t xml:space="preserve">applications using Node.js modules </w:t>
+      </w:r>
+      <w:r>
+        <w:rPr>
+          <w:rFonts w:ascii="Garamond" w:hAnsi="Garamond"/>
+        </w:rPr>
+        <w:t xml:space="preserve">to communicate with </w:t>
+      </w:r>
+      <w:r>
+        <w:rPr>
+          <w:rFonts w:ascii="Garamond" w:hAnsi="Garamond"/>
+        </w:rPr>
+        <w:t>Discord</w:t>
+      </w:r>
+      <w:r>
+        <w:rPr>
+          <w:rFonts w:ascii="Garamond" w:hAnsi="Garamond"/>
+        </w:rPr>
+        <w:t>’s</w:t>
+      </w:r>
+      <w:r>
+        <w:rPr>
+          <w:rFonts w:ascii="Garamond" w:hAnsi="Garamond"/>
+        </w:rPr>
+        <w:t xml:space="preserve"> API</w:t>
+      </w:r>
+      <w:r>
+        <w:rPr>
+          <w:rFonts w:ascii="Garamond" w:hAnsi="Garamond"/>
+        </w:rPr>
+        <w:t xml:space="preserve"> </w:t>
       </w:r>
     </w:p>
     <w:p>
@@ -2405,19 +2102,19 @@
         <w:rPr>
           <w:rFonts w:ascii="Garamond" w:hAnsi="Garamond"/>
         </w:rPr>
-        <w:t xml:space="preserve">Engineered a voltage conversion circuit for </w:t>
-      </w:r>
-      <w:r>
-        <w:rPr>
-          <w:rFonts w:ascii="Garamond" w:hAnsi="Garamond"/>
-        </w:rPr>
-        <w:t xml:space="preserve">use with an </w:t>
-      </w:r>
-      <w:r>
-        <w:rPr>
-          <w:rFonts w:ascii="Garamond" w:hAnsi="Garamond"/>
-        </w:rPr>
-        <w:t>Arduino Uno, enabling C code to drive digital displays.</w:t>
+        <w:t xml:space="preserve">Gained experience working with </w:t>
+      </w:r>
+      <w:r>
+        <w:rPr>
+          <w:rFonts w:ascii="Garamond" w:hAnsi="Garamond"/>
+        </w:rPr>
+        <w:t>asynchronous tasks</w:t>
+      </w:r>
+      <w:r>
+        <w:rPr>
+          <w:rFonts w:ascii="Garamond" w:hAnsi="Garamond"/>
+        </w:rPr>
+        <w:t xml:space="preserve"> and promises in JavaScript</w:t>
       </w:r>
     </w:p>
     <w:p>
@@ -2440,7 +2137,16 @@
           <w:sz w:val="22"/>
           <w:szCs w:val="22"/>
         </w:rPr>
-        <w:t>Wireless Display Communication System</w:t>
+        <w:t>Game Boy Advance (GBA)</w:t>
+      </w:r>
+      <w:r>
+        <w:rPr>
+          <w:rFonts w:ascii="Garamond" w:hAnsi="Garamond"/>
+          <w:b/>
+          <w:sz w:val="22"/>
+          <w:szCs w:val="22"/>
+        </w:rPr>
+        <w:t xml:space="preserve"> Application Development</w:t>
       </w:r>
       <w:r>
         <w:rPr>
@@ -2457,25 +2163,7 @@
           <w:sz w:val="22"/>
           <w:szCs w:val="22"/>
         </w:rPr>
-        <w:t>November</w:t>
-      </w:r>
-      <w:r>
-        <w:rPr>
-          <w:rFonts w:ascii="Garamond" w:hAnsi="Garamond"/>
-          <w:bCs/>
-          <w:sz w:val="22"/>
-          <w:szCs w:val="22"/>
-        </w:rPr>
-        <w:t xml:space="preserve"> 202</w:t>
-      </w:r>
-      <w:r>
-        <w:rPr>
-          <w:rFonts w:ascii="Garamond" w:hAnsi="Garamond"/>
-          <w:bCs/>
-          <w:sz w:val="22"/>
-          <w:szCs w:val="22"/>
-        </w:rPr>
-        <w:t>3 –</w:t>
+        <w:t>May 2023 –</w:t>
       </w:r>
       <w:r>
         <w:rPr>
@@ -2512,25 +2200,19 @@
         <w:rPr>
           <w:rFonts w:ascii="Garamond" w:hAnsi="Garamond"/>
         </w:rPr>
-        <w:t>Created a c</w:t>
-      </w:r>
-      <w:r>
-        <w:rPr>
-          <w:rFonts w:ascii="Garamond" w:hAnsi="Garamond"/>
-        </w:rPr>
-        <w:t xml:space="preserve">ompact, battery-powered </w:t>
-      </w:r>
-      <w:r>
-        <w:rPr>
-          <w:rFonts w:ascii="Garamond" w:hAnsi="Garamond"/>
-        </w:rPr>
-        <w:t>device for</w:t>
-      </w:r>
-      <w:r>
-        <w:rPr>
-          <w:rFonts w:ascii="Garamond" w:hAnsi="Garamond"/>
-        </w:rPr>
-        <w:t xml:space="preserve"> communication with text and images.</w:t>
+        <w:t xml:space="preserve">Ported </w:t>
+      </w:r>
+      <w:r>
+        <w:rPr>
+          <w:rFonts w:ascii="Garamond" w:hAnsi="Garamond"/>
+        </w:rPr>
+        <w:t xml:space="preserve">an </w:t>
+      </w:r>
+      <w:r>
+        <w:rPr>
+          <w:rFonts w:ascii="Garamond" w:hAnsi="Garamond"/>
+        </w:rPr>
+        <w:t>application previously developed in Scratch to the GBA using the C programming language</w:t>
       </w:r>
     </w:p>
     <w:p>
@@ -2549,43 +2231,83 @@
         <w:rPr>
           <w:rFonts w:ascii="Garamond" w:hAnsi="Garamond"/>
         </w:rPr>
-        <w:t>Developed C++ code to enable internet-based messaging</w:t>
-      </w:r>
-      <w:r>
-        <w:rPr>
-          <w:rFonts w:ascii="Garamond" w:hAnsi="Garamond"/>
+        <w:t>Gained expertise in low-level programming for game design within constrained hardware resources</w:t>
+      </w:r>
+    </w:p>
+    <w:p>
+      <w:pPr>
+        <w:tabs>
+          <w:tab w:val="right" w:pos="10800"/>
+        </w:tabs>
+        <w:spacing w:line="259" w:lineRule="auto"/>
+        <w:rPr>
+          <w:rFonts w:ascii="Garamond" w:hAnsi="Garamond"/>
+          <w:b/>
+          <w:sz w:val="22"/>
+          <w:szCs w:val="22"/>
+        </w:rPr>
+      </w:pPr>
+      <w:r>
+        <w:rPr>
+          <w:rFonts w:ascii="Garamond" w:hAnsi="Garamond"/>
+          <w:b/>
+          <w:sz w:val="22"/>
+          <w:szCs w:val="22"/>
+        </w:rPr>
+        <w:t>Wireless Display Communication System</w:t>
+      </w:r>
+      <w:r>
+        <w:rPr>
+          <w:rFonts w:ascii="Garamond" w:hAnsi="Garamond"/>
+          <w:sz w:val="22"/>
+          <w:szCs w:val="22"/>
+        </w:rPr>
+        <w:tab/>
+      </w:r>
+      <w:r>
+        <w:rPr>
+          <w:rFonts w:ascii="Garamond" w:hAnsi="Garamond"/>
+          <w:bCs/>
+          <w:sz w:val="22"/>
+          <w:szCs w:val="22"/>
+        </w:rPr>
+        <w:t>November</w:t>
+      </w:r>
+      <w:r>
+        <w:rPr>
+          <w:rFonts w:ascii="Garamond" w:hAnsi="Garamond"/>
+          <w:bCs/>
+          <w:sz w:val="22"/>
+          <w:szCs w:val="22"/>
+        </w:rPr>
+        <w:t xml:space="preserve"> 202</w:t>
+      </w:r>
+      <w:r>
+        <w:rPr>
+          <w:rFonts w:ascii="Garamond" w:hAnsi="Garamond"/>
+          <w:bCs/>
+          <w:sz w:val="22"/>
+          <w:szCs w:val="22"/>
+        </w:rPr>
+        <w:t>3 –</w:t>
+      </w:r>
+      <w:r>
+        <w:rPr>
+          <w:rFonts w:ascii="Garamond" w:hAnsi="Garamond"/>
+          <w:bCs/>
+          <w:sz w:val="22"/>
+          <w:szCs w:val="22"/>
         </w:rPr>
         <w:t xml:space="preserve"> </w:t>
       </w:r>
       <w:r>
         <w:rPr>
           <w:rFonts w:ascii="Garamond" w:hAnsi="Garamond"/>
-        </w:rPr>
-        <w:t xml:space="preserve">between </w:t>
-      </w:r>
-      <w:r>
-        <w:rPr>
-          <w:rFonts w:ascii="Garamond" w:hAnsi="Garamond"/>
-        </w:rPr>
-        <w:t xml:space="preserve">two </w:t>
-      </w:r>
-      <w:r>
-        <w:rPr>
-          <w:rFonts w:ascii="Garamond" w:hAnsi="Garamond"/>
-        </w:rPr>
-        <w:t>ESP32</w:t>
-      </w:r>
-      <w:r>
-        <w:rPr>
-          <w:rFonts w:ascii="Garamond" w:hAnsi="Garamond"/>
-        </w:rPr>
-        <w:t>s connected to a small display</w:t>
-      </w:r>
-      <w:r>
-        <w:rPr>
-          <w:rFonts w:ascii="Garamond" w:hAnsi="Garamond"/>
-        </w:rPr>
-        <w:t>.</w:t>
+          <w:bCs/>
+          <w:sz w:val="22"/>
+          <w:szCs w:val="22"/>
+        </w:rPr>
+        <w:t>Present</w:t>
       </w:r>
     </w:p>
     <w:p>
@@ -2604,86 +2326,25 @@
         <w:rPr>
           <w:rFonts w:ascii="Garamond" w:hAnsi="Garamond"/>
         </w:rPr>
-        <w:t>Modeled</w:t>
-      </w:r>
-      <w:r>
-        <w:rPr>
-          <w:rFonts w:ascii="Garamond" w:hAnsi="Garamond"/>
-        </w:rPr>
-        <w:t xml:space="preserve"> a 3D enclosure, transforming the device into an aesthetically pleasing desk ornament.</w:t>
-      </w:r>
-      <w:r>
-        <w:rPr>
-          <w:rFonts w:ascii="Garamond" w:hAnsi="Garamond"/>
-        </w:rPr>
-        <w:t xml:space="preserve"> </w:t>
-      </w:r>
-    </w:p>
-    <w:p>
-      <w:pPr>
-        <w:tabs>
-          <w:tab w:val="right" w:pos="10800"/>
-        </w:tabs>
-        <w:spacing w:line="259" w:lineRule="auto"/>
-        <w:rPr>
-          <w:rFonts w:ascii="Garamond" w:hAnsi="Garamond"/>
-          <w:b/>
-          <w:sz w:val="22"/>
-          <w:szCs w:val="22"/>
-        </w:rPr>
-      </w:pPr>
-      <w:r>
-        <w:rPr>
-          <w:rFonts w:ascii="Garamond" w:hAnsi="Garamond"/>
-          <w:b/>
-          <w:sz w:val="22"/>
-          <w:szCs w:val="22"/>
-        </w:rPr>
-        <w:t>Game Boy Advance (GBA)</w:t>
-      </w:r>
-      <w:r>
-        <w:rPr>
-          <w:rFonts w:ascii="Garamond" w:hAnsi="Garamond"/>
-          <w:b/>
-          <w:sz w:val="22"/>
-          <w:szCs w:val="22"/>
-        </w:rPr>
-        <w:t xml:space="preserve"> Application Development</w:t>
-      </w:r>
-      <w:r>
-        <w:rPr>
-          <w:rFonts w:ascii="Garamond" w:hAnsi="Garamond"/>
-          <w:sz w:val="22"/>
-          <w:szCs w:val="22"/>
-        </w:rPr>
-        <w:tab/>
-      </w:r>
-      <w:r>
-        <w:rPr>
-          <w:rFonts w:ascii="Garamond" w:hAnsi="Garamond"/>
-          <w:bCs/>
-          <w:sz w:val="22"/>
-          <w:szCs w:val="22"/>
-        </w:rPr>
-        <w:t>May 2023 –</w:t>
-      </w:r>
-      <w:r>
-        <w:rPr>
-          <w:rFonts w:ascii="Garamond" w:hAnsi="Garamond"/>
-          <w:bCs/>
-          <w:sz w:val="22"/>
-          <w:szCs w:val="22"/>
-        </w:rPr>
-        <w:t xml:space="preserve"> </w:t>
-      </w:r>
-      <w:r>
-        <w:rPr>
-          <w:rFonts w:ascii="Garamond" w:hAnsi="Garamond"/>
-          <w:bCs/>
-          <w:sz w:val="22"/>
-          <w:szCs w:val="22"/>
-        </w:rPr>
-        <w:t>Present</w:t>
+        <w:t>Created a c</w:t>
+      </w:r>
+      <w:r>
+        <w:rPr>
+          <w:rFonts w:ascii="Garamond" w:hAnsi="Garamond"/>
+        </w:rPr>
+        <w:t xml:space="preserve">ompact, battery-powered </w:t>
+      </w:r>
+      <w:r>
+        <w:rPr>
+          <w:rFonts w:ascii="Garamond" w:hAnsi="Garamond"/>
+        </w:rPr>
+        <w:t>device for</w:t>
+      </w:r>
+      <w:r>
+        <w:rPr>
+          <w:rFonts w:ascii="Garamond" w:hAnsi="Garamond"/>
+        </w:rPr>
+        <w:t xml:space="preserve"> communication with text and images</w:t>
       </w:r>
     </w:p>
     <w:p>
@@ -2702,7 +2363,122 @@
         <w:rPr>
           <w:rFonts w:ascii="Garamond" w:hAnsi="Garamond"/>
         </w:rPr>
-        <w:t>Expanded project scope by porting a Scratch creation to a fully functional Game Boy Advance game in C.</w:t>
+        <w:t>Developed C++ code to enable internet-based messaging</w:t>
+      </w:r>
+      <w:r>
+        <w:rPr>
+          <w:rFonts w:ascii="Garamond" w:hAnsi="Garamond"/>
+        </w:rPr>
+        <w:t xml:space="preserve"> </w:t>
+      </w:r>
+      <w:r>
+        <w:rPr>
+          <w:rFonts w:ascii="Garamond" w:hAnsi="Garamond"/>
+        </w:rPr>
+        <w:t xml:space="preserve">between </w:t>
+      </w:r>
+      <w:r>
+        <w:rPr>
+          <w:rFonts w:ascii="Garamond" w:hAnsi="Garamond"/>
+        </w:rPr>
+        <w:t xml:space="preserve">two </w:t>
+      </w:r>
+      <w:r>
+        <w:rPr>
+          <w:rFonts w:ascii="Garamond" w:hAnsi="Garamond"/>
+        </w:rPr>
+        <w:t>ESP32</w:t>
+      </w:r>
+      <w:r>
+        <w:rPr>
+          <w:rFonts w:ascii="Garamond" w:hAnsi="Garamond"/>
+        </w:rPr>
+        <w:t>s connected to a small display</w:t>
+      </w:r>
+    </w:p>
+    <w:p>
+      <w:pPr>
+        <w:tabs>
+          <w:tab w:val="right" w:pos="10800"/>
+        </w:tabs>
+        <w:spacing w:line="259" w:lineRule="auto"/>
+        <w:rPr>
+          <w:rFonts w:ascii="Garamond" w:hAnsi="Garamond"/>
+          <w:b/>
+          <w:sz w:val="22"/>
+          <w:szCs w:val="22"/>
+        </w:rPr>
+      </w:pPr>
+      <w:r>
+        <w:rPr>
+          <w:rFonts w:ascii="Garamond" w:hAnsi="Garamond"/>
+          <w:b/>
+          <w:sz w:val="22"/>
+          <w:szCs w:val="22"/>
+        </w:rPr>
+        <w:t xml:space="preserve">Arduino Uno </w:t>
+      </w:r>
+      <w:r>
+        <w:rPr>
+          <w:rFonts w:ascii="Garamond" w:hAnsi="Garamond"/>
+          <w:b/>
+          <w:sz w:val="22"/>
+          <w:szCs w:val="22"/>
+        </w:rPr>
+        <w:t>Oscilloscope</w:t>
+      </w:r>
+      <w:r>
+        <w:rPr>
+          <w:rFonts w:ascii="Garamond" w:hAnsi="Garamond"/>
+          <w:sz w:val="22"/>
+          <w:szCs w:val="22"/>
+        </w:rPr>
+        <w:tab/>
+      </w:r>
+      <w:r>
+        <w:rPr>
+          <w:rFonts w:ascii="Garamond" w:hAnsi="Garamond"/>
+          <w:bCs/>
+          <w:sz w:val="22"/>
+          <w:szCs w:val="22"/>
+        </w:rPr>
+        <w:t>November</w:t>
+      </w:r>
+      <w:r>
+        <w:rPr>
+          <w:rFonts w:ascii="Garamond" w:hAnsi="Garamond"/>
+          <w:bCs/>
+          <w:sz w:val="22"/>
+          <w:szCs w:val="22"/>
+        </w:rPr>
+        <w:t xml:space="preserve"> 202</w:t>
+      </w:r>
+      <w:r>
+        <w:rPr>
+          <w:rFonts w:ascii="Garamond" w:hAnsi="Garamond"/>
+          <w:bCs/>
+          <w:sz w:val="22"/>
+          <w:szCs w:val="22"/>
+        </w:rPr>
+        <w:t>2 –</w:t>
+      </w:r>
+      <w:r>
+        <w:rPr>
+          <w:rFonts w:ascii="Garamond" w:hAnsi="Garamond"/>
+          <w:bCs/>
+          <w:sz w:val="22"/>
+          <w:szCs w:val="22"/>
+        </w:rPr>
+        <w:t xml:space="preserve"> </w:t>
+      </w:r>
+      <w:r>
+        <w:rPr>
+          <w:rFonts w:ascii="Garamond" w:hAnsi="Garamond"/>
+          <w:bCs/>
+          <w:sz w:val="22"/>
+          <w:szCs w:val="22"/>
+        </w:rPr>
+        <w:t>January 2023</w:t>
       </w:r>
     </w:p>
     <w:p>
@@ -2715,13 +2491,45 @@
         <w:spacing w:after="1" w:line="257" w:lineRule="auto"/>
         <w:rPr>
           <w:rFonts w:ascii="Garamond" w:hAnsi="Garamond"/>
-        </w:rPr>
-      </w:pPr>
-      <w:r>
-        <w:rPr>
-          <w:rFonts w:ascii="Garamond" w:hAnsi="Garamond"/>
-        </w:rPr>
-        <w:t>Gained expertise in low-level programming for game design within constrained hardware resources.</w:t>
+          <w:b/>
+        </w:rPr>
+      </w:pPr>
+      <w:r>
+        <w:rPr>
+          <w:rFonts w:ascii="Garamond" w:hAnsi="Garamond"/>
+        </w:rPr>
+        <w:t>Designed a lightweight and inexpensive solution for graphically representing varying low voltage signals</w:t>
+      </w:r>
+    </w:p>
+    <w:p>
+      <w:pPr>
+        <w:pStyle w:val="ListParagraph"/>
+        <w:numPr>
+          <w:ilvl w:val="0"/>
+          <w:numId w:val="25"/>
+        </w:numPr>
+        <w:spacing w:after="1" w:line="257" w:lineRule="auto"/>
+        <w:rPr>
+          <w:rFonts w:ascii="Garamond" w:hAnsi="Garamond"/>
+        </w:rPr>
+      </w:pPr>
+      <w:r>
+        <w:rPr>
+          <w:rFonts w:ascii="Garamond" w:hAnsi="Garamond"/>
+        </w:rPr>
+        <w:t xml:space="preserve">Engineered a voltage conversion circuit for </w:t>
+      </w:r>
+      <w:r>
+        <w:rPr>
+          <w:rFonts w:ascii="Garamond" w:hAnsi="Garamond"/>
+        </w:rPr>
+        <w:t xml:space="preserve">use with an </w:t>
+      </w:r>
+      <w:r>
+        <w:rPr>
+          <w:rFonts w:ascii="Garamond" w:hAnsi="Garamond"/>
+        </w:rPr>
+        <w:t>Arduino Uno, enabling C code to drive digital displays</w:t>
       </w:r>
     </w:p>
     <w:p>
@@ -2815,6 +2623,42 @@
           <w:sz w:val="22"/>
           <w:szCs w:val="22"/>
         </w:rPr>
+        <w:tab/>
+      </w:r>
+      <w:r>
+        <w:rPr>
+          <w:rFonts w:ascii="Garamond" w:hAnsi="Garamond"/>
+          <w:bCs/>
+          <w:sz w:val="22"/>
+          <w:szCs w:val="22"/>
+        </w:rPr>
+        <w:tab/>
+      </w:r>
+      <w:r>
+        <w:rPr>
+          <w:rFonts w:ascii="Garamond" w:hAnsi="Garamond"/>
+          <w:bCs/>
+          <w:sz w:val="22"/>
+          <w:szCs w:val="22"/>
+        </w:rPr>
+        <w:tab/>
+      </w:r>
+      <w:r>
+        <w:rPr>
+          <w:rFonts w:ascii="Garamond" w:hAnsi="Garamond"/>
+          <w:bCs/>
+          <w:sz w:val="22"/>
+          <w:szCs w:val="22"/>
+        </w:rPr>
+        <w:tab/>
+      </w:r>
+      <w:r>
+        <w:rPr>
+          <w:rFonts w:ascii="Garamond" w:hAnsi="Garamond"/>
+          <w:bCs/>
+          <w:sz w:val="22"/>
+          <w:szCs w:val="22"/>
+        </w:rPr>
         <w:t>June 2020</w:t>
       </w:r>
       <w:r>
@@ -4137,7 +3981,7 @@
 </file>
 
 <file path=word/endnotes.xml><?xml version="1.0" encoding="utf-8"?>
-<w:endnotes xmlns:wpc="http://schemas.microsoft.com/office/word/2010/wordprocessingCanvas" xmlns:cx="http://schemas.microsoft.com/office/drawing/2014/chartex" xmlns:cx1="http://schemas.microsoft.com/office/drawing/2015/9/8/chartex" xmlns:cx2="http://schemas.microsoft.com/office/drawing/2015/10/21/chartex" xmlns:cx3="http://schemas.microsoft.com/office/drawing/2016/5/9/chartex" xmlns:cx4="http://schemas.microsoft.com/office/drawing/2016/5/10/chartex" xmlns:cx5="http://schemas.microsoft.com/office/drawing/2016/5/11/chartex" xmlns:cx6="http://schemas.microsoft.com/office/drawing/2016/5/12/chartex" xmlns:cx7="http://schemas.microsoft.com/office/drawing/2016/5/13/chartex" xmlns:cx8="http://schemas.microsoft.com/office/drawing/2016/5/14/chartex" xmlns:mc="http://schemas.openxmlformats.org/markup-compatibility/2006" xmlns:aink="http://schemas.microsoft.com/office/drawing/2016/ink" xmlns:am3d="http://schemas.microsoft.com/office/drawing/2017/model3d" xmlns:o="urn:schemas-microsoft-com:office:office" xmlns:oel="http://schemas.microsoft.com/office/2019/extlst" xmlns:r="http://schemas.openxmlformats.org/officeDocument/2006/relationships" xmlns:m="http://schemas.openxmlformats.org/officeDocument/2006/math" xmlns:v="urn:schemas-microsoft-com:vml" xmlns:wp14="http://schemas.microsoft.com/office/word/2010/wordprocessingDrawing" xmlns:wp="http://schemas.openxmlformats.org/drawingml/2006/wordprocessingDrawing" xmlns:w10="urn:schemas-microsoft-com:office:word" xmlns:w="http://schemas.openxmlformats.org/wordprocessingml/2006/main" xmlns:w14="http://schemas.microsoft.com/office/word/2010/wordml" xmlns:w15="http://schemas.microsoft.com/office/word/2012/wordml" xmlns:w16cex="http://schemas.microsoft.com/office/word/2018/wordml/cex" xmlns:w16cid="http://schemas.microsoft.com/office/word/2016/wordml/cid" xmlns:w16="http://schemas.microsoft.com/office/word/2018/wordml" xmlns:w16sdtdh="http://schemas.microsoft.com/office/word/2020/wordml/sdtdatahash" xmlns:w16se="http://schemas.microsoft.com/office/word/2015/wordml/symex" xmlns:wpg="http://schemas.microsoft.com/office/word/2010/wordprocessingGroup" xmlns:wpi="http://schemas.microsoft.com/office/word/2010/wordprocessingInk" xmlns:wne="http://schemas.microsoft.com/office/word/2006/wordml" xmlns:wps="http://schemas.microsoft.com/office/word/2010/wordprocessingShape" mc:Ignorable="w14 w15 w16se w16cid w16 w16cex w16sdtdh wp14">
+<w:endnotes xmlns:wpc="http://schemas.microsoft.com/office/word/2010/wordprocessingCanvas" xmlns:cx="http://schemas.microsoft.com/office/drawing/2014/chartex" xmlns:cx1="http://schemas.microsoft.com/office/drawing/2015/9/8/chartex" xmlns:cx2="http://schemas.microsoft.com/office/drawing/2015/10/21/chartex" xmlns:cx3="http://schemas.microsoft.com/office/drawing/2016/5/9/chartex" xmlns:cx4="http://schemas.microsoft.com/office/drawing/2016/5/10/chartex" xmlns:cx5="http://schemas.microsoft.com/office/drawing/2016/5/11/chartex" xmlns:cx6="http://schemas.microsoft.com/office/drawing/2016/5/12/chartex" xmlns:cx7="http://schemas.microsoft.com/office/drawing/2016/5/13/chartex" xmlns:cx8="http://schemas.microsoft.com/office/drawing/2016/5/14/chartex" xmlns:mc="http://schemas.openxmlformats.org/markup-compatibility/2006" xmlns:aink="http://schemas.microsoft.com/office/drawing/2016/ink" xmlns:am3d="http://schemas.microsoft.com/office/drawing/2017/model3d" xmlns:o="urn:schemas-microsoft-com:office:office" xmlns:oel="http://schemas.microsoft.com/office/2019/extlst" xmlns:r="http://schemas.openxmlformats.org/officeDocument/2006/relationships" xmlns:m="http://schemas.openxmlformats.org/officeDocument/2006/math" xmlns:v="urn:schemas-microsoft-com:vml" xmlns:wp14="http://schemas.microsoft.com/office/word/2010/wordprocessingDrawing" xmlns:wp="http://schemas.openxmlformats.org/drawingml/2006/wordprocessingDrawing" xmlns:w10="urn:schemas-microsoft-com:office:word" xmlns:w="http://schemas.openxmlformats.org/wordprocessingml/2006/main" xmlns:w14="http://schemas.microsoft.com/office/word/2010/wordml" xmlns:w15="http://schemas.microsoft.com/office/word/2012/wordml" xmlns:w16cex="http://schemas.microsoft.com/office/word/2018/wordml/cex" xmlns:w16cid="http://schemas.microsoft.com/office/word/2016/wordml/cid" xmlns:w16="http://schemas.microsoft.com/office/word/2018/wordml" xmlns:w16du="http://schemas.microsoft.com/office/word/2023/wordml/word16du" xmlns:w16sdtdh="http://schemas.microsoft.com/office/word/2020/wordml/sdtdatahash" xmlns:w16se="http://schemas.microsoft.com/office/word/2015/wordml/symex" xmlns:wpg="http://schemas.microsoft.com/office/word/2010/wordprocessingGroup" xmlns:wpi="http://schemas.microsoft.com/office/word/2010/wordprocessingInk" xmlns:wne="http://schemas.microsoft.com/office/word/2006/wordml" xmlns:wps="http://schemas.microsoft.com/office/word/2010/wordprocessingShape" mc:Ignorable="w14 w15 w16se w16cid w16 w16cex w16sdtdh w16du wp14">
   <w:endnote w:type="separator" w:id="-1">
     <w:p>
       <w:r>
@@ -4156,7 +4000,7 @@
 </file>
 
 <file path=word/footnotes.xml><?xml version="1.0" encoding="utf-8"?>
-<w:footnotes xmlns:wpc="http://schemas.microsoft.com/office/word/2010/wordprocessingCanvas" xmlns:cx="http://schemas.microsoft.com/office/drawing/2014/chartex" xmlns:cx1="http://schemas.microsoft.com/office/drawing/2015/9/8/chartex" xmlns:cx2="http://schemas.microsoft.com/office/drawing/2015/10/21/chartex" xmlns:cx3="http://schemas.microsoft.com/office/drawing/2016/5/9/chartex" xmlns:cx4="http://schemas.microsoft.com/office/drawing/2016/5/10/chartex" xmlns:cx5="http://schemas.microsoft.com/office/drawing/2016/5/11/chartex" xmlns:cx6="http://schemas.microsoft.com/office/drawing/2016/5/12/chartex" xmlns:cx7="http://schemas.microsoft.com/office/drawing/2016/5/13/chartex" xmlns:cx8="http://schemas.microsoft.com/office/drawing/2016/5/14/chartex" xmlns:mc="http://schemas.openxmlformats.org/markup-compatibility/2006" xmlns:aink="http://schemas.microsoft.com/office/drawing/2016/ink" xmlns:am3d="http://schemas.microsoft.com/office/drawing/2017/model3d" xmlns:o="urn:schemas-microsoft-com:office:office" xmlns:oel="http://schemas.microsoft.com/office/2019/extlst" xmlns:r="http://schemas.openxmlformats.org/officeDocument/2006/relationships" xmlns:m="http://schemas.openxmlformats.org/officeDocument/2006/math" xmlns:v="urn:schemas-microsoft-com:vml" xmlns:wp14="http://schemas.microsoft.com/office/word/2010/wordprocessingDrawing" xmlns:wp="http://schemas.openxmlformats.org/drawingml/2006/wordprocessingDrawing" xmlns:w10="urn:schemas-microsoft-com:office:word" xmlns:w="http://schemas.openxmlformats.org/wordprocessingml/2006/main" xmlns:w14="http://schemas.microsoft.com/office/word/2010/wordml" xmlns:w15="http://schemas.microsoft.com/office/word/2012/wordml" xmlns:w16cex="http://schemas.microsoft.com/office/word/2018/wordml/cex" xmlns:w16cid="http://schemas.microsoft.com/office/word/2016/wordml/cid" xmlns:w16="http://schemas.microsoft.com/office/word/2018/wordml" xmlns:w16sdtdh="http://schemas.microsoft.com/office/word/2020/wordml/sdtdatahash" xmlns:w16se="http://schemas.microsoft.com/office/word/2015/wordml/symex" xmlns:wpg="http://schemas.microsoft.com/office/word/2010/wordprocessingGroup" xmlns:wpi="http://schemas.microsoft.com/office/word/2010/wordprocessingInk" xmlns:wne="http://schemas.microsoft.com/office/word/2006/wordml" xmlns:wps="http://schemas.microsoft.com/office/word/2010/wordprocessingShape" mc:Ignorable="w14 w15 w16se w16cid w16 w16cex w16sdtdh wp14">
+<w:footnotes xmlns:wpc="http://schemas.microsoft.com/office/word/2010/wordprocessingCanvas" xmlns:cx="http://schemas.microsoft.com/office/drawing/2014/chartex" xmlns:cx1="http://schemas.microsoft.com/office/drawing/2015/9/8/chartex" xmlns:cx2="http://schemas.microsoft.com/office/drawing/2015/10/21/chartex" xmlns:cx3="http://schemas.microsoft.com/office/drawing/2016/5/9/chartex" xmlns:cx4="http://schemas.microsoft.com/office/drawing/2016/5/10/chartex" xmlns:cx5="http://schemas.microsoft.com/office/drawing/2016/5/11/chartex" xmlns:cx6="http://schemas.microsoft.com/office/drawing/2016/5/12/chartex" xmlns:cx7="http://schemas.microsoft.com/office/drawing/2016/5/13/chartex" xmlns:cx8="http://schemas.microsoft.com/office/drawing/2016/5/14/chartex" xmlns:mc="http://schemas.openxmlformats.org/markup-compatibility/2006" xmlns:aink="http://schemas.microsoft.com/office/drawing/2016/ink" xmlns:am3d="http://schemas.microsoft.com/office/drawing/2017/model3d" xmlns:o="urn:schemas-microsoft-com:office:office" xmlns:oel="http://schemas.microsoft.com/office/2019/extlst" xmlns:r="http://schemas.openxmlformats.org/officeDocument/2006/relationships" xmlns:m="http://schemas.openxmlformats.org/officeDocument/2006/math" xmlns:v="urn:schemas-microsoft-com:vml" xmlns:wp14="http://schemas.microsoft.com/office/word/2010/wordprocessingDrawing" xmlns:wp="http://schemas.openxmlformats.org/drawingml/2006/wordprocessingDrawing" xmlns:w10="urn:schemas-microsoft-com:office:word" xmlns:w="http://schemas.openxmlformats.org/wordprocessingml/2006/main" xmlns:w14="http://schemas.microsoft.com/office/word/2010/wordml" xmlns:w15="http://schemas.microsoft.com/office/word/2012/wordml" xmlns:w16cex="http://schemas.microsoft.com/office/word/2018/wordml/cex" xmlns:w16cid="http://schemas.microsoft.com/office/word/2016/wordml/cid" xmlns:w16="http://schemas.microsoft.com/office/word/2018/wordml" xmlns:w16du="http://schemas.microsoft.com/office/word/2023/wordml/word16du" xmlns:w16sdtdh="http://schemas.microsoft.com/office/word/2020/wordml/sdtdatahash" xmlns:w16se="http://schemas.microsoft.com/office/word/2015/wordml/symex" xmlns:wpg="http://schemas.microsoft.com/office/word/2010/wordprocessingGroup" xmlns:wpi="http://schemas.microsoft.com/office/word/2010/wordprocessingInk" xmlns:wne="http://schemas.microsoft.com/office/word/2006/wordml" xmlns:wps="http://schemas.microsoft.com/office/word/2010/wordprocessingShape" mc:Ignorable="w14 w15 w16se w16cid w16 w16cex w16sdtdh w16du wp14">
   <w:footnote w:type="separator" w:id="-1">
     <w:p>
       <w:r>
@@ -4175,7 +4019,7 @@
 </file>
 
 <file path=word/numbering.xml><?xml version="1.0" encoding="utf-8"?>
-<w:numbering xmlns:wpc="http://schemas.microsoft.com/office/word/2010/wordprocessingCanvas" xmlns:cx="http://schemas.microsoft.com/office/drawing/2014/chartex" xmlns:cx1="http://schemas.microsoft.com/office/drawing/2015/9/8/chartex" xmlns:cx2="http://schemas.microsoft.com/office/drawing/2015/10/21/chartex" xmlns:cx3="http://schemas.microsoft.com/office/drawing/2016/5/9/chartex" xmlns:cx4="http://schemas.microsoft.com/office/drawing/2016/5/10/chartex" xmlns:cx5="http://schemas.microsoft.com/office/drawing/2016/5/11/chartex" xmlns:cx6="http://schemas.microsoft.com/office/drawing/2016/5/12/chartex" xmlns:cx7="http://schemas.microsoft.com/office/drawing/2016/5/13/chartex" xmlns:cx8="http://schemas.microsoft.com/office/drawing/2016/5/14/chartex" xmlns:mc="http://schemas.openxmlformats.org/markup-compatibility/2006" xmlns:aink="http://schemas.microsoft.com/office/drawing/2016/ink" xmlns:am3d="http://schemas.microsoft.com/office/drawing/2017/model3d" xmlns:o="urn:schemas-microsoft-com:office:office" xmlns:oel="http://schemas.microsoft.com/office/2019/extlst" xmlns:r="http://schemas.openxmlformats.org/officeDocument/2006/relationships" xmlns:m="http://schemas.openxmlformats.org/officeDocument/2006/math" xmlns:v="urn:schemas-microsoft-com:vml" xmlns:wp14="http://schemas.microsoft.com/office/word/2010/wordprocessingDrawing" xmlns:wp="http://schemas.openxmlformats.org/drawingml/2006/wordprocessingDrawing" xmlns:w10="urn:schemas-microsoft-com:office:word" xmlns:w="http://schemas.openxmlformats.org/wordprocessingml/2006/main" xmlns:w14="http://schemas.microsoft.com/office/word/2010/wordml" xmlns:w15="http://schemas.microsoft.com/office/word/2012/wordml" xmlns:w16cex="http://schemas.microsoft.com/office/word/2018/wordml/cex" xmlns:w16cid="http://schemas.microsoft.com/office/word/2016/wordml/cid" xmlns:w16="http://schemas.microsoft.com/office/word/2018/wordml" xmlns:w16sdtdh="http://schemas.microsoft.com/office/word/2020/wordml/sdtdatahash" xmlns:w16se="http://schemas.microsoft.com/office/word/2015/wordml/symex" xmlns:wpg="http://schemas.microsoft.com/office/word/2010/wordprocessingGroup" xmlns:wpi="http://schemas.microsoft.com/office/word/2010/wordprocessingInk" xmlns:wne="http://schemas.microsoft.com/office/word/2006/wordml" xmlns:wps="http://schemas.microsoft.com/office/word/2010/wordprocessingShape" mc:Ignorable="w14 w15 w16se w16cid w16 w16cex w16sdtdh wp14">
+<w:numbering xmlns:wpc="http://schemas.microsoft.com/office/word/2010/wordprocessingCanvas" xmlns:cx="http://schemas.microsoft.com/office/drawing/2014/chartex" xmlns:cx1="http://schemas.microsoft.com/office/drawing/2015/9/8/chartex" xmlns:cx2="http://schemas.microsoft.com/office/drawing/2015/10/21/chartex" xmlns:cx3="http://schemas.microsoft.com/office/drawing/2016/5/9/chartex" xmlns:cx4="http://schemas.microsoft.com/office/drawing/2016/5/10/chartex" xmlns:cx5="http://schemas.microsoft.com/office/drawing/2016/5/11/chartex" xmlns:cx6="http://schemas.microsoft.com/office/drawing/2016/5/12/chartex" xmlns:cx7="http://schemas.microsoft.com/office/drawing/2016/5/13/chartex" xmlns:cx8="http://schemas.microsoft.com/office/drawing/2016/5/14/chartex" xmlns:mc="http://schemas.openxmlformats.org/markup-compatibility/2006" xmlns:aink="http://schemas.microsoft.com/office/drawing/2016/ink" xmlns:am3d="http://schemas.microsoft.com/office/drawing/2017/model3d" xmlns:o="urn:schemas-microsoft-com:office:office" xmlns:oel="http://schemas.microsoft.com/office/2019/extlst" xmlns:r="http://schemas.openxmlformats.org/officeDocument/2006/relationships" xmlns:m="http://schemas.openxmlformats.org/officeDocument/2006/math" xmlns:v="urn:schemas-microsoft-com:vml" xmlns:wp14="http://schemas.microsoft.com/office/word/2010/wordprocessingDrawing" xmlns:wp="http://schemas.openxmlformats.org/drawingml/2006/wordprocessingDrawing" xmlns:w10="urn:schemas-microsoft-com:office:word" xmlns:w="http://schemas.openxmlformats.org/wordprocessingml/2006/main" xmlns:w14="http://schemas.microsoft.com/office/word/2010/wordml" xmlns:w15="http://schemas.microsoft.com/office/word/2012/wordml" xmlns:w16cex="http://schemas.microsoft.com/office/word/2018/wordml/cex" xmlns:w16cid="http://schemas.microsoft.com/office/word/2016/wordml/cid" xmlns:w16="http://schemas.microsoft.com/office/word/2018/wordml" xmlns:w16du="http://schemas.microsoft.com/office/word/2023/wordml/word16du" xmlns:w16sdtdh="http://schemas.microsoft.com/office/word/2020/wordml/sdtdatahash" xmlns:w16se="http://schemas.microsoft.com/office/word/2015/wordml/symex" xmlns:wpg="http://schemas.microsoft.com/office/word/2010/wordprocessingGroup" xmlns:wpi="http://schemas.microsoft.com/office/word/2010/wordprocessingInk" xmlns:wne="http://schemas.microsoft.com/office/word/2006/wordml" xmlns:wps="http://schemas.microsoft.com/office/word/2010/wordprocessingShape" mc:Ignorable="w14 w15 w16se w16cid w16 w16cex w16sdtdh w16du wp14">
   <w:abstractNum w:abstractNumId="0" w15:restartNumberingAfterBreak="0">
     <w:nsid w:val="00FA2EF8"/>
     <w:multiLevelType w:val="hybridMultilevel"/>
@@ -7295,7 +7139,7 @@
 </file>
 
 <file path=word/styles.xml><?xml version="1.0" encoding="utf-8"?>
-<w:styles xmlns:mc="http://schemas.openxmlformats.org/markup-compatibility/2006" xmlns:r="http://schemas.openxmlformats.org/officeDocument/2006/relationships" xmlns:w="http://schemas.openxmlformats.org/wordprocessingml/2006/main" xmlns:w14="http://schemas.microsoft.com/office/word/2010/wordml" xmlns:w15="http://schemas.microsoft.com/office/word/2012/wordml" xmlns:w16cex="http://schemas.microsoft.com/office/word/2018/wordml/cex" xmlns:w16cid="http://schemas.microsoft.com/office/word/2016/wordml/cid" xmlns:w16="http://schemas.microsoft.com/office/word/2018/wordml" xmlns:w16sdtdh="http://schemas.microsoft.com/office/word/2020/wordml/sdtdatahash" xmlns:w16se="http://schemas.microsoft.com/office/word/2015/wordml/symex" mc:Ignorable="w14 w15 w16se w16cid w16 w16cex w16sdtdh">
+<w:styles xmlns:mc="http://schemas.openxmlformats.org/markup-compatibility/2006" xmlns:r="http://schemas.openxmlformats.org/officeDocument/2006/relationships" xmlns:w="http://schemas.openxmlformats.org/wordprocessingml/2006/main" xmlns:w14="http://schemas.microsoft.com/office/word/2010/wordml" xmlns:w15="http://schemas.microsoft.com/office/word/2012/wordml" xmlns:w16cex="http://schemas.microsoft.com/office/word/2018/wordml/cex" xmlns:w16cid="http://schemas.microsoft.com/office/word/2016/wordml/cid" xmlns:w16="http://schemas.microsoft.com/office/word/2018/wordml" xmlns:w16du="http://schemas.microsoft.com/office/word/2023/wordml/word16du" xmlns:w16sdtdh="http://schemas.microsoft.com/office/word/2020/wordml/sdtdatahash" xmlns:w16se="http://schemas.microsoft.com/office/word/2015/wordml/symex" mc:Ignorable="w14 w15 w16se w16cid w16 w16cex w16sdtdh w16du">
   <w:docDefaults>
     <w:rPrDefault>
       <w:rPr>
@@ -7748,7 +7592,6 @@
   <w:style w:type="character" w:default="1" w:styleId="DefaultParagraphFont">
     <w:name w:val="Default Paragraph Font"/>
     <w:uiPriority w:val="1"/>
-    <w:semiHidden/>
     <w:unhideWhenUsed/>
   </w:style>
   <w:style w:type="table" w:default="1" w:styleId="TableNormal">
